--- a/LLDD/word/BE/Jobs/LLDD-BE-Job-3-ImportImpactCompetitor.docx
+++ b/LLDD/word/BE/Jobs/LLDD-BE-Job-3-ImportImpactCompetitor.docx
@@ -6581,7 +6581,7 @@
               <w:br/>
               <w:t xml:space="preserve">    {</w:t>
               <w:br/>
-              <w:t xml:space="preserve">      "startedAt": "07/06/2569 07:05",</w:t>
+              <w:t xml:space="preserve">      "startedAt": "07/06/2026 07:05",</w:t>
               <w:br/>
               <w:t xml:space="preserve">      "status": "ok"</w:t>
               <w:br/>

--- a/LLDD/word/BE/Jobs/LLDD-BE-Job-3-ImportImpactCompetitor.docx
+++ b/LLDD/word/BE/Jobs/LLDD-BE-Job-3-ImportImpactCompetitor.docx
@@ -492,7 +492,7 @@
                 <w:rFonts w:ascii="Arial" w:hAnsi="Arial" w:eastAsia="Arial"/>
                 <w:sz w:val="18"/>
               </w:rPr>
-              <w:t>9 ชั่วโมง</w:t>
+              <w:t>10 ชั่วโมง</w:t>
             </w:r>
           </w:p>
         </w:tc>
@@ -658,7 +658,7 @@
         <w:keepLines/>
       </w:pPr>
       <w:r>
-        <w:t>Estimate: 9 ชั่วโมง</w:t>
+        <w:t>Estimate: 10 ชั่วโมง</w:t>
       </w:r>
     </w:p>
     <w:p>
@@ -1065,7 +1065,7 @@
                 <w:rFonts w:ascii="Arial" w:hAnsi="Arial" w:eastAsia="Arial"/>
                 <w:sz w:val="18"/>
               </w:rPr>
-              <w:t>รูปแบบ YYYY|MM</w:t>
+              <w:t>รูปแบบ YYYY|MM · ⚠️ ปีเป็น พ.ศ. ตามวิว ALLMAP — ขัดกับกติกา ค.ศ. ทั้งระบบ ต้องยืนยันกับเจ้าของ ALLMAP</w:t>
             </w:r>
           </w:p>
         </w:tc>
@@ -4936,7 +4936,7 @@
         <w:br/>
         <w:t xml:space="preserve">  cron: string;</w:t>
         <w:br/>
-        <w:t xml:space="preserve">  /** Argument (งวด) — รูปแบบ YYYY|MM */</w:t>
+        <w:t xml:space="preserve">  /** Argument (งวด) — รูปแบบ YYYY|MM · ⚠️ ปีเป็น พ.ศ. ตามวิว ALLMAP — ขัดกับกติกา ค.ศ. ทั้งระบบ ต้องยืนยันกับเจ้าของ ALLMAP */</w:t>
         <w:br/>
         <w:t xml:space="preserve">  argument: string;</w:t>
         <w:br/>
@@ -4969,7 +4969,7 @@
         <w:br/>
         <w:t xml:space="preserve">  cron = process.env.SBPGI_JOB3_CRON ?? '0 07 7 * *'; // TODO: แก้ผ่าน env/config file แล้ว deploy</w:t>
         <w:br/>
-        <w:t xml:space="preserve">  argument = process.env.SBPGI_JOB3_ARGUMENT ?? '2569|06'; // TODO: แก้ผ่าน env/config file แล้ว deploy</w:t>
+        <w:t xml:space="preserve">  argument = process.env.SBPGI_JOB3_ARGUMENT ?? '2569|06'; // TODO: ปีเป็น พ.ศ. ตามวิว ALLMAP — ขัดกับกติกา ค.ศ. ทั้งระบบ ต้องยืนยันกับเจ้าของ ALLMAP (⚠️)</w:t>
         <w:br/>
         <w:t xml:space="preserve">  chunkSize = Number(process.env.SBPGI_JOB3_CHUNK_SIZE ?? 10000); // TODO: แก้ผ่าน env/config file แล้ว deploy</w:t>
         <w:br/>
@@ -6810,7 +6810,7 @@
         <w:br/>
         <w:t>-- [W] fgi_impact_competitors : insert รายงวด data_source=ALM (งวดล่าสุดต่อร้าน) ดึงจาก ALLMAP</w:t>
         <w:br/>
-        <w:t>-- TODO: เติมคอลัมน์จริงจาก Database design และยืนยัน unique key ที่กันข้อมูลซ้ำตอน rerun</w:t>
+        <w:t>-- TODO: เติมคอลัมน์ payload จริงจาก Database design</w:t>
         <w:br/>
         <w:t>INSERT INTO fgi_impact_competitors</w:t>
         <w:br/>
@@ -6818,7 +6818,7 @@
         <w:br/>
         <w:t>VALUES (/* TODO: bind params ตามลำดับคอลัมน์ด้านบน */)</w:t>
         <w:br/>
-        <w:t>ON CONFLICT (/* TODO: unique key ที่ใช้กันซ้ำ */)</w:t>
+        <w:t>ON CONFLICT (impact_process_id, competitor_code, period_key)   -- unique key จริงตาม DDL ของ fgi_impact_competitors (ห้ามเดา)</w:t>
         <w:br/>
         <w:t>DO UPDATE SET /* TODO: คอลัมน์ที่ยอมให้ทับ */</w:t>
         <w:br/>

--- a/LLDD/word/BE/Jobs/LLDD-BE-Job-3-ImportImpactCompetitor.docx
+++ b/LLDD/word/BE/Jobs/LLDD-BE-Job-3-ImportImpactCompetitor.docx
@@ -5,7 +5,7 @@
     <w:p>
       <w:r>
         <w:rPr>
-          <w:rFonts w:ascii="Arial" w:hAnsi="Arial" w:eastAsia="Arial"/>
+          <w:rFonts w:ascii="Arial" w:hAnsi="Arial" w:eastAsia="Arial" w:cs="Tahoma"/>
           <w:b/>
           <w:color w:val="0B2545"/>
           <w:sz w:val="40"/>
@@ -58,7 +58,7 @@
             <w:r/>
             <w:r>
               <w:rPr>
-                <w:rFonts w:ascii="Arial" w:hAnsi="Arial" w:eastAsia="Arial"/>
+                <w:rFonts w:ascii="Arial" w:hAnsi="Arial" w:eastAsia="Arial" w:cs="Tahoma"/>
                 <w:b/>
                 <w:sz w:val="18"/>
               </w:rPr>
@@ -80,7 +80,7 @@
             <w:r/>
             <w:r>
               <w:rPr>
-                <w:rFonts w:ascii="Arial" w:hAnsi="Arial" w:eastAsia="Arial"/>
+                <w:rFonts w:ascii="Arial" w:hAnsi="Arial" w:eastAsia="Arial" w:cs="Tahoma"/>
                 <w:b/>
                 <w:sz w:val="18"/>
               </w:rPr>
@@ -105,13 +105,13 @@
             </w:pPr>
             <w:r>
               <w:rPr>
-                <w:rFonts w:ascii="Arial" w:hAnsi="Arial" w:eastAsia="Arial"/>
-                <w:sz w:val="18"/>
-              </w:rPr>
-            </w:r>
-            <w:r>
-              <w:rPr>
-                <w:rFonts w:ascii="Arial" w:hAnsi="Arial" w:eastAsia="Arial"/>
+                <w:rFonts w:ascii="Arial" w:hAnsi="Arial" w:eastAsia="Arial" w:cs="Tahoma"/>
+                <w:sz w:val="18"/>
+              </w:rPr>
+            </w:r>
+            <w:r>
+              <w:rPr>
+                <w:rFonts w:ascii="Arial" w:hAnsi="Arial" w:eastAsia="Arial" w:cs="Tahoma"/>
                 <w:sz w:val="18"/>
               </w:rPr>
               <w:t>วัตถุประสงค์</w:t>
@@ -130,13 +130,13 @@
             </w:pPr>
             <w:r>
               <w:rPr>
-                <w:rFonts w:ascii="Arial" w:hAnsi="Arial" w:eastAsia="Arial"/>
-                <w:sz w:val="18"/>
-              </w:rPr>
-            </w:r>
-            <w:r>
-              <w:rPr>
-                <w:rFonts w:ascii="Arial" w:hAnsi="Arial" w:eastAsia="Arial"/>
+                <w:rFonts w:ascii="Arial" w:hAnsi="Arial" w:eastAsia="Arial" w:cs="Tahoma"/>
+                <w:sz w:val="18"/>
+              </w:rPr>
+            </w:r>
+            <w:r>
+              <w:rPr>
+                <w:rFonts w:ascii="Arial" w:hAnsi="Arial" w:eastAsia="Arial" w:cs="Tahoma"/>
                 <w:sz w:val="18"/>
               </w:rPr>
               <w:t>ใช้เป็นรายละเอียดระดับพัฒนาสำหรับออกแบบ ลงมือพัฒนา ตรวจทาน และทดสอบขอบเขตที่ระบุในฉบับนี้</w:t>
@@ -160,13 +160,13 @@
             </w:pPr>
             <w:r>
               <w:rPr>
-                <w:rFonts w:ascii="Arial" w:hAnsi="Arial" w:eastAsia="Arial"/>
-                <w:sz w:val="18"/>
-              </w:rPr>
-            </w:r>
-            <w:r>
-              <w:rPr>
-                <w:rFonts w:ascii="Arial" w:hAnsi="Arial" w:eastAsia="Arial"/>
+                <w:rFonts w:ascii="Arial" w:hAnsi="Arial" w:eastAsia="Arial" w:cs="Tahoma"/>
+                <w:sz w:val="18"/>
+              </w:rPr>
+            </w:r>
+            <w:r>
+              <w:rPr>
+                <w:rFonts w:ascii="Arial" w:hAnsi="Arial" w:eastAsia="Arial" w:cs="Tahoma"/>
                 <w:sz w:val="18"/>
               </w:rPr>
               <w:t>ลำดับการอ่าน</w:t>
@@ -185,13 +185,13 @@
             </w:pPr>
             <w:r>
               <w:rPr>
-                <w:rFonts w:ascii="Arial" w:hAnsi="Arial" w:eastAsia="Arial"/>
-                <w:sz w:val="18"/>
-              </w:rPr>
-            </w:r>
-            <w:r>
-              <w:rPr>
-                <w:rFonts w:ascii="Arial" w:hAnsi="Arial" w:eastAsia="Arial"/>
+                <w:rFonts w:ascii="Arial" w:hAnsi="Arial" w:eastAsia="Arial" w:cs="Tahoma"/>
+                <w:sz w:val="18"/>
+              </w:rPr>
+            </w:r>
+            <w:r>
+              <w:rPr>
+                <w:rFonts w:ascii="Arial" w:hAnsi="Arial" w:eastAsia="Arial" w:cs="Tahoma"/>
                 <w:sz w:val="18"/>
               </w:rPr>
               <w:t>เริ่มจาก Overview และ Scope จากนั้นตรวจ Field/Validation, Implementation, Contract, Processing Flow, Acceptance Criteria และ Test Checklist ตามลำดับ</w:t>
@@ -215,13 +215,13 @@
             </w:pPr>
             <w:r>
               <w:rPr>
-                <w:rFonts w:ascii="Arial" w:hAnsi="Arial" w:eastAsia="Arial"/>
-                <w:sz w:val="18"/>
-              </w:rPr>
-            </w:r>
-            <w:r>
-              <w:rPr>
-                <w:rFonts w:ascii="Arial" w:hAnsi="Arial" w:eastAsia="Arial"/>
+                <w:rFonts w:ascii="Arial" w:hAnsi="Arial" w:eastAsia="Arial" w:cs="Tahoma"/>
+                <w:sz w:val="18"/>
+              </w:rPr>
+            </w:r>
+            <w:r>
+              <w:rPr>
+                <w:rFonts w:ascii="Arial" w:hAnsi="Arial" w:eastAsia="Arial" w:cs="Tahoma"/>
                 <w:sz w:val="18"/>
               </w:rPr>
               <w:t>ผลลัพธ์ที่คาดหวัง</w:t>
@@ -240,13 +240,13 @@
             </w:pPr>
             <w:r>
               <w:rPr>
-                <w:rFonts w:ascii="Arial" w:hAnsi="Arial" w:eastAsia="Arial"/>
-                <w:sz w:val="18"/>
-              </w:rPr>
-            </w:r>
-            <w:r>
-              <w:rPr>
-                <w:rFonts w:ascii="Arial" w:hAnsi="Arial" w:eastAsia="Arial"/>
+                <w:rFonts w:ascii="Arial" w:hAnsi="Arial" w:eastAsia="Arial" w:cs="Tahoma"/>
+                <w:sz w:val="18"/>
+              </w:rPr>
+            </w:r>
+            <w:r>
+              <w:rPr>
+                <w:rFonts w:ascii="Arial" w:hAnsi="Arial" w:eastAsia="Arial" w:cs="Tahoma"/>
                 <w:sz w:val="18"/>
               </w:rPr>
               <w:t>ผู้อ่านสามารถระบุ input, ขั้นตอนประมวลผล, output, เงื่อนไขผิดพลาด และหลักฐานการทดสอบได้จากเนื้อหาในฉบับเดียว</w:t>
@@ -270,13 +270,13 @@
             </w:pPr>
             <w:r>
               <w:rPr>
-                <w:rFonts w:ascii="Arial" w:hAnsi="Arial" w:eastAsia="Arial"/>
-                <w:sz w:val="18"/>
-              </w:rPr>
-            </w:r>
-            <w:r>
-              <w:rPr>
-                <w:rFonts w:ascii="Arial" w:hAnsi="Arial" w:eastAsia="Arial"/>
+                <w:rFonts w:ascii="Arial" w:hAnsi="Arial" w:eastAsia="Arial" w:cs="Tahoma"/>
+                <w:sz w:val="18"/>
+              </w:rPr>
+            </w:r>
+            <w:r>
+              <w:rPr>
+                <w:rFonts w:ascii="Arial" w:hAnsi="Arial" w:eastAsia="Arial" w:cs="Tahoma"/>
                 <w:sz w:val="18"/>
               </w:rPr>
               <w:t>Java เดิม</w:t>
@@ -295,13 +295,13 @@
             </w:pPr>
             <w:r>
               <w:rPr>
-                <w:rFonts w:ascii="Arial" w:hAnsi="Arial" w:eastAsia="Arial"/>
-                <w:sz w:val="18"/>
-              </w:rPr>
-            </w:r>
-            <w:r>
-              <w:rPr>
-                <w:rFonts w:ascii="Arial" w:hAnsi="Arial" w:eastAsia="Arial"/>
+                <w:rFonts w:ascii="Arial" w:hAnsi="Arial" w:eastAsia="Arial" w:cs="Tahoma"/>
+                <w:sz w:val="18"/>
+              </w:rPr>
+            </w:r>
+            <w:r>
+              <w:rPr>
+                <w:rFonts w:ascii="Arial" w:hAnsi="Arial" w:eastAsia="Arial" w:cs="Tahoma"/>
                 <w:sz w:val="18"/>
               </w:rPr>
               <w:t>ภาคผนวกท้ายฉบับระบุ source file, ช่วงบรรทัด และ code Java เดิมสำหรับตรวจเทียบ behavior ก่อนย้ายระบบ</w:t>
@@ -356,7 +356,7 @@
             <w:r/>
             <w:r>
               <w:rPr>
-                <w:rFonts w:ascii="Arial" w:hAnsi="Arial" w:eastAsia="Arial"/>
+                <w:rFonts w:ascii="Arial" w:hAnsi="Arial" w:eastAsia="Arial" w:cs="Tahoma"/>
                 <w:b/>
                 <w:sz w:val="18"/>
               </w:rPr>
@@ -378,7 +378,7 @@
             <w:r/>
             <w:r>
               <w:rPr>
-                <w:rFonts w:ascii="Arial" w:hAnsi="Arial" w:eastAsia="Arial"/>
+                <w:rFonts w:ascii="Arial" w:hAnsi="Arial" w:eastAsia="Arial" w:cs="Tahoma"/>
                 <w:b/>
                 <w:sz w:val="18"/>
               </w:rPr>
@@ -403,13 +403,13 @@
             </w:pPr>
             <w:r>
               <w:rPr>
-                <w:rFonts w:ascii="Arial" w:hAnsi="Arial" w:eastAsia="Arial"/>
-                <w:sz w:val="18"/>
-              </w:rPr>
-            </w:r>
-            <w:r>
-              <w:rPr>
-                <w:rFonts w:ascii="Arial" w:hAnsi="Arial" w:eastAsia="Arial"/>
+                <w:rFonts w:ascii="Arial" w:hAnsi="Arial" w:eastAsia="Arial" w:cs="Tahoma"/>
+                <w:sz w:val="18"/>
+              </w:rPr>
+            </w:r>
+            <w:r>
+              <w:rPr>
+                <w:rFonts w:ascii="Arial" w:hAnsi="Arial" w:eastAsia="Arial" w:cs="Tahoma"/>
                 <w:sz w:val="18"/>
               </w:rPr>
               <w:t>Track</w:t>
@@ -428,13 +428,13 @@
             </w:pPr>
             <w:r>
               <w:rPr>
-                <w:rFonts w:ascii="Arial" w:hAnsi="Arial" w:eastAsia="Arial"/>
-                <w:sz w:val="18"/>
-              </w:rPr>
-            </w:r>
-            <w:r>
-              <w:rPr>
-                <w:rFonts w:ascii="Arial" w:hAnsi="Arial" w:eastAsia="Arial"/>
+                <w:rFonts w:ascii="Arial" w:hAnsi="Arial" w:eastAsia="Arial" w:cs="Tahoma"/>
+                <w:sz w:val="18"/>
+              </w:rPr>
+            </w:r>
+            <w:r>
+              <w:rPr>
+                <w:rFonts w:ascii="Arial" w:hAnsi="Arial" w:eastAsia="Arial" w:cs="Tahoma"/>
                 <w:sz w:val="18"/>
               </w:rPr>
               <w:t>BE</w:t>
@@ -458,13 +458,13 @@
             </w:pPr>
             <w:r>
               <w:rPr>
-                <w:rFonts w:ascii="Arial" w:hAnsi="Arial" w:eastAsia="Arial"/>
-                <w:sz w:val="18"/>
-              </w:rPr>
-            </w:r>
-            <w:r>
-              <w:rPr>
-                <w:rFonts w:ascii="Arial" w:hAnsi="Arial" w:eastAsia="Arial"/>
+                <w:rFonts w:ascii="Arial" w:hAnsi="Arial" w:eastAsia="Arial" w:cs="Tahoma"/>
+                <w:sz w:val="18"/>
+              </w:rPr>
+            </w:r>
+            <w:r>
+              <w:rPr>
+                <w:rFonts w:ascii="Arial" w:hAnsi="Arial" w:eastAsia="Arial" w:cs="Tahoma"/>
                 <w:sz w:val="18"/>
               </w:rPr>
               <w:t>Estimate</w:t>
@@ -483,16 +483,24 @@
             </w:pPr>
             <w:r>
               <w:rPr>
-                <w:rFonts w:ascii="Arial" w:hAnsi="Arial" w:eastAsia="Arial"/>
-                <w:sz w:val="18"/>
-              </w:rPr>
-            </w:r>
-            <w:r>
-              <w:rPr>
-                <w:rFonts w:ascii="Arial" w:hAnsi="Arial" w:eastAsia="Arial"/>
-                <w:sz w:val="18"/>
-              </w:rPr>
-              <w:t>10 ชั่วโมง</w:t>
+                <w:rFonts w:ascii="Arial" w:hAnsi="Arial" w:eastAsia="Arial" w:cs="Tahoma"/>
+                <w:sz w:val="18"/>
+              </w:rPr>
+            </w:r>
+            <w:r>
+              <w:rPr>
+                <w:rFonts w:ascii="Arial" w:hAnsi="Arial" w:eastAsia="Arial" w:cs="Tahoma"/>
+                <w:b/>
+                <w:sz w:val="18"/>
+              </w:rPr>
+              <w:t>13 ชั่วโมง</w:t>
+            </w:r>
+            <w:r>
+              <w:rPr>
+                <w:rFonts w:ascii="Arial" w:hAnsi="Arial" w:eastAsia="Arial" w:cs="Tahoma"/>
+                <w:sz w:val="18"/>
+              </w:rPr>
+              <w:t xml:space="preserve"> = implementation 10 + unit test 3 (30%)</w:t>
             </w:r>
           </w:p>
         </w:tc>
@@ -513,13 +521,13 @@
             </w:pPr>
             <w:r>
               <w:rPr>
-                <w:rFonts w:ascii="Arial" w:hAnsi="Arial" w:eastAsia="Arial"/>
-                <w:sz w:val="18"/>
-              </w:rPr>
-            </w:r>
-            <w:r>
-              <w:rPr>
-                <w:rFonts w:ascii="Arial" w:hAnsi="Arial" w:eastAsia="Arial"/>
+                <w:rFonts w:ascii="Arial" w:hAnsi="Arial" w:eastAsia="Arial" w:cs="Tahoma"/>
+                <w:sz w:val="18"/>
+              </w:rPr>
+            </w:r>
+            <w:r>
+              <w:rPr>
+                <w:rFonts w:ascii="Arial" w:hAnsi="Arial" w:eastAsia="Arial" w:cs="Tahoma"/>
                 <w:sz w:val="18"/>
               </w:rPr>
               <w:t>Owner</w:t>
@@ -538,13 +546,13 @@
             </w:pPr>
             <w:r>
               <w:rPr>
-                <w:rFonts w:ascii="Arial" w:hAnsi="Arial" w:eastAsia="Arial"/>
-                <w:sz w:val="18"/>
-              </w:rPr>
-            </w:r>
-            <w:r>
-              <w:rPr>
-                <w:rFonts w:ascii="Arial" w:hAnsi="Arial" w:eastAsia="Arial"/>
+                <w:rFonts w:ascii="Arial" w:hAnsi="Arial" w:eastAsia="Arial" w:cs="Tahoma"/>
+                <w:sz w:val="18"/>
+              </w:rPr>
+            </w:r>
+            <w:r>
+              <w:rPr>
+                <w:rFonts w:ascii="Arial" w:hAnsi="Arial" w:eastAsia="Arial" w:cs="Tahoma"/>
                 <w:sz w:val="18"/>
               </w:rPr>
               <w:t>Aphiwit &lt;Bank&gt; Khammoon</w:t>
@@ -568,16 +576,16 @@
             </w:pPr>
             <w:r>
               <w:rPr>
-                <w:rFonts w:ascii="Arial" w:hAnsi="Arial" w:eastAsia="Arial"/>
-                <w:sz w:val="18"/>
-              </w:rPr>
-            </w:r>
-            <w:r>
-              <w:rPr>
-                <w:rFonts w:ascii="Arial" w:hAnsi="Arial" w:eastAsia="Arial"/>
-                <w:sz w:val="18"/>
-              </w:rPr>
-              <w:t>Objective</w:t>
+                <w:rFonts w:ascii="Arial" w:hAnsi="Arial" w:eastAsia="Arial" w:cs="Tahoma"/>
+                <w:sz w:val="18"/>
+              </w:rPr>
+            </w:r>
+            <w:r>
+              <w:rPr>
+                <w:rFonts w:ascii="Arial" w:hAnsi="Arial" w:eastAsia="Arial" w:cs="Tahoma"/>
+                <w:sz w:val="18"/>
+              </w:rPr>
+              <w:t>Target repository</w:t>
             </w:r>
           </w:p>
         </w:tc>
@@ -593,13 +601,104 @@
             </w:pPr>
             <w:r>
               <w:rPr>
-                <w:rFonts w:ascii="Arial" w:hAnsi="Arial" w:eastAsia="Arial"/>
-                <w:sz w:val="18"/>
-              </w:rPr>
-            </w:r>
-            <w:r>
-              <w:rPr>
-                <w:rFonts w:ascii="Arial" w:hAnsi="Arial" w:eastAsia="Arial"/>
+                <w:rFonts w:ascii="Arial" w:hAnsi="Arial" w:eastAsia="Arial" w:cs="Tahoma"/>
+                <w:sz w:val="18"/>
+              </w:rPr>
+            </w:r>
+            <w:r>
+              <w:rPr>
+                <w:rFonts w:ascii="Courier New" w:hAnsi="Courier New" w:eastAsia="Courier New" w:cs="Tahoma"/>
+                <w:sz w:val="18"/>
+              </w:rPr>
+              <w:t>SBP/srm-sps-spsap-store-backend</w:t>
+            </w:r>
+            <w:r>
+              <w:rPr>
+                <w:rFonts w:ascii="Arial" w:hAnsi="Arial" w:eastAsia="Arial" w:cs="Tahoma"/>
+                <w:sz w:val="18"/>
+              </w:rPr>
+              <w:t xml:space="preserve"> (NestJS + TypeORM · schema </w:t>
+            </w:r>
+            <w:r>
+              <w:rPr>
+                <w:rFonts w:ascii="Courier New" w:hAnsi="Courier New" w:eastAsia="Courier New" w:cs="Tahoma"/>
+                <w:sz w:val="18"/>
+              </w:rPr>
+              <w:t>sps_store</w:t>
+            </w:r>
+            <w:r>
+              <w:rPr>
+                <w:rFonts w:ascii="Arial" w:hAnsi="Arial" w:eastAsia="Arial" w:cs="Tahoma"/>
+                <w:sz w:val="18"/>
+              </w:rPr>
+              <w:t xml:space="preserve">) — batch runner ฝั่ง backend </w:t>
+            </w:r>
+            <w:r>
+              <w:rPr>
+                <w:rFonts w:ascii="Arial" w:hAnsi="Arial" w:eastAsia="Arial" w:cs="Tahoma"/>
+                <w:b/>
+                <w:sz w:val="18"/>
+              </w:rPr>
+              <w:t>ไม่ผ่าน BFF</w:t>
+            </w:r>
+            <w:r>
+              <w:rPr>
+                <w:rFonts w:ascii="Arial" w:hAnsi="Arial" w:eastAsia="Arial" w:cs="Tahoma"/>
+                <w:sz w:val="18"/>
+              </w:rPr>
+              <w:t xml:space="preserve"> · cron/พารามิเตอร์อยู่ใน backend config (env/config file)</w:t>
+            </w:r>
+          </w:p>
+        </w:tc>
+      </w:tr>
+      <w:tr>
+        <w:trPr>
+          <w:cantSplit/>
+        </w:trPr>
+        <w:tc>
+          <w:tcPr>
+            <w:tcW w:type="dxa" w:w="5040"/>
+            <w:vAlign w:val="center"/>
+          </w:tcPr>
+          <w:p>
+            <w:pPr>
+              <w:keepLines/>
+              <w:spacing w:after="0"/>
+            </w:pPr>
+            <w:r>
+              <w:rPr>
+                <w:rFonts w:ascii="Arial" w:hAnsi="Arial" w:eastAsia="Arial" w:cs="Tahoma"/>
+                <w:sz w:val="18"/>
+              </w:rPr>
+            </w:r>
+            <w:r>
+              <w:rPr>
+                <w:rFonts w:ascii="Arial" w:hAnsi="Arial" w:eastAsia="Arial" w:cs="Tahoma"/>
+                <w:sz w:val="18"/>
+              </w:rPr>
+              <w:t>Objective</w:t>
+            </w:r>
+          </w:p>
+        </w:tc>
+        <w:tc>
+          <w:tcPr>
+            <w:tcW w:type="dxa" w:w="5040"/>
+            <w:vAlign w:val="center"/>
+          </w:tcPr>
+          <w:p>
+            <w:pPr>
+              <w:keepLines/>
+              <w:spacing w:after="0"/>
+            </w:pPr>
+            <w:r>
+              <w:rPr>
+                <w:rFonts w:ascii="Arial" w:hAnsi="Arial" w:eastAsia="Arial" w:cs="Tahoma"/>
+                <w:sz w:val="18"/>
+              </w:rPr>
+            </w:r>
+            <w:r>
+              <w:rPr>
+                <w:rFonts w:ascii="Arial" w:hAnsi="Arial" w:eastAsia="Arial" w:cs="Tahoma"/>
                 <w:sz w:val="18"/>
               </w:rPr>
               <w:t>นำเข้าร้านคู่แข่งจาก ALLMAP: นำข้อมูลร้านคู่แข่งรายงวดจากวิว COMPETITOR_IMPACT_VIEW เข้า fgi_impact_competitors ทีละ 10,000 แถว กันซ้ำระดับงวด (ถ้างวดมีข้อมูลแล้วจะข้ามทั้งงวด ไม่มี upsert)</w:t>
@@ -677,6 +776,25 @@
       </w:pPr>
       <w:r>
         <w:t>Runbook, rerun rule, risk และ history ตามเอกสาร Batch v4.0 · ผลการรันเขียน application log แบบ structured</w:t>
+      </w:r>
+    </w:p>
+    <w:p>
+      <w:pPr>
+        <w:pStyle w:val="Heading1"/>
+        <w:keepNext/>
+        <w:keepLines/>
+        <w:pageBreakBefore w:val="0"/>
+      </w:pPr>
+      <w:r>
+        <w:t>3. Screenshot Reference</w:t>
+      </w:r>
+    </w:p>
+    <w:p>
+      <w:pPr>
+        <w:keepNext w:val="0"/>
+      </w:pPr>
+      <w:r>
+        <w:t>ไม่มีภาพหน้าจอสำหรับหัวข้อนี้ — เป็นเอกสารฝั่ง Backend/Batch ที่ไม่มี UI (ภาพหน้าจอทั้งหมดอยู่ในเอกสารชุด FE)</w:t>
       </w:r>
     </w:p>
     <w:p>
@@ -785,7 +903,7 @@
             <w:r/>
             <w:r>
               <w:rPr>
-                <w:rFonts w:ascii="Arial" w:hAnsi="Arial" w:eastAsia="Arial"/>
+                <w:rFonts w:ascii="Arial" w:hAnsi="Arial" w:eastAsia="Arial" w:cs="Tahoma"/>
                 <w:b/>
                 <w:sz w:val="18"/>
               </w:rPr>
@@ -807,7 +925,7 @@
             <w:r/>
             <w:r>
               <w:rPr>
-                <w:rFonts w:ascii="Arial" w:hAnsi="Arial" w:eastAsia="Arial"/>
+                <w:rFonts w:ascii="Arial" w:hAnsi="Arial" w:eastAsia="Arial" w:cs="Tahoma"/>
                 <w:b/>
                 <w:sz w:val="18"/>
               </w:rPr>
@@ -829,7 +947,7 @@
             <w:r/>
             <w:r>
               <w:rPr>
-                <w:rFonts w:ascii="Arial" w:hAnsi="Arial" w:eastAsia="Arial"/>
+                <w:rFonts w:ascii="Arial" w:hAnsi="Arial" w:eastAsia="Arial" w:cs="Tahoma"/>
                 <w:b/>
                 <w:sz w:val="18"/>
               </w:rPr>
@@ -851,7 +969,7 @@
             <w:r/>
             <w:r>
               <w:rPr>
-                <w:rFonts w:ascii="Arial" w:hAnsi="Arial" w:eastAsia="Arial"/>
+                <w:rFonts w:ascii="Arial" w:hAnsi="Arial" w:eastAsia="Arial" w:cs="Tahoma"/>
                 <w:b/>
                 <w:sz w:val="18"/>
               </w:rPr>
@@ -876,13 +994,13 @@
             </w:pPr>
             <w:r>
               <w:rPr>
-                <w:rFonts w:ascii="Arial" w:hAnsi="Arial" w:eastAsia="Arial"/>
-                <w:sz w:val="18"/>
-              </w:rPr>
-            </w:r>
-            <w:r>
-              <w:rPr>
-                <w:rFonts w:ascii="Arial" w:hAnsi="Arial" w:eastAsia="Arial"/>
+                <w:rFonts w:ascii="Arial" w:hAnsi="Arial" w:eastAsia="Arial" w:cs="Tahoma"/>
+                <w:sz w:val="18"/>
+              </w:rPr>
+            </w:r>
+            <w:r>
+              <w:rPr>
+                <w:rFonts w:ascii="Arial" w:hAnsi="Arial" w:eastAsia="Arial" w:cs="Tahoma"/>
                 <w:sz w:val="18"/>
               </w:rPr>
               <w:t>กำหนดการรัน (Cron)</w:t>
@@ -901,13 +1019,13 @@
             </w:pPr>
             <w:r>
               <w:rPr>
-                <w:rFonts w:ascii="Arial" w:hAnsi="Arial" w:eastAsia="Arial"/>
-                <w:sz w:val="18"/>
-              </w:rPr>
-            </w:r>
-            <w:r>
-              <w:rPr>
-                <w:rFonts w:ascii="Arial" w:hAnsi="Arial" w:eastAsia="Arial"/>
+                <w:rFonts w:ascii="Arial" w:hAnsi="Arial" w:eastAsia="Arial" w:cs="Tahoma"/>
+                <w:sz w:val="18"/>
+              </w:rPr>
+            </w:r>
+            <w:r>
+              <w:rPr>
+                <w:rFonts w:ascii="Arial" w:hAnsi="Arial" w:eastAsia="Arial" w:cs="Tahoma"/>
                 <w:sz w:val="18"/>
               </w:rPr>
               <w:t>0 07 7 * *</w:t>
@@ -926,13 +1044,13 @@
             </w:pPr>
             <w:r>
               <w:rPr>
-                <w:rFonts w:ascii="Arial" w:hAnsi="Arial" w:eastAsia="Arial"/>
-                <w:sz w:val="18"/>
-              </w:rPr>
-            </w:r>
-            <w:r>
-              <w:rPr>
-                <w:rFonts w:ascii="Arial" w:hAnsi="Arial" w:eastAsia="Arial"/>
+                <w:rFonts w:ascii="Arial" w:hAnsi="Arial" w:eastAsia="Arial" w:cs="Tahoma"/>
+                <w:sz w:val="18"/>
+              </w:rPr>
+            </w:r>
+            <w:r>
+              <w:rPr>
+                <w:rFonts w:ascii="Arial" w:hAnsi="Arial" w:eastAsia="Arial" w:cs="Tahoma"/>
                 <w:sz w:val="18"/>
               </w:rPr>
               <w:t>แก้ไขได้</w:t>
@@ -951,13 +1069,13 @@
             </w:pPr>
             <w:r>
               <w:rPr>
-                <w:rFonts w:ascii="Arial" w:hAnsi="Arial" w:eastAsia="Arial"/>
-                <w:sz w:val="18"/>
-              </w:rPr>
-            </w:r>
-            <w:r>
-              <w:rPr>
-                <w:rFonts w:ascii="Arial" w:hAnsi="Arial" w:eastAsia="Arial"/>
+                <w:rFonts w:ascii="Arial" w:hAnsi="Arial" w:eastAsia="Arial" w:cs="Tahoma"/>
+                <w:sz w:val="18"/>
+              </w:rPr>
+            </w:r>
+            <w:r>
+              <w:rPr>
+                <w:rFonts w:ascii="Arial" w:hAnsi="Arial" w:eastAsia="Arial" w:cs="Tahoma"/>
                 <w:sz w:val="18"/>
               </w:rPr>
               <w:t>ใช้สคริปต์ /appstore/SPS/FGI/schedule/FGI_ImportCompetitor.sh; Operations ตรวจ deployment path และ owner permission ก่อนขึ้น production</w:t>
@@ -981,13 +1099,13 @@
             </w:pPr>
             <w:r>
               <w:rPr>
-                <w:rFonts w:ascii="Arial" w:hAnsi="Arial" w:eastAsia="Arial"/>
-                <w:sz w:val="18"/>
-              </w:rPr>
-            </w:r>
-            <w:r>
-              <w:rPr>
-                <w:rFonts w:ascii="Arial" w:hAnsi="Arial" w:eastAsia="Arial"/>
+                <w:rFonts w:ascii="Arial" w:hAnsi="Arial" w:eastAsia="Arial" w:cs="Tahoma"/>
+                <w:sz w:val="18"/>
+              </w:rPr>
+            </w:r>
+            <w:r>
+              <w:rPr>
+                <w:rFonts w:ascii="Arial" w:hAnsi="Arial" w:eastAsia="Arial" w:cs="Tahoma"/>
                 <w:sz w:val="18"/>
               </w:rPr>
               <w:t>Argument (งวด)</w:t>
@@ -1006,13 +1124,13 @@
             </w:pPr>
             <w:r>
               <w:rPr>
-                <w:rFonts w:ascii="Arial" w:hAnsi="Arial" w:eastAsia="Arial"/>
-                <w:sz w:val="18"/>
-              </w:rPr>
-            </w:r>
-            <w:r>
-              <w:rPr>
-                <w:rFonts w:ascii="Arial" w:hAnsi="Arial" w:eastAsia="Arial"/>
+                <w:rFonts w:ascii="Arial" w:hAnsi="Arial" w:eastAsia="Arial" w:cs="Tahoma"/>
+                <w:sz w:val="18"/>
+              </w:rPr>
+            </w:r>
+            <w:r>
+              <w:rPr>
+                <w:rFonts w:ascii="Arial" w:hAnsi="Arial" w:eastAsia="Arial" w:cs="Tahoma"/>
                 <w:sz w:val="18"/>
               </w:rPr>
               <w:t>2569|06</w:t>
@@ -1031,13 +1149,13 @@
             </w:pPr>
             <w:r>
               <w:rPr>
-                <w:rFonts w:ascii="Arial" w:hAnsi="Arial" w:eastAsia="Arial"/>
-                <w:sz w:val="18"/>
-              </w:rPr>
-            </w:r>
-            <w:r>
-              <w:rPr>
-                <w:rFonts w:ascii="Arial" w:hAnsi="Arial" w:eastAsia="Arial"/>
+                <w:rFonts w:ascii="Arial" w:hAnsi="Arial" w:eastAsia="Arial" w:cs="Tahoma"/>
+                <w:sz w:val="18"/>
+              </w:rPr>
+            </w:r>
+            <w:r>
+              <w:rPr>
+                <w:rFonts w:ascii="Arial" w:hAnsi="Arial" w:eastAsia="Arial" w:cs="Tahoma"/>
                 <w:sz w:val="18"/>
               </w:rPr>
               <w:t>แก้ไขได้</w:t>
@@ -1056,13 +1174,13 @@
             </w:pPr>
             <w:r>
               <w:rPr>
-                <w:rFonts w:ascii="Arial" w:hAnsi="Arial" w:eastAsia="Arial"/>
-                <w:sz w:val="18"/>
-              </w:rPr>
-            </w:r>
-            <w:r>
-              <w:rPr>
-                <w:rFonts w:ascii="Arial" w:hAnsi="Arial" w:eastAsia="Arial"/>
+                <w:rFonts w:ascii="Arial" w:hAnsi="Arial" w:eastAsia="Arial" w:cs="Tahoma"/>
+                <w:sz w:val="18"/>
+              </w:rPr>
+            </w:r>
+            <w:r>
+              <w:rPr>
+                <w:rFonts w:ascii="Arial" w:hAnsi="Arial" w:eastAsia="Arial" w:cs="Tahoma"/>
                 <w:sz w:val="18"/>
               </w:rPr>
               <w:t>รูปแบบ YYYY|MM · ⚠️ ปีเป็น พ.ศ. ตามวิว ALLMAP — ขัดกับกติกา ค.ศ. ทั้งระบบ ต้องยืนยันกับเจ้าของ ALLMAP</w:t>
@@ -1086,13 +1204,13 @@
             </w:pPr>
             <w:r>
               <w:rPr>
-                <w:rFonts w:ascii="Arial" w:hAnsi="Arial" w:eastAsia="Arial"/>
-                <w:sz w:val="18"/>
-              </w:rPr>
-            </w:r>
-            <w:r>
-              <w:rPr>
-                <w:rFonts w:ascii="Arial" w:hAnsi="Arial" w:eastAsia="Arial"/>
+                <w:rFonts w:ascii="Arial" w:hAnsi="Arial" w:eastAsia="Arial" w:cs="Tahoma"/>
+                <w:sz w:val="18"/>
+              </w:rPr>
+            </w:r>
+            <w:r>
+              <w:rPr>
+                <w:rFonts w:ascii="Arial" w:hAnsi="Arial" w:eastAsia="Arial" w:cs="Tahoma"/>
                 <w:sz w:val="18"/>
               </w:rPr>
               <w:t>Chunk Size</w:t>
@@ -1111,13 +1229,13 @@
             </w:pPr>
             <w:r>
               <w:rPr>
-                <w:rFonts w:ascii="Arial" w:hAnsi="Arial" w:eastAsia="Arial"/>
-                <w:sz w:val="18"/>
-              </w:rPr>
-            </w:r>
-            <w:r>
-              <w:rPr>
-                <w:rFonts w:ascii="Arial" w:hAnsi="Arial" w:eastAsia="Arial"/>
+                <w:rFonts w:ascii="Arial" w:hAnsi="Arial" w:eastAsia="Arial" w:cs="Tahoma"/>
+                <w:sz w:val="18"/>
+              </w:rPr>
+            </w:r>
+            <w:r>
+              <w:rPr>
+                <w:rFonts w:ascii="Arial" w:hAnsi="Arial" w:eastAsia="Arial" w:cs="Tahoma"/>
                 <w:sz w:val="18"/>
               </w:rPr>
               <w:t>10000</w:t>
@@ -1136,13 +1254,13 @@
             </w:pPr>
             <w:r>
               <w:rPr>
-                <w:rFonts w:ascii="Arial" w:hAnsi="Arial" w:eastAsia="Arial"/>
-                <w:sz w:val="18"/>
-              </w:rPr>
-            </w:r>
-            <w:r>
-              <w:rPr>
-                <w:rFonts w:ascii="Arial" w:hAnsi="Arial" w:eastAsia="Arial"/>
+                <w:rFonts w:ascii="Arial" w:hAnsi="Arial" w:eastAsia="Arial" w:cs="Tahoma"/>
+                <w:sz w:val="18"/>
+              </w:rPr>
+            </w:r>
+            <w:r>
+              <w:rPr>
+                <w:rFonts w:ascii="Arial" w:hAnsi="Arial" w:eastAsia="Arial" w:cs="Tahoma"/>
                 <w:sz w:val="18"/>
               </w:rPr>
               <w:t>แก้ไขได้</w:t>
@@ -1161,13 +1279,13 @@
             </w:pPr>
             <w:r>
               <w:rPr>
-                <w:rFonts w:ascii="Arial" w:hAnsi="Arial" w:eastAsia="Arial"/>
-                <w:sz w:val="18"/>
-              </w:rPr>
-            </w:r>
-            <w:r>
-              <w:rPr>
-                <w:rFonts w:ascii="Arial" w:hAnsi="Arial" w:eastAsia="Arial"/>
+                <w:rFonts w:ascii="Arial" w:hAnsi="Arial" w:eastAsia="Arial" w:cs="Tahoma"/>
+                <w:sz w:val="18"/>
+              </w:rPr>
+            </w:r>
+            <w:r>
+              <w:rPr>
+                <w:rFonts w:ascii="Arial" w:hAnsi="Arial" w:eastAsia="Arial" w:cs="Tahoma"/>
                 <w:sz w:val="18"/>
               </w:rPr>
               <w:t>จำนวนแถวต่อรอบ insert</w:t>
@@ -1191,13 +1309,13 @@
             </w:pPr>
             <w:r>
               <w:rPr>
-                <w:rFonts w:ascii="Arial" w:hAnsi="Arial" w:eastAsia="Arial"/>
-                <w:sz w:val="18"/>
-              </w:rPr>
-            </w:r>
-            <w:r>
-              <w:rPr>
-                <w:rFonts w:ascii="Arial" w:hAnsi="Arial" w:eastAsia="Arial"/>
+                <w:rFonts w:ascii="Arial" w:hAnsi="Arial" w:eastAsia="Arial" w:cs="Tahoma"/>
+                <w:sz w:val="18"/>
+              </w:rPr>
+            </w:r>
+            <w:r>
+              <w:rPr>
+                <w:rFonts w:ascii="Arial" w:hAnsi="Arial" w:eastAsia="Arial" w:cs="Tahoma"/>
                 <w:sz w:val="18"/>
               </w:rPr>
               <w:t>Source View</w:t>
@@ -1216,13 +1334,13 @@
             </w:pPr>
             <w:r>
               <w:rPr>
-                <w:rFonts w:ascii="Arial" w:hAnsi="Arial" w:eastAsia="Arial"/>
-                <w:sz w:val="18"/>
-              </w:rPr>
-            </w:r>
-            <w:r>
-              <w:rPr>
-                <w:rFonts w:ascii="Arial" w:hAnsi="Arial" w:eastAsia="Arial"/>
+                <w:rFonts w:ascii="Arial" w:hAnsi="Arial" w:eastAsia="Arial" w:cs="Tahoma"/>
+                <w:sz w:val="18"/>
+              </w:rPr>
+            </w:r>
+            <w:r>
+              <w:rPr>
+                <w:rFonts w:ascii="Arial" w:hAnsi="Arial" w:eastAsia="Arial" w:cs="Tahoma"/>
                 <w:sz w:val="18"/>
               </w:rPr>
               <w:t>COMPETITOR_IMPACT_VIEW</w:t>
@@ -1241,13 +1359,13 @@
             </w:pPr>
             <w:r>
               <w:rPr>
-                <w:rFonts w:ascii="Arial" w:hAnsi="Arial" w:eastAsia="Arial"/>
-                <w:sz w:val="18"/>
-              </w:rPr>
-            </w:r>
-            <w:r>
-              <w:rPr>
-                <w:rFonts w:ascii="Arial" w:hAnsi="Arial" w:eastAsia="Arial"/>
+                <w:rFonts w:ascii="Arial" w:hAnsi="Arial" w:eastAsia="Arial" w:cs="Tahoma"/>
+                <w:sz w:val="18"/>
+              </w:rPr>
+            </w:r>
+            <w:r>
+              <w:rPr>
+                <w:rFonts w:ascii="Arial" w:hAnsi="Arial" w:eastAsia="Arial" w:cs="Tahoma"/>
                 <w:sz w:val="18"/>
               </w:rPr>
               <w:t>ค่าคงที่/แก้ผ่านหน้าจอไม่ได้</w:t>
@@ -1266,13 +1384,13 @@
             </w:pPr>
             <w:r>
               <w:rPr>
-                <w:rFonts w:ascii="Arial" w:hAnsi="Arial" w:eastAsia="Arial"/>
-                <w:sz w:val="18"/>
-              </w:rPr>
-            </w:r>
-            <w:r>
-              <w:rPr>
-                <w:rFonts w:ascii="Arial" w:hAnsi="Arial" w:eastAsia="Arial"/>
+                <w:rFonts w:ascii="Arial" w:hAnsi="Arial" w:eastAsia="Arial" w:cs="Tahoma"/>
+                <w:sz w:val="18"/>
+              </w:rPr>
+            </w:r>
+            <w:r>
+              <w:rPr>
+                <w:rFonts w:ascii="Arial" w:hAnsi="Arial" w:eastAsia="Arial" w:cs="Tahoma"/>
                 <w:sz w:val="18"/>
               </w:rPr>
               <w:t>SELECT DISTINCT / map คอลัมน์ NAMT -&gt; NAME_TH, BRANCHT -&gt; BRANCH_TH</w:t>
@@ -1284,13 +1402,13 @@
     <w:p/>
     <w:p>
       <w:pPr>
-        <w:pStyle w:val="Heading1"/>
+        <w:pStyle w:val="Heading2"/>
         <w:keepNext/>
         <w:keepLines/>
         <w:pageBreakBefore w:val="0"/>
       </w:pPr>
       <w:r>
-        <w:t>5.1 Input / Progress / Output Contract</w:t>
+        <w:t>5.9 Input / Progress / Output Contract</w:t>
       </w:r>
     </w:p>
     <w:tbl>
@@ -1322,7 +1440,7 @@
             <w:r/>
             <w:r>
               <w:rPr>
-                <w:rFonts w:ascii="Arial" w:hAnsi="Arial" w:eastAsia="Arial"/>
+                <w:rFonts w:ascii="Arial" w:hAnsi="Arial" w:eastAsia="Arial" w:cs="Tahoma"/>
                 <w:b/>
                 <w:sz w:val="18"/>
               </w:rPr>
@@ -1344,7 +1462,7 @@
             <w:r/>
             <w:r>
               <w:rPr>
-                <w:rFonts w:ascii="Arial" w:hAnsi="Arial" w:eastAsia="Arial"/>
+                <w:rFonts w:ascii="Arial" w:hAnsi="Arial" w:eastAsia="Arial" w:cs="Tahoma"/>
                 <w:b/>
                 <w:sz w:val="18"/>
               </w:rPr>
@@ -1369,13 +1487,13 @@
             </w:pPr>
             <w:r>
               <w:rPr>
-                <w:rFonts w:ascii="Arial" w:hAnsi="Arial" w:eastAsia="Arial"/>
-                <w:sz w:val="18"/>
-              </w:rPr>
-            </w:r>
-            <w:r>
-              <w:rPr>
-                <w:rFonts w:ascii="Arial" w:hAnsi="Arial" w:eastAsia="Arial"/>
+                <w:rFonts w:ascii="Arial" w:hAnsi="Arial" w:eastAsia="Arial" w:cs="Tahoma"/>
+                <w:sz w:val="18"/>
+              </w:rPr>
+            </w:r>
+            <w:r>
+              <w:rPr>
+                <w:rFonts w:ascii="Arial" w:hAnsi="Arial" w:eastAsia="Arial" w:cs="Tahoma"/>
                 <w:sz w:val="18"/>
               </w:rPr>
               <w:t>Input</w:t>
@@ -1394,13 +1512,13 @@
             </w:pPr>
             <w:r>
               <w:rPr>
-                <w:rFonts w:ascii="Arial" w:hAnsi="Arial" w:eastAsia="Arial"/>
-                <w:sz w:val="18"/>
-              </w:rPr>
-            </w:r>
-            <w:r>
-              <w:rPr>
-                <w:rFonts w:ascii="Arial" w:hAnsi="Arial" w:eastAsia="Arial"/>
+                <w:rFonts w:ascii="Arial" w:hAnsi="Arial" w:eastAsia="Arial" w:cs="Tahoma"/>
+                <w:sz w:val="18"/>
+              </w:rPr>
+            </w:r>
+            <w:r>
+              <w:rPr>
+                <w:rFonts w:ascii="Arial" w:hAnsi="Arial" w:eastAsia="Arial" w:cs="Tahoma"/>
                 <w:sz w:val="18"/>
               </w:rPr>
               <w:t>Period year/month and competitor impact data from ALLMAP COMPETITOR_IMPACT_VIEW.</w:t>
@@ -1424,13 +1542,13 @@
             </w:pPr>
             <w:r>
               <w:rPr>
-                <w:rFonts w:ascii="Arial" w:hAnsi="Arial" w:eastAsia="Arial"/>
-                <w:sz w:val="18"/>
-              </w:rPr>
-            </w:r>
-            <w:r>
-              <w:rPr>
-                <w:rFonts w:ascii="Arial" w:hAnsi="Arial" w:eastAsia="Arial"/>
+                <w:rFonts w:ascii="Arial" w:hAnsi="Arial" w:eastAsia="Arial" w:cs="Tahoma"/>
+                <w:sz w:val="18"/>
+              </w:rPr>
+            </w:r>
+            <w:r>
+              <w:rPr>
+                <w:rFonts w:ascii="Arial" w:hAnsi="Arial" w:eastAsia="Arial" w:cs="Tahoma"/>
                 <w:sz w:val="18"/>
               </w:rPr>
               <w:t>Progress</w:t>
@@ -1449,13 +1567,13 @@
             </w:pPr>
             <w:r>
               <w:rPr>
-                <w:rFonts w:ascii="Arial" w:hAnsi="Arial" w:eastAsia="Arial"/>
-                <w:sz w:val="18"/>
-              </w:rPr>
-            </w:r>
-            <w:r>
-              <w:rPr>
-                <w:rFonts w:ascii="Arial" w:hAnsi="Arial" w:eastAsia="Arial"/>
+                <w:rFonts w:ascii="Arial" w:hAnsi="Arial" w:eastAsia="Arial" w:cs="Tahoma"/>
+                <w:sz w:val="18"/>
+              </w:rPr>
+            </w:r>
+            <w:r>
+              <w:rPr>
+                <w:rFonts w:ascii="Arial" w:hAnsi="Arial" w:eastAsia="Arial" w:cs="Tahoma"/>
                 <w:sz w:val="18"/>
               </w:rPr>
               <w:t>validate period, skip when period already exists, query competitor view, insert in chunks inside a transaction, send status mail.</w:t>
@@ -1479,13 +1597,13 @@
             </w:pPr>
             <w:r>
               <w:rPr>
-                <w:rFonts w:ascii="Arial" w:hAnsi="Arial" w:eastAsia="Arial"/>
-                <w:sz w:val="18"/>
-              </w:rPr>
-            </w:r>
-            <w:r>
-              <w:rPr>
-                <w:rFonts w:ascii="Arial" w:hAnsi="Arial" w:eastAsia="Arial"/>
+                <w:rFonts w:ascii="Arial" w:hAnsi="Arial" w:eastAsia="Arial" w:cs="Tahoma"/>
+                <w:sz w:val="18"/>
+              </w:rPr>
+            </w:r>
+            <w:r>
+              <w:rPr>
+                <w:rFonts w:ascii="Arial" w:hAnsi="Arial" w:eastAsia="Arial" w:cs="Tahoma"/>
                 <w:sz w:val="18"/>
               </w:rPr>
               <w:t>Output</w:t>
@@ -1504,13 +1622,13 @@
             </w:pPr>
             <w:r>
               <w:rPr>
-                <w:rFonts w:ascii="Arial" w:hAnsi="Arial" w:eastAsia="Arial"/>
-                <w:sz w:val="18"/>
-              </w:rPr>
-            </w:r>
-            <w:r>
-              <w:rPr>
-                <w:rFonts w:ascii="Arial" w:hAnsi="Arial" w:eastAsia="Arial"/>
+                <w:rFonts w:ascii="Arial" w:hAnsi="Arial" w:eastAsia="Arial" w:cs="Tahoma"/>
+                <w:sz w:val="18"/>
+              </w:rPr>
+            </w:r>
+            <w:r>
+              <w:rPr>
+                <w:rFonts w:ascii="Arial" w:hAnsi="Arial" w:eastAsia="Arial" w:cs="Tahoma"/>
                 <w:sz w:val="18"/>
               </w:rPr>
               <w:t>FGI_IMPACT_COMPETITOR rows for the target period; run status is success/no-data/failed with inserted-count reconciliation.</w:t>
@@ -1570,7 +1688,7 @@
             <w:r/>
             <w:r>
               <w:rPr>
-                <w:rFonts w:ascii="Arial" w:hAnsi="Arial" w:eastAsia="Arial"/>
+                <w:rFonts w:ascii="Arial" w:hAnsi="Arial" w:eastAsia="Arial" w:cs="Tahoma"/>
                 <w:b/>
                 <w:sz w:val="18"/>
               </w:rPr>
@@ -1592,7 +1710,7 @@
             <w:r/>
             <w:r>
               <w:rPr>
-                <w:rFonts w:ascii="Arial" w:hAnsi="Arial" w:eastAsia="Arial"/>
+                <w:rFonts w:ascii="Arial" w:hAnsi="Arial" w:eastAsia="Arial" w:cs="Tahoma"/>
                 <w:b/>
                 <w:sz w:val="18"/>
               </w:rPr>
@@ -1614,7 +1732,7 @@
             <w:r/>
             <w:r>
               <w:rPr>
-                <w:rFonts w:ascii="Arial" w:hAnsi="Arial" w:eastAsia="Arial"/>
+                <w:rFonts w:ascii="Arial" w:hAnsi="Arial" w:eastAsia="Arial" w:cs="Tahoma"/>
                 <w:b/>
                 <w:sz w:val="18"/>
               </w:rPr>
@@ -1636,7 +1754,7 @@
             <w:r/>
             <w:r>
               <w:rPr>
-                <w:rFonts w:ascii="Arial" w:hAnsi="Arial" w:eastAsia="Arial"/>
+                <w:rFonts w:ascii="Arial" w:hAnsi="Arial" w:eastAsia="Arial" w:cs="Tahoma"/>
                 <w:b/>
                 <w:sz w:val="18"/>
               </w:rPr>
@@ -1661,13 +1779,13 @@
             </w:pPr>
             <w:r>
               <w:rPr>
-                <w:rFonts w:ascii="Arial" w:hAnsi="Arial" w:eastAsia="Arial"/>
-                <w:sz w:val="18"/>
-              </w:rPr>
-            </w:r>
-            <w:r>
-              <w:rPr>
-                <w:rFonts w:ascii="Arial" w:hAnsi="Arial" w:eastAsia="Arial"/>
+                <w:rFonts w:ascii="Arial" w:hAnsi="Arial" w:eastAsia="Arial" w:cs="Tahoma"/>
+                <w:sz w:val="18"/>
+              </w:rPr>
+            </w:r>
+            <w:r>
+              <w:rPr>
+                <w:rFonts w:ascii="Arial" w:hAnsi="Arial" w:eastAsia="Arial" w:cs="Tahoma"/>
                 <w:sz w:val="18"/>
               </w:rPr>
               <w:t>1</w:t>
@@ -1686,13 +1804,13 @@
             </w:pPr>
             <w:r>
               <w:rPr>
-                <w:rFonts w:ascii="Arial" w:hAnsi="Arial" w:eastAsia="Arial"/>
-                <w:sz w:val="18"/>
-              </w:rPr>
-            </w:r>
-            <w:r>
-              <w:rPr>
-                <w:rFonts w:ascii="Arial" w:hAnsi="Arial" w:eastAsia="Arial"/>
+                <w:rFonts w:ascii="Arial" w:hAnsi="Arial" w:eastAsia="Arial" w:cs="Tahoma"/>
+                <w:sz w:val="18"/>
+              </w:rPr>
+            </w:r>
+            <w:r>
+              <w:rPr>
+                <w:rFonts w:ascii="Arial" w:hAnsi="Arial" w:eastAsia="Arial" w:cs="Tahoma"/>
                 <w:sz w:val="18"/>
               </w:rPr>
               <w:t>loadCompetitorPeriod</w:t>
@@ -1711,13 +1829,13 @@
             </w:pPr>
             <w:r>
               <w:rPr>
-                <w:rFonts w:ascii="Arial" w:hAnsi="Arial" w:eastAsia="Arial"/>
-                <w:sz w:val="18"/>
-              </w:rPr>
-            </w:r>
-            <w:r>
-              <w:rPr>
-                <w:rFonts w:ascii="Arial" w:hAnsi="Arial" w:eastAsia="Arial"/>
+                <w:rFonts w:ascii="Arial" w:hAnsi="Arial" w:eastAsia="Arial" w:cs="Tahoma"/>
+                <w:sz w:val="18"/>
+              </w:rPr>
+            </w:r>
+            <w:r>
+              <w:rPr>
+                <w:rFonts w:ascii="Arial" w:hAnsi="Arial" w:eastAsia="Arial" w:cs="Tahoma"/>
                 <w:sz w:val="18"/>
               </w:rPr>
               <w:t>impactCompetitorRepository</w:t>
@@ -1736,13 +1854,13 @@
             </w:pPr>
             <w:r>
               <w:rPr>
-                <w:rFonts w:ascii="Arial" w:hAnsi="Arial" w:eastAsia="Arial"/>
-                <w:sz w:val="18"/>
-              </w:rPr>
-            </w:r>
-            <w:r>
-              <w:rPr>
-                <w:rFonts w:ascii="Arial" w:hAnsi="Arial" w:eastAsia="Arial"/>
+                <w:rFonts w:ascii="Arial" w:hAnsi="Arial" w:eastAsia="Arial" w:cs="Tahoma"/>
+                <w:sz w:val="18"/>
+              </w:rPr>
+            </w:r>
+            <w:r>
+              <w:rPr>
+                <w:rFonts w:ascii="Arial" w:hAnsi="Arial" w:eastAsia="Arial" w:cs="Tahoma"/>
                 <w:sz w:val="18"/>
               </w:rPr>
               <w:t>คืน metrics และ throw typed error; transaction/rerun ใช้ contract ด้านล่าง</w:t>
@@ -1766,13 +1884,13 @@
             </w:pPr>
             <w:r>
               <w:rPr>
-                <w:rFonts w:ascii="Arial" w:hAnsi="Arial" w:eastAsia="Arial"/>
-                <w:sz w:val="18"/>
-              </w:rPr>
-            </w:r>
-            <w:r>
-              <w:rPr>
-                <w:rFonts w:ascii="Arial" w:hAnsi="Arial" w:eastAsia="Arial"/>
+                <w:rFonts w:ascii="Arial" w:hAnsi="Arial" w:eastAsia="Arial" w:cs="Tahoma"/>
+                <w:sz w:val="18"/>
+              </w:rPr>
+            </w:r>
+            <w:r>
+              <w:rPr>
+                <w:rFonts w:ascii="Arial" w:hAnsi="Arial" w:eastAsia="Arial" w:cs="Tahoma"/>
                 <w:sz w:val="18"/>
               </w:rPr>
               <w:t>2</w:t>
@@ -1791,13 +1909,13 @@
             </w:pPr>
             <w:r>
               <w:rPr>
-                <w:rFonts w:ascii="Arial" w:hAnsi="Arial" w:eastAsia="Arial"/>
-                <w:sz w:val="18"/>
-              </w:rPr>
-            </w:r>
-            <w:r>
-              <w:rPr>
-                <w:rFonts w:ascii="Arial" w:hAnsi="Arial" w:eastAsia="Arial"/>
+                <w:rFonts w:ascii="Arial" w:hAnsi="Arial" w:eastAsia="Arial" w:cs="Tahoma"/>
+                <w:sz w:val="18"/>
+              </w:rPr>
+            </w:r>
+            <w:r>
+              <w:rPr>
+                <w:rFonts w:ascii="Arial" w:hAnsi="Arial" w:eastAsia="Arial" w:cs="Tahoma"/>
                 <w:sz w:val="18"/>
               </w:rPr>
               <w:t>deduplicateCompetitors</w:t>
@@ -1816,13 +1934,13 @@
             </w:pPr>
             <w:r>
               <w:rPr>
-                <w:rFonts w:ascii="Arial" w:hAnsi="Arial" w:eastAsia="Arial"/>
-                <w:sz w:val="18"/>
-              </w:rPr>
-            </w:r>
-            <w:r>
-              <w:rPr>
-                <w:rFonts w:ascii="Arial" w:hAnsi="Arial" w:eastAsia="Arial"/>
+                <w:rFonts w:ascii="Arial" w:hAnsi="Arial" w:eastAsia="Arial" w:cs="Tahoma"/>
+                <w:sz w:val="18"/>
+              </w:rPr>
+            </w:r>
+            <w:r>
+              <w:rPr>
+                <w:rFonts w:ascii="Arial" w:hAnsi="Arial" w:eastAsia="Arial" w:cs="Tahoma"/>
                 <w:sz w:val="18"/>
               </w:rPr>
               <w:t>impactCompetitorRepository</w:t>
@@ -1841,13 +1959,13 @@
             </w:pPr>
             <w:r>
               <w:rPr>
-                <w:rFonts w:ascii="Arial" w:hAnsi="Arial" w:eastAsia="Arial"/>
-                <w:sz w:val="18"/>
-              </w:rPr>
-            </w:r>
-            <w:r>
-              <w:rPr>
-                <w:rFonts w:ascii="Arial" w:hAnsi="Arial" w:eastAsia="Arial"/>
+                <w:rFonts w:ascii="Arial" w:hAnsi="Arial" w:eastAsia="Arial" w:cs="Tahoma"/>
+                <w:sz w:val="18"/>
+              </w:rPr>
+            </w:r>
+            <w:r>
+              <w:rPr>
+                <w:rFonts w:ascii="Arial" w:hAnsi="Arial" w:eastAsia="Arial" w:cs="Tahoma"/>
                 <w:sz w:val="18"/>
               </w:rPr>
               <w:t>คืน metrics และ throw typed error; transaction/rerun ใช้ contract ด้านล่าง</w:t>
@@ -1871,13 +1989,13 @@
             </w:pPr>
             <w:r>
               <w:rPr>
-                <w:rFonts w:ascii="Arial" w:hAnsi="Arial" w:eastAsia="Arial"/>
-                <w:sz w:val="18"/>
-              </w:rPr>
-            </w:r>
-            <w:r>
-              <w:rPr>
-                <w:rFonts w:ascii="Arial" w:hAnsi="Arial" w:eastAsia="Arial"/>
+                <w:rFonts w:ascii="Arial" w:hAnsi="Arial" w:eastAsia="Arial" w:cs="Tahoma"/>
+                <w:sz w:val="18"/>
+              </w:rPr>
+            </w:r>
+            <w:r>
+              <w:rPr>
+                <w:rFonts w:ascii="Arial" w:hAnsi="Arial" w:eastAsia="Arial" w:cs="Tahoma"/>
                 <w:sz w:val="18"/>
               </w:rPr>
               <w:t>3</w:t>
@@ -1896,13 +2014,13 @@
             </w:pPr>
             <w:r>
               <w:rPr>
-                <w:rFonts w:ascii="Arial" w:hAnsi="Arial" w:eastAsia="Arial"/>
-                <w:sz w:val="18"/>
-              </w:rPr>
-            </w:r>
-            <w:r>
-              <w:rPr>
-                <w:rFonts w:ascii="Arial" w:hAnsi="Arial" w:eastAsia="Arial"/>
+                <w:rFonts w:ascii="Arial" w:hAnsi="Arial" w:eastAsia="Arial" w:cs="Tahoma"/>
+                <w:sz w:val="18"/>
+              </w:rPr>
+            </w:r>
+            <w:r>
+              <w:rPr>
+                <w:rFonts w:ascii="Arial" w:hAnsi="Arial" w:eastAsia="Arial" w:cs="Tahoma"/>
                 <w:sz w:val="18"/>
               </w:rPr>
               <w:t>upsertCompetitors</w:t>
@@ -1921,13 +2039,13 @@
             </w:pPr>
             <w:r>
               <w:rPr>
-                <w:rFonts w:ascii="Arial" w:hAnsi="Arial" w:eastAsia="Arial"/>
-                <w:sz w:val="18"/>
-              </w:rPr>
-            </w:r>
-            <w:r>
-              <w:rPr>
-                <w:rFonts w:ascii="Arial" w:hAnsi="Arial" w:eastAsia="Arial"/>
+                <w:rFonts w:ascii="Arial" w:hAnsi="Arial" w:eastAsia="Arial" w:cs="Tahoma"/>
+                <w:sz w:val="18"/>
+              </w:rPr>
+            </w:r>
+            <w:r>
+              <w:rPr>
+                <w:rFonts w:ascii="Arial" w:hAnsi="Arial" w:eastAsia="Arial" w:cs="Tahoma"/>
                 <w:sz w:val="18"/>
               </w:rPr>
               <w:t>impactCompetitorRepository</w:t>
@@ -1946,13 +2064,13 @@
             </w:pPr>
             <w:r>
               <w:rPr>
-                <w:rFonts w:ascii="Arial" w:hAnsi="Arial" w:eastAsia="Arial"/>
-                <w:sz w:val="18"/>
-              </w:rPr>
-            </w:r>
-            <w:r>
-              <w:rPr>
-                <w:rFonts w:ascii="Arial" w:hAnsi="Arial" w:eastAsia="Arial"/>
+                <w:rFonts w:ascii="Arial" w:hAnsi="Arial" w:eastAsia="Arial" w:cs="Tahoma"/>
+                <w:sz w:val="18"/>
+              </w:rPr>
+            </w:r>
+            <w:r>
+              <w:rPr>
+                <w:rFonts w:ascii="Arial" w:hAnsi="Arial" w:eastAsia="Arial" w:cs="Tahoma"/>
                 <w:sz w:val="18"/>
               </w:rPr>
               <w:t>คืน metrics และ throw typed error; transaction/rerun ใช้ contract ด้านล่าง</w:t>
@@ -1976,13 +2094,13 @@
             </w:pPr>
             <w:r>
               <w:rPr>
-                <w:rFonts w:ascii="Arial" w:hAnsi="Arial" w:eastAsia="Arial"/>
-                <w:sz w:val="18"/>
-              </w:rPr>
-            </w:r>
-            <w:r>
-              <w:rPr>
-                <w:rFonts w:ascii="Arial" w:hAnsi="Arial" w:eastAsia="Arial"/>
+                <w:rFonts w:ascii="Arial" w:hAnsi="Arial" w:eastAsia="Arial" w:cs="Tahoma"/>
+                <w:sz w:val="18"/>
+              </w:rPr>
+            </w:r>
+            <w:r>
+              <w:rPr>
+                <w:rFonts w:ascii="Arial" w:hAnsi="Arial" w:eastAsia="Arial" w:cs="Tahoma"/>
                 <w:sz w:val="18"/>
               </w:rPr>
               <w:t>4</w:t>
@@ -2001,13 +2119,13 @@
             </w:pPr>
             <w:r>
               <w:rPr>
-                <w:rFonts w:ascii="Arial" w:hAnsi="Arial" w:eastAsia="Arial"/>
-                <w:sz w:val="18"/>
-              </w:rPr>
-            </w:r>
-            <w:r>
-              <w:rPr>
-                <w:rFonts w:ascii="Arial" w:hAnsi="Arial" w:eastAsia="Arial"/>
+                <w:rFonts w:ascii="Arial" w:hAnsi="Arial" w:eastAsia="Arial" w:cs="Tahoma"/>
+                <w:sz w:val="18"/>
+              </w:rPr>
+            </w:r>
+            <w:r>
+              <w:rPr>
+                <w:rFonts w:ascii="Arial" w:hAnsi="Arial" w:eastAsia="Arial" w:cs="Tahoma"/>
                 <w:sz w:val="18"/>
               </w:rPr>
               <w:t>reconcileCompetitorCount</w:t>
@@ -2026,13 +2144,13 @@
             </w:pPr>
             <w:r>
               <w:rPr>
-                <w:rFonts w:ascii="Arial" w:hAnsi="Arial" w:eastAsia="Arial"/>
-                <w:sz w:val="18"/>
-              </w:rPr>
-            </w:r>
-            <w:r>
-              <w:rPr>
-                <w:rFonts w:ascii="Arial" w:hAnsi="Arial" w:eastAsia="Arial"/>
+                <w:rFonts w:ascii="Arial" w:hAnsi="Arial" w:eastAsia="Arial" w:cs="Tahoma"/>
+                <w:sz w:val="18"/>
+              </w:rPr>
+            </w:r>
+            <w:r>
+              <w:rPr>
+                <w:rFonts w:ascii="Arial" w:hAnsi="Arial" w:eastAsia="Arial" w:cs="Tahoma"/>
                 <w:sz w:val="18"/>
               </w:rPr>
               <w:t>impactCompetitorRepository</w:t>
@@ -2051,13 +2169,13 @@
             </w:pPr>
             <w:r>
               <w:rPr>
-                <w:rFonts w:ascii="Arial" w:hAnsi="Arial" w:eastAsia="Arial"/>
-                <w:sz w:val="18"/>
-              </w:rPr>
-            </w:r>
-            <w:r>
-              <w:rPr>
-                <w:rFonts w:ascii="Arial" w:hAnsi="Arial" w:eastAsia="Arial"/>
+                <w:rFonts w:ascii="Arial" w:hAnsi="Arial" w:eastAsia="Arial" w:cs="Tahoma"/>
+                <w:sz w:val="18"/>
+              </w:rPr>
+            </w:r>
+            <w:r>
+              <w:rPr>
+                <w:rFonts w:ascii="Arial" w:hAnsi="Arial" w:eastAsia="Arial" w:cs="Tahoma"/>
                 <w:sz w:val="18"/>
               </w:rPr>
               <w:t>คืน metrics และ throw typed error; transaction/rerun ใช้ contract ด้านล่าง</w:t>
@@ -2108,7 +2226,7 @@
             <w:r/>
             <w:r>
               <w:rPr>
-                <w:rFonts w:ascii="Arial" w:hAnsi="Arial" w:eastAsia="Arial"/>
+                <w:rFonts w:ascii="Arial" w:hAnsi="Arial" w:eastAsia="Arial" w:cs="Tahoma"/>
                 <w:b/>
                 <w:sz w:val="18"/>
               </w:rPr>
@@ -2130,7 +2248,7 @@
             <w:r/>
             <w:r>
               <w:rPr>
-                <w:rFonts w:ascii="Arial" w:hAnsi="Arial" w:eastAsia="Arial"/>
+                <w:rFonts w:ascii="Arial" w:hAnsi="Arial" w:eastAsia="Arial" w:cs="Tahoma"/>
                 <w:b/>
                 <w:sz w:val="18"/>
               </w:rPr>
@@ -2152,7 +2270,7 @@
             <w:r/>
             <w:r>
               <w:rPr>
-                <w:rFonts w:ascii="Arial" w:hAnsi="Arial" w:eastAsia="Arial"/>
+                <w:rFonts w:ascii="Arial" w:hAnsi="Arial" w:eastAsia="Arial" w:cs="Tahoma"/>
                 <w:b/>
                 <w:sz w:val="18"/>
               </w:rPr>
@@ -2177,13 +2295,13 @@
             </w:pPr>
             <w:r>
               <w:rPr>
-                <w:rFonts w:ascii="Arial" w:hAnsi="Arial" w:eastAsia="Arial"/>
-                <w:sz w:val="18"/>
-              </w:rPr>
-            </w:r>
-            <w:r>
-              <w:rPr>
-                <w:rFonts w:ascii="Arial" w:hAnsi="Arial" w:eastAsia="Arial"/>
+                <w:rFonts w:ascii="Arial" w:hAnsi="Arial" w:eastAsia="Arial" w:cs="Tahoma"/>
+                <w:sz w:val="18"/>
+              </w:rPr>
+            </w:r>
+            <w:r>
+              <w:rPr>
+                <w:rFonts w:ascii="Arial" w:hAnsi="Arial" w:eastAsia="Arial" w:cs="Tahoma"/>
                 <w:sz w:val="18"/>
               </w:rPr>
               <w:t>Input identity</w:t>
@@ -2202,13 +2320,13 @@
             </w:pPr>
             <w:r>
               <w:rPr>
-                <w:rFonts w:ascii="Arial" w:hAnsi="Arial" w:eastAsia="Arial"/>
-                <w:sz w:val="18"/>
-              </w:rPr>
-            </w:r>
-            <w:r>
-              <w:rPr>
-                <w:rFonts w:ascii="Arial" w:hAnsi="Arial" w:eastAsia="Arial"/>
+                <w:rFonts w:ascii="Arial" w:hAnsi="Arial" w:eastAsia="Arial" w:cs="Tahoma"/>
+                <w:sz w:val="18"/>
+              </w:rPr>
+            </w:r>
+            <w:r>
+              <w:rPr>
+                <w:rFonts w:ascii="Arial" w:hAnsi="Arial" w:eastAsia="Arial" w:cs="Tahoma"/>
                 <w:sz w:val="18"/>
               </w:rPr>
               <w:t>Period year/month and competitor impact data from ALLMAP COMPETITOR_IMPACT_VIEW.</w:t>
@@ -2227,13 +2345,13 @@
             </w:pPr>
             <w:r>
               <w:rPr>
-                <w:rFonts w:ascii="Arial" w:hAnsi="Arial" w:eastAsia="Arial"/>
-                <w:sz w:val="18"/>
-              </w:rPr>
-            </w:r>
-            <w:r>
-              <w:rPr>
-                <w:rFonts w:ascii="Arial" w:hAnsi="Arial" w:eastAsia="Arial"/>
+                <w:rFonts w:ascii="Arial" w:hAnsi="Arial" w:eastAsia="Arial" w:cs="Tahoma"/>
+                <w:sz w:val="18"/>
+              </w:rPr>
+            </w:r>
+            <w:r>
+              <w:rPr>
+                <w:rFonts w:ascii="Arial" w:hAnsi="Arial" w:eastAsia="Arial" w:cs="Tahoma"/>
                 <w:sz w:val="18"/>
               </w:rPr>
               <w:t>snapshot input file/business key/period in run record</w:t>
@@ -2257,13 +2375,13 @@
             </w:pPr>
             <w:r>
               <w:rPr>
-                <w:rFonts w:ascii="Arial" w:hAnsi="Arial" w:eastAsia="Arial"/>
-                <w:sz w:val="18"/>
-              </w:rPr>
-            </w:r>
-            <w:r>
-              <w:rPr>
-                <w:rFonts w:ascii="Arial" w:hAnsi="Arial" w:eastAsia="Arial"/>
+                <w:rFonts w:ascii="Arial" w:hAnsi="Arial" w:eastAsia="Arial" w:cs="Tahoma"/>
+                <w:sz w:val="18"/>
+              </w:rPr>
+            </w:r>
+            <w:r>
+              <w:rPr>
+                <w:rFonts w:ascii="Arial" w:hAnsi="Arial" w:eastAsia="Arial" w:cs="Tahoma"/>
                 <w:sz w:val="18"/>
               </w:rPr>
               <w:t>Output identity</w:t>
@@ -2282,13 +2400,13 @@
             </w:pPr>
             <w:r>
               <w:rPr>
-                <w:rFonts w:ascii="Arial" w:hAnsi="Arial" w:eastAsia="Arial"/>
-                <w:sz w:val="18"/>
-              </w:rPr>
-            </w:r>
-            <w:r>
-              <w:rPr>
-                <w:rFonts w:ascii="Arial" w:hAnsi="Arial" w:eastAsia="Arial"/>
+                <w:rFonts w:ascii="Arial" w:hAnsi="Arial" w:eastAsia="Arial" w:cs="Tahoma"/>
+                <w:sz w:val="18"/>
+              </w:rPr>
+            </w:r>
+            <w:r>
+              <w:rPr>
+                <w:rFonts w:ascii="Arial" w:hAnsi="Arial" w:eastAsia="Arial" w:cs="Tahoma"/>
                 <w:sz w:val="18"/>
               </w:rPr>
               <w:t>FGI_IMPACT_COMPETITOR rows for the target period; run status is success/no-data/failed with inserted-count reconciliation.</w:t>
@@ -2307,13 +2425,13 @@
             </w:pPr>
             <w:r>
               <w:rPr>
-                <w:rFonts w:ascii="Arial" w:hAnsi="Arial" w:eastAsia="Arial"/>
-                <w:sz w:val="18"/>
-              </w:rPr>
-            </w:r>
-            <w:r>
-              <w:rPr>
-                <w:rFonts w:ascii="Arial" w:hAnsi="Arial" w:eastAsia="Arial"/>
+                <w:rFonts w:ascii="Arial" w:hAnsi="Arial" w:eastAsia="Arial" w:cs="Tahoma"/>
+                <w:sz w:val="18"/>
+              </w:rPr>
+            </w:r>
+            <w:r>
+              <w:rPr>
+                <w:rFonts w:ascii="Arial" w:hAnsi="Arial" w:eastAsia="Arial" w:cs="Tahoma"/>
                 <w:sz w:val="18"/>
               </w:rPr>
               <w:t>reconcile input, success, reject and skipped counts</w:t>
@@ -2337,13 +2455,13 @@
             </w:pPr>
             <w:r>
               <w:rPr>
-                <w:rFonts w:ascii="Arial" w:hAnsi="Arial" w:eastAsia="Arial"/>
-                <w:sz w:val="18"/>
-              </w:rPr>
-            </w:r>
-            <w:r>
-              <w:rPr>
-                <w:rFonts w:ascii="Arial" w:hAnsi="Arial" w:eastAsia="Arial"/>
+                <w:rFonts w:ascii="Arial" w:hAnsi="Arial" w:eastAsia="Arial" w:cs="Tahoma"/>
+                <w:sz w:val="18"/>
+              </w:rPr>
+            </w:r>
+            <w:r>
+              <w:rPr>
+                <w:rFonts w:ascii="Arial" w:hAnsi="Arial" w:eastAsia="Arial" w:cs="Tahoma"/>
                 <w:sz w:val="18"/>
               </w:rPr>
               <w:t>Dedup proof</w:t>
@@ -2362,13 +2480,13 @@
             </w:pPr>
             <w:r>
               <w:rPr>
-                <w:rFonts w:ascii="Arial" w:hAnsi="Arial" w:eastAsia="Arial"/>
-                <w:sz w:val="18"/>
-              </w:rPr>
-            </w:r>
-            <w:r>
-              <w:rPr>
-                <w:rFonts w:ascii="Arial" w:hAnsi="Arial" w:eastAsia="Arial"/>
+                <w:rFonts w:ascii="Arial" w:hAnsi="Arial" w:eastAsia="Arial" w:cs="Tahoma"/>
+                <w:sz w:val="18"/>
+              </w:rPr>
+            </w:r>
+            <w:r>
+              <w:rPr>
+                <w:rFonts w:ascii="Arial" w:hAnsi="Arial" w:eastAsia="Arial" w:cs="Tahoma"/>
                 <w:sz w:val="18"/>
               </w:rPr>
               <w:t>UNIQUE(impact_process_id, competitor_code, period_key); source row ซ้ำในไฟล์/วิวต้อง deduplicate ก่อน upsert</w:t>
@@ -2387,13 +2505,13 @@
             </w:pPr>
             <w:r>
               <w:rPr>
-                <w:rFonts w:ascii="Arial" w:hAnsi="Arial" w:eastAsia="Arial"/>
-                <w:sz w:val="18"/>
-              </w:rPr>
-            </w:r>
-            <w:r>
-              <w:rPr>
-                <w:rFonts w:ascii="Arial" w:hAnsi="Arial" w:eastAsia="Arial"/>
+                <w:rFonts w:ascii="Arial" w:hAnsi="Arial" w:eastAsia="Arial" w:cs="Tahoma"/>
+                <w:sz w:val="18"/>
+              </w:rPr>
+            </w:r>
+            <w:r>
+              <w:rPr>
+                <w:rFonts w:ascii="Arial" w:hAnsi="Arial" w:eastAsia="Arial" w:cs="Tahoma"/>
                 <w:sz w:val="18"/>
               </w:rPr>
               <w:t>rerun fixture produces no duplicate target business key</w:t>
@@ -2417,13 +2535,13 @@
             </w:pPr>
             <w:r>
               <w:rPr>
-                <w:rFonts w:ascii="Arial" w:hAnsi="Arial" w:eastAsia="Arial"/>
-                <w:sz w:val="18"/>
-              </w:rPr>
-            </w:r>
-            <w:r>
-              <w:rPr>
-                <w:rFonts w:ascii="Arial" w:hAnsi="Arial" w:eastAsia="Arial"/>
+                <w:rFonts w:ascii="Arial" w:hAnsi="Arial" w:eastAsia="Arial" w:cs="Tahoma"/>
+                <w:sz w:val="18"/>
+              </w:rPr>
+            </w:r>
+            <w:r>
+              <w:rPr>
+                <w:rFonts w:ascii="Arial" w:hAnsi="Arial" w:eastAsia="Arial" w:cs="Tahoma"/>
                 <w:sz w:val="18"/>
               </w:rPr>
               <w:t>Transaction proof</w:t>
@@ -2442,13 +2560,13 @@
             </w:pPr>
             <w:r>
               <w:rPr>
-                <w:rFonts w:ascii="Arial" w:hAnsi="Arial" w:eastAsia="Arial"/>
-                <w:sz w:val="18"/>
-              </w:rPr>
-            </w:r>
-            <w:r>
-              <w:rPr>
-                <w:rFonts w:ascii="Arial" w:hAnsi="Arial" w:eastAsia="Arial"/>
+                <w:rFonts w:ascii="Arial" w:hAnsi="Arial" w:eastAsia="Arial" w:cs="Tahoma"/>
+                <w:sz w:val="18"/>
+              </w:rPr>
+            </w:r>
+            <w:r>
+              <w:rPr>
+                <w:rFonts w:ascii="Arial" w:hAnsi="Arial" w:eastAsia="Arial" w:cs="Tahoma"/>
                 <w:sz w:val="18"/>
               </w:rPr>
               <w:t>validate งวดก่อนอ่าน; upsert ทีละ chunk และ commit หลัง reconcile จำนวน input/success/reject ของ chunk ตรงกัน</w:t>
@@ -2467,13 +2585,13 @@
             </w:pPr>
             <w:r>
               <w:rPr>
-                <w:rFonts w:ascii="Arial" w:hAnsi="Arial" w:eastAsia="Arial"/>
-                <w:sz w:val="18"/>
-              </w:rPr>
-            </w:r>
-            <w:r>
-              <w:rPr>
-                <w:rFonts w:ascii="Arial" w:hAnsi="Arial" w:eastAsia="Arial"/>
+                <w:rFonts w:ascii="Arial" w:hAnsi="Arial" w:eastAsia="Arial" w:cs="Tahoma"/>
+                <w:sz w:val="18"/>
+              </w:rPr>
+            </w:r>
+            <w:r>
+              <w:rPr>
+                <w:rFonts w:ascii="Arial" w:hAnsi="Arial" w:eastAsia="Arial" w:cs="Tahoma"/>
                 <w:sz w:val="18"/>
               </w:rPr>
               <w:t>injected failure leaves no partial committed state outside documented boundary</w:t>
@@ -2497,13 +2615,13 @@
             </w:pPr>
             <w:r>
               <w:rPr>
-                <w:rFonts w:ascii="Arial" w:hAnsi="Arial" w:eastAsia="Arial"/>
-                <w:sz w:val="18"/>
-              </w:rPr>
-            </w:r>
-            <w:r>
-              <w:rPr>
-                <w:rFonts w:ascii="Arial" w:hAnsi="Arial" w:eastAsia="Arial"/>
+                <w:rFonts w:ascii="Arial" w:hAnsi="Arial" w:eastAsia="Arial" w:cs="Tahoma"/>
+                <w:sz w:val="18"/>
+              </w:rPr>
+            </w:r>
+            <w:r>
+              <w:rPr>
+                <w:rFonts w:ascii="Arial" w:hAnsi="Arial" w:eastAsia="Arial" w:cs="Tahoma"/>
                 <w:sz w:val="18"/>
               </w:rPr>
               <w:t>Security proof</w:t>
@@ -2522,13 +2640,13 @@
             </w:pPr>
             <w:r>
               <w:rPr>
-                <w:rFonts w:ascii="Arial" w:hAnsi="Arial" w:eastAsia="Arial"/>
-                <w:sz w:val="18"/>
-              </w:rPr>
-            </w:r>
-            <w:r>
-              <w:rPr>
-                <w:rFonts w:ascii="Arial" w:hAnsi="Arial" w:eastAsia="Arial"/>
+                <w:rFonts w:ascii="Arial" w:hAnsi="Arial" w:eastAsia="Arial" w:cs="Tahoma"/>
+                <w:sz w:val="18"/>
+              </w:rPr>
+            </w:r>
+            <w:r>
+              <w:rPr>
+                <w:rFonts w:ascii="Arial" w:hAnsi="Arial" w:eastAsia="Arial" w:cs="Tahoma"/>
                 <w:sz w:val="18"/>
               </w:rPr>
               <w:t>ALLMAP datasource ใช้ secretRef และ TLS verify-full; จำกัด DB user เป็น SELECT เฉพาะ source view</w:t>
@@ -2547,13 +2665,13 @@
             </w:pPr>
             <w:r>
               <w:rPr>
-                <w:rFonts w:ascii="Arial" w:hAnsi="Arial" w:eastAsia="Arial"/>
-                <w:sz w:val="18"/>
-              </w:rPr>
-            </w:r>
-            <w:r>
-              <w:rPr>
-                <w:rFonts w:ascii="Arial" w:hAnsi="Arial" w:eastAsia="Arial"/>
+                <w:rFonts w:ascii="Arial" w:hAnsi="Arial" w:eastAsia="Arial" w:cs="Tahoma"/>
+                <w:sz w:val="18"/>
+              </w:rPr>
+            </w:r>
+            <w:r>
+              <w:rPr>
+                <w:rFonts w:ascii="Arial" w:hAnsi="Arial" w:eastAsia="Arial" w:cs="Tahoma"/>
                 <w:sz w:val="18"/>
               </w:rPr>
               <w:t>config/log/error contains no plaintext secret</w:t>
@@ -2604,7 +2722,7 @@
             <w:r/>
             <w:r>
               <w:rPr>
-                <w:rFonts w:ascii="Arial" w:hAnsi="Arial" w:eastAsia="Arial"/>
+                <w:rFonts w:ascii="Arial" w:hAnsi="Arial" w:eastAsia="Arial" w:cs="Tahoma"/>
                 <w:b/>
                 <w:sz w:val="18"/>
               </w:rPr>
@@ -2626,7 +2744,7 @@
             <w:r/>
             <w:r>
               <w:rPr>
-                <w:rFonts w:ascii="Arial" w:hAnsi="Arial" w:eastAsia="Arial"/>
+                <w:rFonts w:ascii="Arial" w:hAnsi="Arial" w:eastAsia="Arial" w:cs="Tahoma"/>
                 <w:b/>
                 <w:sz w:val="18"/>
               </w:rPr>
@@ -2648,7 +2766,7 @@
             <w:r/>
             <w:r>
               <w:rPr>
-                <w:rFonts w:ascii="Arial" w:hAnsi="Arial" w:eastAsia="Arial"/>
+                <w:rFonts w:ascii="Arial" w:hAnsi="Arial" w:eastAsia="Arial" w:cs="Tahoma"/>
                 <w:b/>
                 <w:sz w:val="18"/>
               </w:rPr>
@@ -2673,13 +2791,13 @@
             </w:pPr>
             <w:r>
               <w:rPr>
-                <w:rFonts w:ascii="Arial" w:hAnsi="Arial" w:eastAsia="Arial"/>
-                <w:sz w:val="18"/>
-              </w:rPr>
-            </w:r>
-            <w:r>
-              <w:rPr>
-                <w:rFonts w:ascii="Arial" w:hAnsi="Arial" w:eastAsia="Arial"/>
+                <w:rFonts w:ascii="Arial" w:hAnsi="Arial" w:eastAsia="Arial" w:cs="Tahoma"/>
+                <w:sz w:val="18"/>
+              </w:rPr>
+            </w:r>
+            <w:r>
+              <w:rPr>
+                <w:rFonts w:ascii="Arial" w:hAnsi="Arial" w:eastAsia="Arial" w:cs="Tahoma"/>
                 <w:sz w:val="18"/>
               </w:rPr>
               <w:t>fcsJar/src/th/co/gosoft/fgi/main/ImportImpactCompetitor.java</w:t>
@@ -2698,13 +2816,13 @@
             </w:pPr>
             <w:r>
               <w:rPr>
-                <w:rFonts w:ascii="Arial" w:hAnsi="Arial" w:eastAsia="Arial"/>
-                <w:sz w:val="18"/>
-              </w:rPr>
-            </w:r>
-            <w:r>
-              <w:rPr>
-                <w:rFonts w:ascii="Arial" w:hAnsi="Arial" w:eastAsia="Arial"/>
+                <w:rFonts w:ascii="Arial" w:hAnsi="Arial" w:eastAsia="Arial" w:cs="Tahoma"/>
+                <w:sz w:val="18"/>
+              </w:rPr>
+            </w:r>
+            <w:r>
+              <w:rPr>
+                <w:rFonts w:ascii="Arial" w:hAnsi="Arial" w:eastAsia="Arial" w:cs="Tahoma"/>
                 <w:sz w:val="18"/>
               </w:rPr>
               <w:t>16-48</w:t>
@@ -2723,13 +2841,13 @@
             </w:pPr>
             <w:r>
               <w:rPr>
-                <w:rFonts w:ascii="Arial" w:hAnsi="Arial" w:eastAsia="Arial"/>
-                <w:sz w:val="18"/>
-              </w:rPr>
-            </w:r>
-            <w:r>
-              <w:rPr>
-                <w:rFonts w:ascii="Arial" w:hAnsi="Arial" w:eastAsia="Arial"/>
+                <w:rFonts w:ascii="Arial" w:hAnsi="Arial" w:eastAsia="Arial" w:cs="Tahoma"/>
+                <w:sz w:val="18"/>
+              </w:rPr>
+            </w:r>
+            <w:r>
+              <w:rPr>
+                <w:rFonts w:ascii="Arial" w:hAnsi="Arial" w:eastAsia="Arial" w:cs="Tahoma"/>
                 <w:sz w:val="18"/>
               </w:rPr>
               <w:t>Legacy main entrypoint and notification wrapper.</w:t>
@@ -2753,13 +2871,13 @@
             </w:pPr>
             <w:r>
               <w:rPr>
-                <w:rFonts w:ascii="Arial" w:hAnsi="Arial" w:eastAsia="Arial"/>
-                <w:sz w:val="18"/>
-              </w:rPr>
-            </w:r>
-            <w:r>
-              <w:rPr>
-                <w:rFonts w:ascii="Arial" w:hAnsi="Arial" w:eastAsia="Arial"/>
+                <w:rFonts w:ascii="Arial" w:hAnsi="Arial" w:eastAsia="Arial" w:cs="Tahoma"/>
+                <w:sz w:val="18"/>
+              </w:rPr>
+            </w:r>
+            <w:r>
+              <w:rPr>
+                <w:rFonts w:ascii="Arial" w:hAnsi="Arial" w:eastAsia="Arial" w:cs="Tahoma"/>
                 <w:sz w:val="18"/>
               </w:rPr>
               <w:t>fcsJar/src/th/co/gosoft/fgi/controller/ImportController.java</w:t>
@@ -2778,13 +2896,13 @@
             </w:pPr>
             <w:r>
               <w:rPr>
-                <w:rFonts w:ascii="Arial" w:hAnsi="Arial" w:eastAsia="Arial"/>
-                <w:sz w:val="18"/>
-              </w:rPr>
-            </w:r>
-            <w:r>
-              <w:rPr>
-                <w:rFonts w:ascii="Arial" w:hAnsi="Arial" w:eastAsia="Arial"/>
+                <w:rFonts w:ascii="Arial" w:hAnsi="Arial" w:eastAsia="Arial" w:cs="Tahoma"/>
+                <w:sz w:val="18"/>
+              </w:rPr>
+            </w:r>
+            <w:r>
+              <w:rPr>
+                <w:rFonts w:ascii="Arial" w:hAnsi="Arial" w:eastAsia="Arial" w:cs="Tahoma"/>
                 <w:sz w:val="18"/>
               </w:rPr>
               <w:t>483-598</w:t>
@@ -2803,13 +2921,13 @@
             </w:pPr>
             <w:r>
               <w:rPr>
-                <w:rFonts w:ascii="Arial" w:hAnsi="Arial" w:eastAsia="Arial"/>
-                <w:sz w:val="18"/>
-              </w:rPr>
-            </w:r>
-            <w:r>
-              <w:rPr>
-                <w:rFonts w:ascii="Arial" w:hAnsi="Arial" w:eastAsia="Arial"/>
+                <w:rFonts w:ascii="Arial" w:hAnsi="Arial" w:eastAsia="Arial" w:cs="Tahoma"/>
+                <w:sz w:val="18"/>
+              </w:rPr>
+            </w:r>
+            <w:r>
+              <w:rPr>
+                <w:rFonts w:ascii="Arial" w:hAnsi="Arial" w:eastAsia="Arial" w:cs="Tahoma"/>
                 <w:sz w:val="18"/>
               </w:rPr>
               <w:t>Validate params, skip duplicates, query source, chunk insert competitors.</w:t>
@@ -2833,13 +2951,13 @@
             </w:pPr>
             <w:r>
               <w:rPr>
-                <w:rFonts w:ascii="Arial" w:hAnsi="Arial" w:eastAsia="Arial"/>
-                <w:sz w:val="18"/>
-              </w:rPr>
-            </w:r>
-            <w:r>
-              <w:rPr>
-                <w:rFonts w:ascii="Arial" w:hAnsi="Arial" w:eastAsia="Arial"/>
+                <w:rFonts w:ascii="Arial" w:hAnsi="Arial" w:eastAsia="Arial" w:cs="Tahoma"/>
+                <w:sz w:val="18"/>
+              </w:rPr>
+            </w:r>
+            <w:r>
+              <w:rPr>
+                <w:rFonts w:ascii="Arial" w:hAnsi="Arial" w:eastAsia="Arial" w:cs="Tahoma"/>
                 <w:sz w:val="18"/>
               </w:rPr>
               <w:t>fcsJar/src/th/co/gosoft/fgi/dao/jdbc/ImportJdbc.java</w:t>
@@ -2858,13 +2976,13 @@
             </w:pPr>
             <w:r>
               <w:rPr>
-                <w:rFonts w:ascii="Arial" w:hAnsi="Arial" w:eastAsia="Arial"/>
-                <w:sz w:val="18"/>
-              </w:rPr>
-            </w:r>
-            <w:r>
-              <w:rPr>
-                <w:rFonts w:ascii="Arial" w:hAnsi="Arial" w:eastAsia="Arial"/>
+                <w:rFonts w:ascii="Arial" w:hAnsi="Arial" w:eastAsia="Arial" w:cs="Tahoma"/>
+                <w:sz w:val="18"/>
+              </w:rPr>
+            </w:r>
+            <w:r>
+              <w:rPr>
+                <w:rFonts w:ascii="Arial" w:hAnsi="Arial" w:eastAsia="Arial" w:cs="Tahoma"/>
                 <w:sz w:val="18"/>
               </w:rPr>
               <w:t>200-241</w:t>
@@ -2883,13 +3001,13 @@
             </w:pPr>
             <w:r>
               <w:rPr>
-                <w:rFonts w:ascii="Arial" w:hAnsi="Arial" w:eastAsia="Arial"/>
-                <w:sz w:val="18"/>
-              </w:rPr>
-            </w:r>
-            <w:r>
-              <w:rPr>
-                <w:rFonts w:ascii="Arial" w:hAnsi="Arial" w:eastAsia="Arial"/>
+                <w:rFonts w:ascii="Arial" w:hAnsi="Arial" w:eastAsia="Arial" w:cs="Tahoma"/>
+                <w:sz w:val="18"/>
+              </w:rPr>
+            </w:r>
+            <w:r>
+              <w:rPr>
+                <w:rFonts w:ascii="Arial" w:hAnsi="Arial" w:eastAsia="Arial" w:cs="Tahoma"/>
                 <w:sz w:val="18"/>
               </w:rPr>
               <w:t>Count existing period, query COMPETITOR_IMPACT_VIEW, insert FGI_IMPACT_COMPETITOR.</w:t>
@@ -2944,7 +3062,7 @@
             <w:r/>
             <w:r>
               <w:rPr>
-                <w:rFonts w:ascii="Arial" w:hAnsi="Arial" w:eastAsia="Arial"/>
+                <w:rFonts w:ascii="Arial" w:hAnsi="Arial" w:eastAsia="Arial" w:cs="Tahoma"/>
                 <w:b/>
                 <w:sz w:val="18"/>
               </w:rPr>
@@ -2966,7 +3084,7 @@
             <w:r/>
             <w:r>
               <w:rPr>
-                <w:rFonts w:ascii="Arial" w:hAnsi="Arial" w:eastAsia="Arial"/>
+                <w:rFonts w:ascii="Arial" w:hAnsi="Arial" w:eastAsia="Arial" w:cs="Tahoma"/>
                 <w:b/>
                 <w:sz w:val="18"/>
               </w:rPr>
@@ -2991,13 +3109,13 @@
             </w:pPr>
             <w:r>
               <w:rPr>
-                <w:rFonts w:ascii="Arial" w:hAnsi="Arial" w:eastAsia="Arial"/>
-                <w:sz w:val="18"/>
-              </w:rPr>
-            </w:r>
-            <w:r>
-              <w:rPr>
-                <w:rFonts w:ascii="Arial" w:hAnsi="Arial" w:eastAsia="Arial"/>
+                <w:rFonts w:ascii="Arial" w:hAnsi="Arial" w:eastAsia="Arial" w:cs="Tahoma"/>
+                <w:sz w:val="18"/>
+              </w:rPr>
+            </w:r>
+            <w:r>
+              <w:rPr>
+                <w:rFonts w:ascii="Arial" w:hAnsi="Arial" w:eastAsia="Arial" w:cs="Tahoma"/>
                 <w:sz w:val="18"/>
               </w:rPr>
               <w:t>Repository</w:t>
@@ -3016,13 +3134,13 @@
             </w:pPr>
             <w:r>
               <w:rPr>
-                <w:rFonts w:ascii="Arial" w:hAnsi="Arial" w:eastAsia="Arial"/>
-                <w:sz w:val="18"/>
-              </w:rPr>
-            </w:r>
-            <w:r>
-              <w:rPr>
-                <w:rFonts w:ascii="Arial" w:hAnsi="Arial" w:eastAsia="Arial"/>
+                <w:rFonts w:ascii="Arial" w:hAnsi="Arial" w:eastAsia="Arial" w:cs="Tahoma"/>
+                <w:sz w:val="18"/>
+              </w:rPr>
+            </w:r>
+            <w:r>
+              <w:rPr>
+                <w:rFonts w:ascii="Arial" w:hAnsi="Arial" w:eastAsia="Arial" w:cs="Tahoma"/>
                 <w:sz w:val="18"/>
               </w:rPr>
               <w:t>impactCompetitorRepository</w:t>
@@ -3046,13 +3164,13 @@
             </w:pPr>
             <w:r>
               <w:rPr>
-                <w:rFonts w:ascii="Arial" w:hAnsi="Arial" w:eastAsia="Arial"/>
-                <w:sz w:val="18"/>
-              </w:rPr>
-            </w:r>
-            <w:r>
-              <w:rPr>
-                <w:rFonts w:ascii="Arial" w:hAnsi="Arial" w:eastAsia="Arial"/>
+                <w:rFonts w:ascii="Arial" w:hAnsi="Arial" w:eastAsia="Arial" w:cs="Tahoma"/>
+                <w:sz w:val="18"/>
+              </w:rPr>
+            </w:r>
+            <w:r>
+              <w:rPr>
+                <w:rFonts w:ascii="Arial" w:hAnsi="Arial" w:eastAsia="Arial" w:cs="Tahoma"/>
                 <w:sz w:val="18"/>
               </w:rPr>
               <w:t>Idempotency / dedup</w:t>
@@ -3071,13 +3189,13 @@
             </w:pPr>
             <w:r>
               <w:rPr>
-                <w:rFonts w:ascii="Arial" w:hAnsi="Arial" w:eastAsia="Arial"/>
-                <w:sz w:val="18"/>
-              </w:rPr>
-            </w:r>
-            <w:r>
-              <w:rPr>
-                <w:rFonts w:ascii="Arial" w:hAnsi="Arial" w:eastAsia="Arial"/>
+                <w:rFonts w:ascii="Arial" w:hAnsi="Arial" w:eastAsia="Arial" w:cs="Tahoma"/>
+                <w:sz w:val="18"/>
+              </w:rPr>
+            </w:r>
+            <w:r>
+              <w:rPr>
+                <w:rFonts w:ascii="Arial" w:hAnsi="Arial" w:eastAsia="Arial" w:cs="Tahoma"/>
                 <w:sz w:val="18"/>
               </w:rPr>
               <w:t>UNIQUE(impact_process_id, competitor_code, period_key); source row ซ้ำในไฟล์/วิวต้อง deduplicate ก่อน upsert</w:t>
@@ -3101,13 +3219,13 @@
             </w:pPr>
             <w:r>
               <w:rPr>
-                <w:rFonts w:ascii="Arial" w:hAnsi="Arial" w:eastAsia="Arial"/>
-                <w:sz w:val="18"/>
-              </w:rPr>
-            </w:r>
-            <w:r>
-              <w:rPr>
-                <w:rFonts w:ascii="Arial" w:hAnsi="Arial" w:eastAsia="Arial"/>
+                <w:rFonts w:ascii="Arial" w:hAnsi="Arial" w:eastAsia="Arial" w:cs="Tahoma"/>
+                <w:sz w:val="18"/>
+              </w:rPr>
+            </w:r>
+            <w:r>
+              <w:rPr>
+                <w:rFonts w:ascii="Arial" w:hAnsi="Arial" w:eastAsia="Arial" w:cs="Tahoma"/>
                 <w:sz w:val="18"/>
               </w:rPr>
               <w:t>Transaction boundary</w:t>
@@ -3126,13 +3244,13 @@
             </w:pPr>
             <w:r>
               <w:rPr>
-                <w:rFonts w:ascii="Arial" w:hAnsi="Arial" w:eastAsia="Arial"/>
-                <w:sz w:val="18"/>
-              </w:rPr>
-            </w:r>
-            <w:r>
-              <w:rPr>
-                <w:rFonts w:ascii="Arial" w:hAnsi="Arial" w:eastAsia="Arial"/>
+                <w:rFonts w:ascii="Arial" w:hAnsi="Arial" w:eastAsia="Arial" w:cs="Tahoma"/>
+                <w:sz w:val="18"/>
+              </w:rPr>
+            </w:r>
+            <w:r>
+              <w:rPr>
+                <w:rFonts w:ascii="Arial" w:hAnsi="Arial" w:eastAsia="Arial" w:cs="Tahoma"/>
                 <w:sz w:val="18"/>
               </w:rPr>
               <w:t>validate งวดก่อนอ่าน; upsert ทีละ chunk และ commit หลัง reconcile จำนวน input/success/reject ของ chunk ตรงกัน</w:t>
@@ -3156,13 +3274,13 @@
             </w:pPr>
             <w:r>
               <w:rPr>
-                <w:rFonts w:ascii="Arial" w:hAnsi="Arial" w:eastAsia="Arial"/>
-                <w:sz w:val="18"/>
-              </w:rPr>
-            </w:r>
-            <w:r>
-              <w:rPr>
-                <w:rFonts w:ascii="Arial" w:hAnsi="Arial" w:eastAsia="Arial"/>
+                <w:rFonts w:ascii="Arial" w:hAnsi="Arial" w:eastAsia="Arial" w:cs="Tahoma"/>
+                <w:sz w:val="18"/>
+              </w:rPr>
+            </w:r>
+            <w:r>
+              <w:rPr>
+                <w:rFonts w:ascii="Arial" w:hAnsi="Arial" w:eastAsia="Arial" w:cs="Tahoma"/>
                 <w:sz w:val="18"/>
               </w:rPr>
               <w:t>Security</w:t>
@@ -3181,13 +3299,13 @@
             </w:pPr>
             <w:r>
               <w:rPr>
-                <w:rFonts w:ascii="Arial" w:hAnsi="Arial" w:eastAsia="Arial"/>
-                <w:sz w:val="18"/>
-              </w:rPr>
-            </w:r>
-            <w:r>
-              <w:rPr>
-                <w:rFonts w:ascii="Arial" w:hAnsi="Arial" w:eastAsia="Arial"/>
+                <w:rFonts w:ascii="Arial" w:hAnsi="Arial" w:eastAsia="Arial" w:cs="Tahoma"/>
+                <w:sz w:val="18"/>
+              </w:rPr>
+            </w:r>
+            <w:r>
+              <w:rPr>
+                <w:rFonts w:ascii="Arial" w:hAnsi="Arial" w:eastAsia="Arial" w:cs="Tahoma"/>
                 <w:sz w:val="18"/>
               </w:rPr>
               <w:t>ALLMAP datasource ใช้ secretRef และ TLS verify-full; จำกัด DB user เป็น SELECT เฉพาะ source view</w:t>
@@ -3215,7 +3333,7 @@
       </w:pPr>
       <w:r>
         <w:rPr>
-          <w:rFonts w:ascii="Courier New" w:hAnsi="Courier New"/>
+          <w:rFonts w:ascii="Courier New" w:hAnsi="Courier New" w:eastAsia="Courier New" w:cs="Tahoma"/>
           <w:sz w:val="16"/>
         </w:rPr>
         <w:t>SELECT impact_process_id, competitor_code, name_th, branch_th, opened_date, closed_date, period_key</w:t>
@@ -3243,7 +3361,7 @@
       </w:pPr>
       <w:r>
         <w:rPr>
-          <w:rFonts w:ascii="Courier New" w:hAnsi="Courier New"/>
+          <w:rFonts w:ascii="Courier New" w:hAnsi="Courier New" w:eastAsia="Courier New" w:cs="Tahoma"/>
           <w:sz w:val="16"/>
         </w:rPr>
         <w:t>INSERT INTO fgi_impact_competitors</w:t>
@@ -3291,7 +3409,7 @@
       </w:pPr>
       <w:r>
         <w:rPr>
-          <w:rFonts w:ascii="Courier New" w:hAnsi="Courier New"/>
+          <w:rFonts w:ascii="Courier New" w:hAnsi="Courier New" w:eastAsia="Courier New" w:cs="Tahoma"/>
           <w:sz w:val="16"/>
         </w:rPr>
         <w:t>export async function runLlddBeJob3Importimpactcompetitor(ctx, services) {</w:t>
@@ -3380,7 +3498,7 @@
             <w:r/>
             <w:r>
               <w:rPr>
-                <w:rFonts w:ascii="Arial" w:hAnsi="Arial" w:eastAsia="Arial"/>
+                <w:rFonts w:ascii="Arial" w:hAnsi="Arial" w:eastAsia="Arial" w:cs="Tahoma"/>
                 <w:b/>
                 <w:sz w:val="18"/>
               </w:rPr>
@@ -3402,7 +3520,7 @@
             <w:r/>
             <w:r>
               <w:rPr>
-                <w:rFonts w:ascii="Arial" w:hAnsi="Arial" w:eastAsia="Arial"/>
+                <w:rFonts w:ascii="Arial" w:hAnsi="Arial" w:eastAsia="Arial" w:cs="Tahoma"/>
                 <w:b/>
                 <w:sz w:val="18"/>
               </w:rPr>
@@ -3424,7 +3542,7 @@
             <w:r/>
             <w:r>
               <w:rPr>
-                <w:rFonts w:ascii="Arial" w:hAnsi="Arial" w:eastAsia="Arial"/>
+                <w:rFonts w:ascii="Arial" w:hAnsi="Arial" w:eastAsia="Arial" w:cs="Tahoma"/>
                 <w:b/>
                 <w:sz w:val="18"/>
               </w:rPr>
@@ -3446,7 +3564,7 @@
             <w:r/>
             <w:r>
               <w:rPr>
-                <w:rFonts w:ascii="Arial" w:hAnsi="Arial" w:eastAsia="Arial"/>
+                <w:rFonts w:ascii="Arial" w:hAnsi="Arial" w:eastAsia="Arial" w:cs="Tahoma"/>
                 <w:b/>
                 <w:sz w:val="18"/>
               </w:rPr>
@@ -3471,13 +3589,13 @@
             </w:pPr>
             <w:r>
               <w:rPr>
-                <w:rFonts w:ascii="Arial" w:hAnsi="Arial" w:eastAsia="Arial"/>
-                <w:sz w:val="18"/>
-              </w:rPr>
-            </w:r>
-            <w:r>
-              <w:rPr>
-                <w:rFonts w:ascii="Arial" w:hAnsi="Arial" w:eastAsia="Arial"/>
+                <w:rFonts w:ascii="Arial" w:hAnsi="Arial" w:eastAsia="Arial" w:cs="Tahoma"/>
+                <w:sz w:val="18"/>
+              </w:rPr>
+            </w:r>
+            <w:r>
+              <w:rPr>
+                <w:rFonts w:ascii="Arial" w:hAnsi="Arial" w:eastAsia="Arial" w:cs="Tahoma"/>
                 <w:sz w:val="18"/>
               </w:rPr>
               <w:t>รันตามตารางเวลา</w:t>
@@ -3496,13 +3614,13 @@
             </w:pPr>
             <w:r>
               <w:rPr>
-                <w:rFonts w:ascii="Arial" w:hAnsi="Arial" w:eastAsia="Arial"/>
-                <w:sz w:val="18"/>
-              </w:rPr>
-            </w:r>
-            <w:r>
-              <w:rPr>
-                <w:rFonts w:ascii="Arial" w:hAnsi="Arial" w:eastAsia="Arial"/>
+                <w:rFonts w:ascii="Arial" w:hAnsi="Arial" w:eastAsia="Arial" w:cs="Tahoma"/>
+                <w:sz w:val="18"/>
+              </w:rPr>
+            </w:r>
+            <w:r>
+              <w:rPr>
+                <w:rFonts w:ascii="Arial" w:hAnsi="Arial" w:eastAsia="Arial" w:cs="Tahoma"/>
                 <w:sz w:val="18"/>
               </w:rPr>
               <w:t>CRON</w:t>
@@ -3521,13 +3639,13 @@
             </w:pPr>
             <w:r>
               <w:rPr>
-                <w:rFonts w:ascii="Arial" w:hAnsi="Arial" w:eastAsia="Arial"/>
-                <w:sz w:val="18"/>
-              </w:rPr>
-            </w:r>
-            <w:r>
-              <w:rPr>
-                <w:rFonts w:ascii="Arial" w:hAnsi="Arial" w:eastAsia="Arial"/>
+                <w:rFonts w:ascii="Arial" w:hAnsi="Arial" w:eastAsia="Arial" w:cs="Tahoma"/>
+                <w:sz w:val="18"/>
+              </w:rPr>
+            </w:r>
+            <w:r>
+              <w:rPr>
+                <w:rFonts w:ascii="Arial" w:hAnsi="Arial" w:eastAsia="Arial" w:cs="Tahoma"/>
                 <w:sz w:val="18"/>
               </w:rPr>
               <w:t>scheduler → runner (job 3)</w:t>
@@ -3546,13 +3664,13 @@
             </w:pPr>
             <w:r>
               <w:rPr>
-                <w:rFonts w:ascii="Arial" w:hAnsi="Arial" w:eastAsia="Arial"/>
-                <w:sz w:val="18"/>
-              </w:rPr>
-            </w:r>
-            <w:r>
-              <w:rPr>
-                <w:rFonts w:ascii="Arial" w:hAnsi="Arial" w:eastAsia="Arial"/>
+                <w:rFonts w:ascii="Arial" w:hAnsi="Arial" w:eastAsia="Arial" w:cs="Tahoma"/>
+                <w:sz w:val="18"/>
+              </w:rPr>
+            </w:r>
+            <w:r>
+              <w:rPr>
+                <w:rFonts w:ascii="Arial" w:hAnsi="Arial" w:eastAsia="Arial" w:cs="Tahoma"/>
                 <w:sz w:val="18"/>
               </w:rPr>
               <w:t>อ่าน cron/พารามิเตอร์จาก backend config</w:t>
@@ -3576,13 +3694,13 @@
             </w:pPr>
             <w:r>
               <w:rPr>
-                <w:rFonts w:ascii="Arial" w:hAnsi="Arial" w:eastAsia="Arial"/>
-                <w:sz w:val="18"/>
-              </w:rPr>
-            </w:r>
-            <w:r>
-              <w:rPr>
-                <w:rFonts w:ascii="Arial" w:hAnsi="Arial" w:eastAsia="Arial"/>
+                <w:rFonts w:ascii="Arial" w:hAnsi="Arial" w:eastAsia="Arial" w:cs="Tahoma"/>
+                <w:sz w:val="18"/>
+              </w:rPr>
+            </w:r>
+            <w:r>
+              <w:rPr>
+                <w:rFonts w:ascii="Arial" w:hAnsi="Arial" w:eastAsia="Arial" w:cs="Tahoma"/>
                 <w:sz w:val="18"/>
               </w:rPr>
               <w:t>รันนอกรอบ (manual/rerun)</w:t>
@@ -3601,13 +3719,13 @@
             </w:pPr>
             <w:r>
               <w:rPr>
-                <w:rFonts w:ascii="Arial" w:hAnsi="Arial" w:eastAsia="Arial"/>
-                <w:sz w:val="18"/>
-              </w:rPr>
-            </w:r>
-            <w:r>
-              <w:rPr>
-                <w:rFonts w:ascii="Arial" w:hAnsi="Arial" w:eastAsia="Arial"/>
+                <w:rFonts w:ascii="Arial" w:hAnsi="Arial" w:eastAsia="Arial" w:cs="Tahoma"/>
+                <w:sz w:val="18"/>
+              </w:rPr>
+            </w:r>
+            <w:r>
+              <w:rPr>
+                <w:rFonts w:ascii="Arial" w:hAnsi="Arial" w:eastAsia="Arial" w:cs="Tahoma"/>
                 <w:sz w:val="18"/>
               </w:rPr>
               <w:t>CLI</w:t>
@@ -3626,13 +3744,13 @@
             </w:pPr>
             <w:r>
               <w:rPr>
-                <w:rFonts w:ascii="Arial" w:hAnsi="Arial" w:eastAsia="Arial"/>
-                <w:sz w:val="18"/>
-              </w:rPr>
-            </w:r>
-            <w:r>
-              <w:rPr>
-                <w:rFonts w:ascii="Arial" w:hAnsi="Arial" w:eastAsia="Arial"/>
+                <w:rFonts w:ascii="Arial" w:hAnsi="Arial" w:eastAsia="Arial" w:cs="Tahoma"/>
+                <w:sz w:val="18"/>
+              </w:rPr>
+            </w:r>
+            <w:r>
+              <w:rPr>
+                <w:rFonts w:ascii="Arial" w:hAnsi="Arial" w:eastAsia="Arial" w:cs="Tahoma"/>
                 <w:sz w:val="18"/>
               </w:rPr>
               <w:t>CLI/ops runbook → runner (job 3)</w:t>
@@ -3651,13 +3769,13 @@
             </w:pPr>
             <w:r>
               <w:rPr>
-                <w:rFonts w:ascii="Arial" w:hAnsi="Arial" w:eastAsia="Arial"/>
-                <w:sz w:val="18"/>
-              </w:rPr>
-            </w:r>
-            <w:r>
-              <w:rPr>
-                <w:rFonts w:ascii="Arial" w:hAnsi="Arial" w:eastAsia="Arial"/>
+                <w:rFonts w:ascii="Arial" w:hAnsi="Arial" w:eastAsia="Arial" w:cs="Tahoma"/>
+                <w:sz w:val="18"/>
+              </w:rPr>
+            </w:r>
+            <w:r>
+              <w:rPr>
+                <w:rFonts w:ascii="Arial" w:hAnsi="Arial" w:eastAsia="Arial" w:cs="Tahoma"/>
                 <w:sz w:val="18"/>
               </w:rPr>
               <w:t>guard ไม่ให้รันซ้อนด้วย distributed lock</w:t>
@@ -3681,13 +3799,13 @@
             </w:pPr>
             <w:r>
               <w:rPr>
-                <w:rFonts w:ascii="Arial" w:hAnsi="Arial" w:eastAsia="Arial"/>
-                <w:sz w:val="18"/>
-              </w:rPr>
-            </w:r>
-            <w:r>
-              <w:rPr>
-                <w:rFonts w:ascii="Arial" w:hAnsi="Arial" w:eastAsia="Arial"/>
+                <w:rFonts w:ascii="Arial" w:hAnsi="Arial" w:eastAsia="Arial" w:cs="Tahoma"/>
+                <w:sz w:val="18"/>
+              </w:rPr>
+            </w:r>
+            <w:r>
+              <w:rPr>
+                <w:rFonts w:ascii="Arial" w:hAnsi="Arial" w:eastAsia="Arial" w:cs="Tahoma"/>
                 <w:sz w:val="18"/>
               </w:rPr>
               <w:t>แก้พารามิเตอร์/เปิด-ปิด job</w:t>
@@ -3706,13 +3824,13 @@
             </w:pPr>
             <w:r>
               <w:rPr>
-                <w:rFonts w:ascii="Arial" w:hAnsi="Arial" w:eastAsia="Arial"/>
-                <w:sz w:val="18"/>
-              </w:rPr>
-            </w:r>
-            <w:r>
-              <w:rPr>
-                <w:rFonts w:ascii="Arial" w:hAnsi="Arial" w:eastAsia="Arial"/>
+                <w:rFonts w:ascii="Arial" w:hAnsi="Arial" w:eastAsia="Arial" w:cs="Tahoma"/>
+                <w:sz w:val="18"/>
+              </w:rPr>
+            </w:r>
+            <w:r>
+              <w:rPr>
+                <w:rFonts w:ascii="Arial" w:hAnsi="Arial" w:eastAsia="Arial" w:cs="Tahoma"/>
                 <w:sz w:val="18"/>
               </w:rPr>
               <w:t>CONFIG</w:t>
@@ -3731,13 +3849,13 @@
             </w:pPr>
             <w:r>
               <w:rPr>
-                <w:rFonts w:ascii="Arial" w:hAnsi="Arial" w:eastAsia="Arial"/>
-                <w:sz w:val="18"/>
-              </w:rPr>
-            </w:r>
-            <w:r>
-              <w:rPr>
-                <w:rFonts w:ascii="Arial" w:hAnsi="Arial" w:eastAsia="Arial"/>
+                <w:rFonts w:ascii="Arial" w:hAnsi="Arial" w:eastAsia="Arial" w:cs="Tahoma"/>
+                <w:sz w:val="18"/>
+              </w:rPr>
+            </w:r>
+            <w:r>
+              <w:rPr>
+                <w:rFonts w:ascii="Arial" w:hAnsi="Arial" w:eastAsia="Arial" w:cs="Tahoma"/>
                 <w:sz w:val="18"/>
               </w:rPr>
               <w:t>แก้ backend config แล้ว deploy</w:t>
@@ -3756,13 +3874,13 @@
             </w:pPr>
             <w:r>
               <w:rPr>
-                <w:rFonts w:ascii="Arial" w:hAnsi="Arial" w:eastAsia="Arial"/>
-                <w:sz w:val="18"/>
-              </w:rPr>
-            </w:r>
-            <w:r>
-              <w:rPr>
-                <w:rFonts w:ascii="Arial" w:hAnsi="Arial" w:eastAsia="Arial"/>
+                <w:rFonts w:ascii="Arial" w:hAnsi="Arial" w:eastAsia="Arial" w:cs="Tahoma"/>
+                <w:sz w:val="18"/>
+              </w:rPr>
+            </w:r>
+            <w:r>
+              <w:rPr>
+                <w:rFonts w:ascii="Arial" w:hAnsi="Arial" w:eastAsia="Arial" w:cs="Tahoma"/>
                 <w:sz w:val="18"/>
               </w:rPr>
               <w:t>ไม่มี endpoint และไม่มีหน้าจอควบคุม — หน้า Flow Batch Job เป็น reference อย่างเดียว (2026-08-06)</w:t>
@@ -3786,13 +3904,13 @@
             </w:pPr>
             <w:r>
               <w:rPr>
-                <w:rFonts w:ascii="Arial" w:hAnsi="Arial" w:eastAsia="Arial"/>
-                <w:sz w:val="18"/>
-              </w:rPr>
-            </w:r>
-            <w:r>
-              <w:rPr>
-                <w:rFonts w:ascii="Arial" w:hAnsi="Arial" w:eastAsia="Arial"/>
+                <w:rFonts w:ascii="Arial" w:hAnsi="Arial" w:eastAsia="Arial" w:cs="Tahoma"/>
+                <w:sz w:val="18"/>
+              </w:rPr>
+            </w:r>
+            <w:r>
+              <w:rPr>
+                <w:rFonts w:ascii="Arial" w:hAnsi="Arial" w:eastAsia="Arial" w:cs="Tahoma"/>
                 <w:sz w:val="18"/>
               </w:rPr>
               <w:t>ตรวจผลการรัน</w:t>
@@ -3811,13 +3929,13 @@
             </w:pPr>
             <w:r>
               <w:rPr>
-                <w:rFonts w:ascii="Arial" w:hAnsi="Arial" w:eastAsia="Arial"/>
-                <w:sz w:val="18"/>
-              </w:rPr>
-            </w:r>
-            <w:r>
-              <w:rPr>
-                <w:rFonts w:ascii="Arial" w:hAnsi="Arial" w:eastAsia="Arial"/>
+                <w:rFonts w:ascii="Arial" w:hAnsi="Arial" w:eastAsia="Arial" w:cs="Tahoma"/>
+                <w:sz w:val="18"/>
+              </w:rPr>
+            </w:r>
+            <w:r>
+              <w:rPr>
+                <w:rFonts w:ascii="Arial" w:hAnsi="Arial" w:eastAsia="Arial" w:cs="Tahoma"/>
                 <w:sz w:val="18"/>
               </w:rPr>
               <w:t>LOG</w:t>
@@ -3836,13 +3954,13 @@
             </w:pPr>
             <w:r>
               <w:rPr>
-                <w:rFonts w:ascii="Arial" w:hAnsi="Arial" w:eastAsia="Arial"/>
-                <w:sz w:val="18"/>
-              </w:rPr>
-            </w:r>
-            <w:r>
-              <w:rPr>
-                <w:rFonts w:ascii="Arial" w:hAnsi="Arial" w:eastAsia="Arial"/>
+                <w:rFonts w:ascii="Arial" w:hAnsi="Arial" w:eastAsia="Arial" w:cs="Tahoma"/>
+                <w:sz w:val="18"/>
+              </w:rPr>
+            </w:r>
+            <w:r>
+              <w:rPr>
+                <w:rFonts w:ascii="Arial" w:hAnsi="Arial" w:eastAsia="Arial" w:cs="Tahoma"/>
                 <w:sz w:val="18"/>
               </w:rPr>
               <w:t>application log (structured)</w:t>
@@ -3861,13 +3979,13 @@
             </w:pPr>
             <w:r>
               <w:rPr>
-                <w:rFonts w:ascii="Arial" w:hAnsi="Arial" w:eastAsia="Arial"/>
-                <w:sz w:val="18"/>
-              </w:rPr>
-            </w:r>
-            <w:r>
-              <w:rPr>
-                <w:rFonts w:ascii="Arial" w:hAnsi="Arial" w:eastAsia="Arial"/>
+                <w:rFonts w:ascii="Arial" w:hAnsi="Arial" w:eastAsia="Arial" w:cs="Tahoma"/>
+                <w:sz w:val="18"/>
+              </w:rPr>
+            </w:r>
+            <w:r>
+              <w:rPr>
+                <w:rFonts w:ascii="Arial" w:hAnsi="Arial" w:eastAsia="Arial" w:cs="Tahoma"/>
                 <w:sz w:val="18"/>
               </w:rPr>
               <w:t>ไม่มีตาราง job_run_histories แล้ว · ไฟล์/ACK ดูที่ interface_transactions</w:t>
@@ -3937,7 +4055,7 @@
             <w:r/>
             <w:r>
               <w:rPr>
-                <w:rFonts w:ascii="Arial" w:hAnsi="Arial" w:eastAsia="Arial"/>
+                <w:rFonts w:ascii="Arial" w:hAnsi="Arial" w:eastAsia="Arial" w:cs="Tahoma"/>
                 <w:b/>
                 <w:sz w:val="18"/>
               </w:rPr>
@@ -3959,7 +4077,7 @@
             <w:r/>
             <w:r>
               <w:rPr>
-                <w:rFonts w:ascii="Arial" w:hAnsi="Arial" w:eastAsia="Arial"/>
+                <w:rFonts w:ascii="Arial" w:hAnsi="Arial" w:eastAsia="Arial" w:cs="Tahoma"/>
                 <w:b/>
                 <w:sz w:val="18"/>
               </w:rPr>
@@ -3981,7 +4099,7 @@
             <w:r/>
             <w:r>
               <w:rPr>
-                <w:rFonts w:ascii="Arial" w:hAnsi="Arial" w:eastAsia="Arial"/>
+                <w:rFonts w:ascii="Arial" w:hAnsi="Arial" w:eastAsia="Arial" w:cs="Tahoma"/>
                 <w:b/>
                 <w:sz w:val="18"/>
               </w:rPr>
@@ -4006,13 +4124,13 @@
             </w:pPr>
             <w:r>
               <w:rPr>
-                <w:rFonts w:ascii="Arial" w:hAnsi="Arial" w:eastAsia="Arial"/>
-                <w:sz w:val="18"/>
-              </w:rPr>
-            </w:r>
-            <w:r>
-              <w:rPr>
-                <w:rFonts w:ascii="Arial" w:hAnsi="Arial" w:eastAsia="Arial"/>
+                <w:rFonts w:ascii="Arial" w:hAnsi="Arial" w:eastAsia="Arial" w:cs="Tahoma"/>
+                <w:sz w:val="18"/>
+              </w:rPr>
+            </w:r>
+            <w:r>
+              <w:rPr>
+                <w:rFonts w:ascii="Arial" w:hAnsi="Arial" w:eastAsia="Arial" w:cs="Tahoma"/>
                 <w:sz w:val="18"/>
               </w:rPr>
               <w:t>fgi_impact_competitors</w:t>
@@ -4031,13 +4149,13 @@
             </w:pPr>
             <w:r>
               <w:rPr>
-                <w:rFonts w:ascii="Arial" w:hAnsi="Arial" w:eastAsia="Arial"/>
-                <w:sz w:val="18"/>
-              </w:rPr>
-            </w:r>
-            <w:r>
-              <w:rPr>
-                <w:rFonts w:ascii="Arial" w:hAnsi="Arial" w:eastAsia="Arial"/>
+                <w:rFonts w:ascii="Arial" w:hAnsi="Arial" w:eastAsia="Arial" w:cs="Tahoma"/>
+                <w:sz w:val="18"/>
+              </w:rPr>
+            </w:r>
+            <w:r>
+              <w:rPr>
+                <w:rFonts w:ascii="Arial" w:hAnsi="Arial" w:eastAsia="Arial" w:cs="Tahoma"/>
                 <w:sz w:val="18"/>
               </w:rPr>
               <w:t>W</w:t>
@@ -4056,13 +4174,13 @@
             </w:pPr>
             <w:r>
               <w:rPr>
-                <w:rFonts w:ascii="Arial" w:hAnsi="Arial" w:eastAsia="Arial"/>
-                <w:sz w:val="18"/>
-              </w:rPr>
-            </w:r>
-            <w:r>
-              <w:rPr>
-                <w:rFonts w:ascii="Arial" w:hAnsi="Arial" w:eastAsia="Arial"/>
+                <w:rFonts w:ascii="Arial" w:hAnsi="Arial" w:eastAsia="Arial" w:cs="Tahoma"/>
+                <w:sz w:val="18"/>
+              </w:rPr>
+            </w:r>
+            <w:r>
+              <w:rPr>
+                <w:rFonts w:ascii="Arial" w:hAnsi="Arial" w:eastAsia="Arial" w:cs="Tahoma"/>
                 <w:sz w:val="18"/>
               </w:rPr>
               <w:t>insert รายงวด data_source=ALM (งวดล่าสุดต่อร้าน) ดึงจาก ALLMAP</w:t>
@@ -4103,7 +4221,7 @@
       </w:r>
       <w:r>
         <w:rPr>
-          <w:rFonts w:ascii="Courier New" w:hAnsi="Courier New"/>
+          <w:rFonts w:ascii="Courier New" w:hAnsi="Courier New" w:eastAsia="Courier New" w:cs="Tahoma"/>
         </w:rPr>
         <w:t>src/batch/sbpgi/</w:t>
       </w:r>
@@ -4112,7 +4230,7 @@
       </w:r>
       <w:r>
         <w:rPr>
-          <w:rFonts w:ascii="Courier New" w:hAnsi="Courier New"/>
+          <w:rFonts w:ascii="Courier New" w:hAnsi="Courier New" w:eastAsia="Courier New" w:cs="Tahoma"/>
         </w:rPr>
         <w:t>DATA_SOURCE</w:t>
       </w:r>
@@ -4121,7 +4239,7 @@
       </w:r>
       <w:r>
         <w:rPr>
-          <w:rFonts w:ascii="Courier New" w:hAnsi="Courier New"/>
+          <w:rFonts w:ascii="Courier New" w:hAnsi="Courier New" w:eastAsia="Courier New" w:cs="Tahoma"/>
         </w:rPr>
         <w:t>src/entitys/</w:t>
       </w:r>
@@ -4138,7 +4256,7 @@
       </w:r>
       <w:r>
         <w:rPr>
-          <w:rFonts w:ascii="Courier New" w:hAnsi="Courier New"/>
+          <w:rFonts w:ascii="Courier New" w:hAnsi="Courier New" w:eastAsia="Courier New" w:cs="Tahoma"/>
         </w:rPr>
         <w:t>src/batch</w:t>
       </w:r>
@@ -4147,7 +4265,7 @@
       </w:r>
       <w:r>
         <w:rPr>
-          <w:rFonts w:ascii="Courier New" w:hAnsi="Courier New"/>
+          <w:rFonts w:ascii="Courier New" w:hAnsi="Courier New" w:eastAsia="Courier New" w:cs="Tahoma"/>
         </w:rPr>
         <w:t>@nestjs/schedule</w:t>
       </w:r>
@@ -4165,7 +4283,7 @@
       </w:r>
       <w:r>
         <w:rPr>
-          <w:rFonts w:ascii="Courier New" w:hAnsi="Courier New"/>
+          <w:rFonts w:ascii="Courier New" w:hAnsi="Courier New" w:eastAsia="Courier New" w:cs="Tahoma"/>
         </w:rPr>
         <w:t>runner.ts</w:t>
       </w:r>
@@ -4174,7 +4292,7 @@
       </w:r>
       <w:r>
         <w:rPr>
-          <w:rFonts w:ascii="Courier New" w:hAnsi="Courier New"/>
+          <w:rFonts w:ascii="Courier New" w:hAnsi="Courier New" w:eastAsia="Courier New" w:cs="Tahoma"/>
         </w:rPr>
         <w:t>scheduler.ts</w:t>
       </w:r>
@@ -4183,7 +4301,7 @@
       </w:r>
       <w:r>
         <w:rPr>
-          <w:rFonts w:ascii="Courier New" w:hAnsi="Courier New"/>
+          <w:rFonts w:ascii="Courier New" w:hAnsi="Courier New" w:eastAsia="Courier New" w:cs="Tahoma"/>
         </w:rPr>
         <w:t>cli.js</w:t>
       </w:r>
@@ -4192,7 +4310,7 @@
       </w:r>
       <w:r>
         <w:rPr>
-          <w:rFonts w:ascii="Courier New" w:hAnsi="Courier New"/>
+          <w:rFonts w:ascii="Courier New" w:hAnsi="Courier New" w:eastAsia="Courier New" w:cs="Tahoma"/>
         </w:rPr>
         <w:t>job-failure.notifier.ts</w:t>
       </w:r>
@@ -4210,7 +4328,7 @@
       </w:r>
       <w:r>
         <w:rPr>
-          <w:rFonts w:ascii="Courier New" w:hAnsi="Courier New"/>
+          <w:rFonts w:ascii="Courier New" w:hAnsi="Courier New" w:eastAsia="Courier New" w:cs="Tahoma"/>
         </w:rPr>
         <w:t>ScheduleModule.forRoot()</w:t>
       </w:r>
@@ -4219,7 +4337,7 @@
       </w:r>
       <w:r>
         <w:rPr>
-          <w:rFonts w:ascii="Courier New" w:hAnsi="Courier New"/>
+          <w:rFonts w:ascii="Courier New" w:hAnsi="Courier New" w:eastAsia="Courier New" w:cs="Tahoma"/>
         </w:rPr>
         <w:t>app.module.ts</w:t>
       </w:r>
@@ -4256,7 +4374,7 @@
             <w:r/>
             <w:r>
               <w:rPr>
-                <w:rFonts w:ascii="Arial" w:hAnsi="Arial" w:eastAsia="Arial"/>
+                <w:rFonts w:ascii="Arial" w:hAnsi="Arial" w:eastAsia="Arial" w:cs="Tahoma"/>
                 <w:b/>
                 <w:sz w:val="18"/>
               </w:rPr>
@@ -4278,7 +4396,7 @@
             <w:r/>
             <w:r>
               <w:rPr>
-                <w:rFonts w:ascii="Arial" w:hAnsi="Arial" w:eastAsia="Arial"/>
+                <w:rFonts w:ascii="Arial" w:hAnsi="Arial" w:eastAsia="Arial" w:cs="Tahoma"/>
                 <w:b/>
                 <w:sz w:val="18"/>
               </w:rPr>
@@ -4303,13 +4421,13 @@
             </w:pPr>
             <w:r>
               <w:rPr>
-                <w:rFonts w:ascii="Arial" w:hAnsi="Arial" w:eastAsia="Arial"/>
-                <w:sz w:val="18"/>
-              </w:rPr>
-            </w:r>
-            <w:r>
-              <w:rPr>
-                <w:rFonts w:ascii="Arial" w:hAnsi="Arial" w:eastAsia="Arial"/>
+                <w:rFonts w:ascii="Arial" w:hAnsi="Arial" w:eastAsia="Arial" w:cs="Tahoma"/>
+                <w:sz w:val="18"/>
+              </w:rPr>
+            </w:r>
+            <w:r>
+              <w:rPr>
+                <w:rFonts w:ascii="Arial" w:hAnsi="Arial" w:eastAsia="Arial" w:cs="Tahoma"/>
                 <w:sz w:val="18"/>
               </w:rPr>
               <w:t>src/batch/sbpgi/job-3-import-impact-competitor/job-3-import-impact-competitor.job.ts</w:t>
@@ -4328,41 +4446,41 @@
             </w:pPr>
             <w:r>
               <w:rPr>
-                <w:rFonts w:ascii="Arial" w:hAnsi="Arial" w:eastAsia="Arial"/>
-                <w:sz w:val="18"/>
-              </w:rPr>
-            </w:r>
-            <w:r>
-              <w:rPr>
-                <w:rFonts w:ascii="Arial" w:hAnsi="Arial" w:eastAsia="Arial"/>
+                <w:rFonts w:ascii="Arial" w:hAnsi="Arial" w:eastAsia="Arial" w:cs="Tahoma"/>
+                <w:sz w:val="18"/>
+              </w:rPr>
+            </w:r>
+            <w:r>
+              <w:rPr>
+                <w:rFonts w:ascii="Arial" w:hAnsi="Arial" w:eastAsia="Arial" w:cs="Tahoma"/>
                 <w:sz w:val="18"/>
               </w:rPr>
               <w:t xml:space="preserve">คลาส </w:t>
             </w:r>
             <w:r>
               <w:rPr>
-                <w:rFonts w:ascii="Courier New" w:hAnsi="Courier New" w:eastAsia="Arial"/>
+                <w:rFonts w:ascii="Courier New" w:hAnsi="Courier New" w:eastAsia="Courier New" w:cs="Tahoma"/>
                 <w:sz w:val="18"/>
               </w:rPr>
               <w:t>ImportImpactCompetitorJob</w:t>
             </w:r>
             <w:r>
               <w:rPr>
-                <w:rFonts w:ascii="Arial" w:hAnsi="Arial" w:eastAsia="Arial"/>
+                <w:rFonts w:ascii="Arial" w:hAnsi="Arial" w:eastAsia="Arial" w:cs="Tahoma"/>
                 <w:sz w:val="18"/>
               </w:rPr>
               <w:t xml:space="preserve"> — </w:t>
             </w:r>
             <w:r>
               <w:rPr>
-                <w:rFonts w:ascii="Courier New" w:hAnsi="Courier New" w:eastAsia="Arial"/>
+                <w:rFonts w:ascii="Courier New" w:hAnsi="Courier New" w:eastAsia="Courier New" w:cs="Tahoma"/>
                 <w:sz w:val="18"/>
               </w:rPr>
               <w:t>run(ctx)</w:t>
             </w:r>
             <w:r>
               <w:rPr>
-                <w:rFonts w:ascii="Arial" w:hAnsi="Arial" w:eastAsia="Arial"/>
+                <w:rFonts w:ascii="Arial" w:hAnsi="Arial" w:eastAsia="Arial" w:cs="Tahoma"/>
                 <w:sz w:val="18"/>
               </w:rPr>
               <w:t xml:space="preserve"> เรียงตาม flow ของ Job 3 ทีละขั้น, ครอบ transaction, จบด้วย structured log</w:t>
@@ -4386,13 +4504,13 @@
             </w:pPr>
             <w:r>
               <w:rPr>
-                <w:rFonts w:ascii="Arial" w:hAnsi="Arial" w:eastAsia="Arial"/>
-                <w:sz w:val="18"/>
-              </w:rPr>
-            </w:r>
-            <w:r>
-              <w:rPr>
-                <w:rFonts w:ascii="Arial" w:hAnsi="Arial" w:eastAsia="Arial"/>
+                <w:rFonts w:ascii="Arial" w:hAnsi="Arial" w:eastAsia="Arial" w:cs="Tahoma"/>
+                <w:sz w:val="18"/>
+              </w:rPr>
+            </w:r>
+            <w:r>
+              <w:rPr>
+                <w:rFonts w:ascii="Arial" w:hAnsi="Arial" w:eastAsia="Arial" w:cs="Tahoma"/>
                 <w:sz w:val="18"/>
               </w:rPr>
               <w:t>src/batch/sbpgi/job-3-import-impact-competitor/job-3-import-impact-competitor.service.ts</w:t>
@@ -4411,34 +4529,34 @@
             </w:pPr>
             <w:r>
               <w:rPr>
-                <w:rFonts w:ascii="Arial" w:hAnsi="Arial" w:eastAsia="Arial"/>
-                <w:sz w:val="18"/>
-              </w:rPr>
-            </w:r>
-            <w:r>
-              <w:rPr>
-                <w:rFonts w:ascii="Arial" w:hAnsi="Arial" w:eastAsia="Arial"/>
+                <w:rFonts w:ascii="Arial" w:hAnsi="Arial" w:eastAsia="Arial" w:cs="Tahoma"/>
+                <w:sz w:val="18"/>
+              </w:rPr>
+            </w:r>
+            <w:r>
+              <w:rPr>
+                <w:rFonts w:ascii="Arial" w:hAnsi="Arial" w:eastAsia="Arial" w:cs="Tahoma"/>
                 <w:sz w:val="18"/>
               </w:rPr>
               <w:t xml:space="preserve">คลาส </w:t>
             </w:r>
             <w:r>
               <w:rPr>
-                <w:rFonts w:ascii="Courier New" w:hAnsi="Courier New" w:eastAsia="Arial"/>
+                <w:rFonts w:ascii="Courier New" w:hAnsi="Courier New" w:eastAsia="Courier New" w:cs="Tahoma"/>
                 <w:sz w:val="18"/>
               </w:rPr>
               <w:t>ImportImpactCompetitorService</w:t>
             </w:r>
             <w:r>
               <w:rPr>
-                <w:rFonts w:ascii="Arial" w:hAnsi="Arial" w:eastAsia="Arial"/>
+                <w:rFonts w:ascii="Arial" w:hAnsi="Arial" w:eastAsia="Arial" w:cs="Tahoma"/>
                 <w:sz w:val="18"/>
               </w:rPr>
               <w:t xml:space="preserve"> — logic ต่อขั้น (อ่าน/parse/คำนวณ/เขียน) + repository token ที่ inject จาก </w:t>
             </w:r>
             <w:r>
               <w:rPr>
-                <w:rFonts w:ascii="Courier New" w:hAnsi="Courier New" w:eastAsia="Arial"/>
+                <w:rFonts w:ascii="Courier New" w:hAnsi="Courier New" w:eastAsia="Courier New" w:cs="Tahoma"/>
                 <w:sz w:val="18"/>
               </w:rPr>
               <w:t>DATA_SOURCE</w:t>
@@ -4462,13 +4580,13 @@
             </w:pPr>
             <w:r>
               <w:rPr>
-                <w:rFonts w:ascii="Arial" w:hAnsi="Arial" w:eastAsia="Arial"/>
-                <w:sz w:val="18"/>
-              </w:rPr>
-            </w:r>
-            <w:r>
-              <w:rPr>
-                <w:rFonts w:ascii="Arial" w:hAnsi="Arial" w:eastAsia="Arial"/>
+                <w:rFonts w:ascii="Arial" w:hAnsi="Arial" w:eastAsia="Arial" w:cs="Tahoma"/>
+                <w:sz w:val="18"/>
+              </w:rPr>
+            </w:r>
+            <w:r>
+              <w:rPr>
+                <w:rFonts w:ascii="Arial" w:hAnsi="Arial" w:eastAsia="Arial" w:cs="Tahoma"/>
                 <w:sz w:val="18"/>
               </w:rPr>
               <w:t>src/batch/sbpgi/job-3-import-impact-competitor/job-3-import-impact-competitor.config.ts</w:t>
@@ -4487,55 +4605,55 @@
             </w:pPr>
             <w:r>
               <w:rPr>
-                <w:rFonts w:ascii="Arial" w:hAnsi="Arial" w:eastAsia="Arial"/>
-                <w:sz w:val="18"/>
-              </w:rPr>
-            </w:r>
-            <w:r>
-              <w:rPr>
-                <w:rFonts w:ascii="Arial" w:hAnsi="Arial" w:eastAsia="Arial"/>
+                <w:rFonts w:ascii="Arial" w:hAnsi="Arial" w:eastAsia="Arial" w:cs="Tahoma"/>
+                <w:sz w:val="18"/>
+              </w:rPr>
+            </w:r>
+            <w:r>
+              <w:rPr>
+                <w:rFonts w:ascii="Arial" w:hAnsi="Arial" w:eastAsia="Arial" w:cs="Tahoma"/>
                 <w:sz w:val="18"/>
               </w:rPr>
               <w:t xml:space="preserve">คลาส </w:t>
             </w:r>
             <w:r>
               <w:rPr>
-                <w:rFonts w:ascii="Courier New" w:hAnsi="Courier New" w:eastAsia="Arial"/>
+                <w:rFonts w:ascii="Courier New" w:hAnsi="Courier New" w:eastAsia="Courier New" w:cs="Tahoma"/>
                 <w:sz w:val="18"/>
               </w:rPr>
               <w:t>SbpgiJob3Config</w:t>
             </w:r>
             <w:r>
               <w:rPr>
-                <w:rFonts w:ascii="Arial" w:hAnsi="Arial" w:eastAsia="Arial"/>
+                <w:rFonts w:ascii="Arial" w:hAnsi="Arial" w:eastAsia="Arial" w:cs="Tahoma"/>
                 <w:sz w:val="18"/>
               </w:rPr>
               <w:t xml:space="preserve"> (แบบเดียวกับ </w:t>
             </w:r>
             <w:r>
               <w:rPr>
-                <w:rFonts w:ascii="Courier New" w:hAnsi="Courier New" w:eastAsia="Arial"/>
+                <w:rFonts w:ascii="Courier New" w:hAnsi="Courier New" w:eastAsia="Courier New" w:cs="Tahoma"/>
                 <w:sz w:val="18"/>
               </w:rPr>
               <w:t>src/config/app.config.ts</w:t>
             </w:r>
             <w:r>
               <w:rPr>
-                <w:rFonts w:ascii="Arial" w:hAnsi="Arial" w:eastAsia="Arial"/>
+                <w:rFonts w:ascii="Arial" w:hAnsi="Arial" w:eastAsia="Arial" w:cs="Tahoma"/>
                 <w:sz w:val="18"/>
               </w:rPr>
               <w:t xml:space="preserve"> — โปรเจกต์นี้ไม่ใช้ </w:t>
             </w:r>
             <w:r>
               <w:rPr>
-                <w:rFonts w:ascii="Courier New" w:hAnsi="Courier New" w:eastAsia="Arial"/>
+                <w:rFonts w:ascii="Courier New" w:hAnsi="Courier New" w:eastAsia="Courier New" w:cs="Tahoma"/>
                 <w:sz w:val="18"/>
               </w:rPr>
               <w:t>registerAs</w:t>
             </w:r>
             <w:r>
               <w:rPr>
-                <w:rFonts w:ascii="Arial" w:hAnsi="Arial" w:eastAsia="Arial"/>
+                <w:rFonts w:ascii="Arial" w:hAnsi="Arial" w:eastAsia="Arial" w:cs="Tahoma"/>
                 <w:sz w:val="18"/>
               </w:rPr>
               <w:t>) — cron และพารามิเตอร์ทั้ง 4 ตัวของ Job 3 อ่านจาก env/config file (ไม่มีตาราง job_configs)</w:t>
@@ -4559,13 +4677,13 @@
             </w:pPr>
             <w:r>
               <w:rPr>
-                <w:rFonts w:ascii="Arial" w:hAnsi="Arial" w:eastAsia="Arial"/>
-                <w:sz w:val="18"/>
-              </w:rPr>
-            </w:r>
-            <w:r>
-              <w:rPr>
-                <w:rFonts w:ascii="Arial" w:hAnsi="Arial" w:eastAsia="Arial"/>
+                <w:rFonts w:ascii="Arial" w:hAnsi="Arial" w:eastAsia="Arial" w:cs="Tahoma"/>
+                <w:sz w:val="18"/>
+              </w:rPr>
+            </w:r>
+            <w:r>
+              <w:rPr>
+                <w:rFonts w:ascii="Arial" w:hAnsi="Arial" w:eastAsia="Arial" w:cs="Tahoma"/>
                 <w:sz w:val="18"/>
               </w:rPr>
               <w:t>src/batch/sbpgi/job-3-import-impact-competitor/job-3-import-impact-competitor.module.ts</w:t>
@@ -4584,20 +4702,20 @@
             </w:pPr>
             <w:r>
               <w:rPr>
-                <w:rFonts w:ascii="Arial" w:hAnsi="Arial" w:eastAsia="Arial"/>
-                <w:sz w:val="18"/>
-              </w:rPr>
-            </w:r>
-            <w:r>
-              <w:rPr>
-                <w:rFonts w:ascii="Arial" w:hAnsi="Arial" w:eastAsia="Arial"/>
+                <w:rFonts w:ascii="Arial" w:hAnsi="Arial" w:eastAsia="Arial" w:cs="Tahoma"/>
+                <w:sz w:val="18"/>
+              </w:rPr>
+            </w:r>
+            <w:r>
+              <w:rPr>
+                <w:rFonts w:ascii="Arial" w:hAnsi="Arial" w:eastAsia="Arial" w:cs="Tahoma"/>
                 <w:sz w:val="18"/>
               </w:rPr>
               <w:t xml:space="preserve">NestJS module ผูก job + service + repository provider (factory token string) เข้ากับ </w:t>
             </w:r>
             <w:r>
               <w:rPr>
-                <w:rFonts w:ascii="Courier New" w:hAnsi="Courier New" w:eastAsia="Arial"/>
+                <w:rFonts w:ascii="Courier New" w:hAnsi="Courier New" w:eastAsia="Courier New" w:cs="Tahoma"/>
                 <w:sz w:val="18"/>
               </w:rPr>
               <w:t>DatabaseModule</w:t>
@@ -4621,13 +4739,13 @@
             </w:pPr>
             <w:r>
               <w:rPr>
-                <w:rFonts w:ascii="Arial" w:hAnsi="Arial" w:eastAsia="Arial"/>
-                <w:sz w:val="18"/>
-              </w:rPr>
-            </w:r>
-            <w:r>
-              <w:rPr>
-                <w:rFonts w:ascii="Arial" w:hAnsi="Arial" w:eastAsia="Arial"/>
+                <w:rFonts w:ascii="Arial" w:hAnsi="Arial" w:eastAsia="Arial" w:cs="Tahoma"/>
+                <w:sz w:val="18"/>
+              </w:rPr>
+            </w:r>
+            <w:r>
+              <w:rPr>
+                <w:rFonts w:ascii="Arial" w:hAnsi="Arial" w:eastAsia="Arial" w:cs="Tahoma"/>
                 <w:sz w:val="18"/>
               </w:rPr>
               <w:t>src/batch/runner.ts</w:t>
@@ -4646,13 +4764,13 @@
             </w:pPr>
             <w:r>
               <w:rPr>
-                <w:rFonts w:ascii="Arial" w:hAnsi="Arial" w:eastAsia="Arial"/>
-                <w:sz w:val="18"/>
-              </w:rPr>
-            </w:r>
-            <w:r>
-              <w:rPr>
-                <w:rFonts w:ascii="Arial" w:hAnsi="Arial" w:eastAsia="Arial"/>
+                <w:rFonts w:ascii="Arial" w:hAnsi="Arial" w:eastAsia="Arial" w:cs="Tahoma"/>
+                <w:sz w:val="18"/>
+              </w:rPr>
+            </w:r>
+            <w:r>
+              <w:rPr>
+                <w:rFonts w:ascii="Arial" w:hAnsi="Arial" w:eastAsia="Arial" w:cs="Tahoma"/>
                 <w:sz w:val="18"/>
               </w:rPr>
               <w:t>ตัวรันกลาง: resolve job ตาม jobNo, กันรันซ้อนด้วย advisory lock, จับ error → แจ้งเตือน, เขียน structured log สรุป (ใช้ร่วมทั้ง 11 job)</w:t>
@@ -4676,13 +4794,13 @@
             </w:pPr>
             <w:r>
               <w:rPr>
-                <w:rFonts w:ascii="Arial" w:hAnsi="Arial" w:eastAsia="Arial"/>
-                <w:sz w:val="18"/>
-              </w:rPr>
-            </w:r>
-            <w:r>
-              <w:rPr>
-                <w:rFonts w:ascii="Arial" w:hAnsi="Arial" w:eastAsia="Arial"/>
+                <w:rFonts w:ascii="Arial" w:hAnsi="Arial" w:eastAsia="Arial" w:cs="Tahoma"/>
+                <w:sz w:val="18"/>
+              </w:rPr>
+            </w:r>
+            <w:r>
+              <w:rPr>
+                <w:rFonts w:ascii="Arial" w:hAnsi="Arial" w:eastAsia="Arial" w:cs="Tahoma"/>
                 <w:sz w:val="18"/>
               </w:rPr>
               <w:t>src/batch/scheduler.ts</w:t>
@@ -4701,41 +4819,41 @@
             </w:pPr>
             <w:r>
               <w:rPr>
-                <w:rFonts w:ascii="Arial" w:hAnsi="Arial" w:eastAsia="Arial"/>
-                <w:sz w:val="18"/>
-              </w:rPr>
-            </w:r>
-            <w:r>
-              <w:rPr>
-                <w:rFonts w:ascii="Arial" w:hAnsi="Arial" w:eastAsia="Arial"/>
+                <w:rFonts w:ascii="Arial" w:hAnsi="Arial" w:eastAsia="Arial" w:cs="Tahoma"/>
+                <w:sz w:val="18"/>
+              </w:rPr>
+            </w:r>
+            <w:r>
+              <w:rPr>
+                <w:rFonts w:ascii="Arial" w:hAnsi="Arial" w:eastAsia="Arial" w:cs="Tahoma"/>
                 <w:sz w:val="18"/>
               </w:rPr>
               <w:t>ลงทะเบียน cron จาก config (</w:t>
             </w:r>
             <w:r>
               <w:rPr>
-                <w:rFonts w:ascii="Courier New" w:hAnsi="Courier New" w:eastAsia="Arial"/>
+                <w:rFonts w:ascii="Courier New" w:hAnsi="Courier New" w:eastAsia="Courier New" w:cs="Tahoma"/>
                 <w:sz w:val="18"/>
               </w:rPr>
               <w:t>SBPGI_JOB3_CRON</w:t>
             </w:r>
             <w:r>
               <w:rPr>
-                <w:rFonts w:ascii="Arial" w:hAnsi="Arial" w:eastAsia="Arial"/>
+                <w:rFonts w:ascii="Arial" w:hAnsi="Arial" w:eastAsia="Arial" w:cs="Tahoma"/>
                 <w:sz w:val="18"/>
               </w:rPr>
               <w:t xml:space="preserve"> = </w:t>
             </w:r>
             <w:r>
               <w:rPr>
-                <w:rFonts w:ascii="Courier New" w:hAnsi="Courier New" w:eastAsia="Arial"/>
+                <w:rFonts w:ascii="Courier New" w:hAnsi="Courier New" w:eastAsia="Courier New" w:cs="Tahoma"/>
                 <w:sz w:val="18"/>
               </w:rPr>
               <w:t>0 07 7 * *</w:t>
             </w:r>
             <w:r>
               <w:rPr>
-                <w:rFonts w:ascii="Arial" w:hAnsi="Arial" w:eastAsia="Arial"/>
+                <w:rFonts w:ascii="Arial" w:hAnsi="Arial" w:eastAsia="Arial" w:cs="Tahoma"/>
                 <w:sz w:val="18"/>
               </w:rPr>
               <w:t>) และรองรับสั่งรันนอกรอบผ่าน CLI/runbook</w:t>
@@ -4759,13 +4877,13 @@
             </w:pPr>
             <w:r>
               <w:rPr>
-                <w:rFonts w:ascii="Arial" w:hAnsi="Arial" w:eastAsia="Arial"/>
-                <w:sz w:val="18"/>
-              </w:rPr>
-            </w:r>
-            <w:r>
-              <w:rPr>
-                <w:rFonts w:ascii="Arial" w:hAnsi="Arial" w:eastAsia="Arial"/>
+                <w:rFonts w:ascii="Arial" w:hAnsi="Arial" w:eastAsia="Arial" w:cs="Tahoma"/>
+                <w:sz w:val="18"/>
+              </w:rPr>
+            </w:r>
+            <w:r>
+              <w:rPr>
+                <w:rFonts w:ascii="Arial" w:hAnsi="Arial" w:eastAsia="Arial" w:cs="Tahoma"/>
                 <w:sz w:val="18"/>
               </w:rPr>
               <w:t>src/batch/job-failure.notifier.ts</w:t>
@@ -4784,55 +4902,55 @@
             </w:pPr>
             <w:r>
               <w:rPr>
-                <w:rFonts w:ascii="Arial" w:hAnsi="Arial" w:eastAsia="Arial"/>
-                <w:sz w:val="18"/>
-              </w:rPr>
-            </w:r>
-            <w:r>
-              <w:rPr>
-                <w:rFonts w:ascii="Arial" w:hAnsi="Arial" w:eastAsia="Arial"/>
+                <w:rFonts w:ascii="Arial" w:hAnsi="Arial" w:eastAsia="Arial" w:cs="Tahoma"/>
+                <w:sz w:val="18"/>
+              </w:rPr>
+            </w:r>
+            <w:r>
+              <w:rPr>
+                <w:rFonts w:ascii="Arial" w:hAnsi="Arial" w:eastAsia="Arial" w:cs="Tahoma"/>
                 <w:sz w:val="18"/>
               </w:rPr>
               <w:t xml:space="preserve">ส่งอีเมลแจ้งผู้ดูแลเมื่อ job ล้มเหลว ผ่าน </w:t>
             </w:r>
             <w:r>
               <w:rPr>
-                <w:rFonts w:ascii="Courier New" w:hAnsi="Courier New" w:eastAsia="Arial"/>
+                <w:rFonts w:ascii="Courier New" w:hAnsi="Courier New" w:eastAsia="Courier New" w:cs="Tahoma"/>
                 <w:sz w:val="18"/>
               </w:rPr>
               <w:t>EmailLibService</w:t>
             </w:r>
             <w:r>
               <w:rPr>
-                <w:rFonts w:ascii="Arial" w:hAnsi="Arial" w:eastAsia="Arial"/>
+                <w:rFonts w:ascii="Arial" w:hAnsi="Arial" w:eastAsia="Arial" w:cs="Tahoma"/>
                 <w:sz w:val="18"/>
               </w:rPr>
               <w:t xml:space="preserve"> ของ </w:t>
             </w:r>
             <w:r>
               <w:rPr>
-                <w:rFonts w:ascii="Courier New" w:hAnsi="Courier New" w:eastAsia="Arial"/>
+                <w:rFonts w:ascii="Courier New" w:hAnsi="Courier New" w:eastAsia="Courier New" w:cs="Tahoma"/>
                 <w:sz w:val="18"/>
               </w:rPr>
               <w:t>@gosoft-sbp/email-lib</w:t>
             </w:r>
             <w:r>
               <w:rPr>
-                <w:rFonts w:ascii="Arial" w:hAnsi="Arial" w:eastAsia="Arial"/>
+                <w:rFonts w:ascii="Arial" w:hAnsi="Arial" w:eastAsia="Arial" w:cs="Tahoma"/>
                 <w:sz w:val="18"/>
               </w:rPr>
               <w:t xml:space="preserve"> (log ลง </w:t>
             </w:r>
             <w:r>
               <w:rPr>
-                <w:rFonts w:ascii="Courier New" w:hAnsi="Courier New" w:eastAsia="Arial"/>
+                <w:rFonts w:ascii="Courier New" w:hAnsi="Courier New" w:eastAsia="Courier New" w:cs="Tahoma"/>
                 <w:sz w:val="18"/>
               </w:rPr>
               <w:t>email_sent</w:t>
             </w:r>
             <w:r>
               <w:rPr>
-                <w:rFonts w:ascii="Arial" w:hAnsi="Arial" w:eastAsia="Arial"/>
+                <w:rFonts w:ascii="Arial" w:hAnsi="Arial" w:eastAsia="Arial" w:cs="Tahoma"/>
                 <w:sz w:val="18"/>
               </w:rPr>
               <w:t xml:space="preserve"> ให้อัตโนมัติ)</w:t>
@@ -4862,7 +4980,7 @@
       </w:r>
       <w:r>
         <w:rPr>
-          <w:rFonts w:ascii="Courier New" w:hAnsi="Courier New"/>
+          <w:rFonts w:ascii="Courier New" w:hAnsi="Courier New" w:eastAsia="Courier New" w:cs="Tahoma"/>
         </w:rPr>
         <w:t>0 07 7 * *</w:t>
       </w:r>
@@ -4871,7 +4989,7 @@
       </w:r>
       <w:r>
         <w:rPr>
-          <w:rFonts w:ascii="Courier New" w:hAnsi="Courier New"/>
+          <w:rFonts w:ascii="Courier New" w:hAnsi="Courier New" w:eastAsia="Courier New" w:cs="Tahoma"/>
         </w:rPr>
         <w:t>SBPGI_JOB3_CRON</w:t>
       </w:r>
@@ -4880,7 +4998,7 @@
       </w:r>
       <w:r>
         <w:rPr>
-          <w:rFonts w:ascii="Courier New" w:hAnsi="Courier New"/>
+          <w:rFonts w:ascii="Courier New" w:hAnsi="Courier New" w:eastAsia="Courier New" w:cs="Tahoma"/>
         </w:rPr>
         <w:t>scheduler.ts</w:t>
       </w:r>
@@ -4889,7 +5007,7 @@
       </w:r>
       <w:r>
         <w:rPr>
-          <w:rFonts w:ascii="Courier New" w:hAnsi="Courier New"/>
+          <w:rFonts w:ascii="Courier New" w:hAnsi="Courier New" w:eastAsia="Courier New" w:cs="Tahoma"/>
         </w:rPr>
         <w:t>enabled=false</w:t>
       </w:r>
@@ -4904,7 +5022,7 @@
       </w:pPr>
       <w:r>
         <w:rPr>
-          <w:rFonts w:ascii="Courier New" w:hAnsi="Courier New"/>
+          <w:rFonts w:ascii="Courier New" w:hAnsi="Courier New" w:eastAsia="Courier New" w:cs="Tahoma"/>
           <w:sz w:val="16"/>
         </w:rPr>
         <w:t>// src/batch/sbpgi/job-3-import-impact-competitor/job-3-import-impact-competitor.config.ts</w:t>
@@ -5014,7 +5132,7 @@
       </w:r>
       <w:r>
         <w:rPr>
-          <w:rFonts w:ascii="Courier New" w:hAnsi="Courier New"/>
+          <w:rFonts w:ascii="Courier New" w:hAnsi="Courier New" w:eastAsia="Courier New" w:cs="Tahoma"/>
         </w:rPr>
         <w:t>JobRunContext</w:t>
       </w:r>
@@ -5023,7 +5141,7 @@
       </w:r>
       <w:r>
         <w:rPr>
-          <w:rFonts w:ascii="Courier New" w:hAnsi="Courier New"/>
+          <w:rFonts w:ascii="Courier New" w:hAnsi="Courier New" w:eastAsia="Courier New" w:cs="Tahoma"/>
         </w:rPr>
         <w:t>JobRunResult</w:t>
       </w:r>
@@ -5032,7 +5150,7 @@
       </w:r>
       <w:r>
         <w:rPr>
-          <w:rFonts w:ascii="Courier New" w:hAnsi="Courier New"/>
+          <w:rFonts w:ascii="Courier New" w:hAnsi="Courier New" w:eastAsia="Courier New" w:cs="Tahoma"/>
         </w:rPr>
         <w:t>JobState</w:t>
       </w:r>
@@ -5041,7 +5159,7 @@
       </w:r>
       <w:r>
         <w:rPr>
-          <w:rFonts w:ascii="Courier New" w:hAnsi="Courier New"/>
+          <w:rFonts w:ascii="Courier New" w:hAnsi="Courier New" w:eastAsia="Courier New" w:cs="Tahoma"/>
         </w:rPr>
         <w:t>JobFailedError</w:t>
       </w:r>
@@ -5050,7 +5168,7 @@
       </w:r>
       <w:r>
         <w:rPr>
-          <w:rFonts w:ascii="Courier New" w:hAnsi="Courier New"/>
+          <w:rFonts w:ascii="Courier New" w:hAnsi="Courier New" w:eastAsia="Courier New" w:cs="Tahoma"/>
         </w:rPr>
         <w:t>src/batch/runner.ts</w:t>
       </w:r>
@@ -5065,7 +5183,7 @@
       </w:pPr>
       <w:r>
         <w:rPr>
-          <w:rFonts w:ascii="Courier New" w:hAnsi="Courier New"/>
+          <w:rFonts w:ascii="Courier New" w:hAnsi="Courier New" w:eastAsia="Courier New" w:cs="Tahoma"/>
           <w:sz w:val="16"/>
         </w:rPr>
         <w:t>// src/batch/runner.ts — สัญญากลางของทุก job (ประกาศครั้งเดียว ใช้ร่วมทั้ง 11 ฉบับ)</w:t>
@@ -5141,7 +5259,7 @@
       </w:pPr>
       <w:r>
         <w:rPr>
-          <w:rFonts w:ascii="Courier New" w:hAnsi="Courier New"/>
+          <w:rFonts w:ascii="Courier New" w:hAnsi="Courier New" w:eastAsia="Courier New" w:cs="Tahoma"/>
           <w:sz w:val="16"/>
         </w:rPr>
         <w:t>// ImportImpactCompetitorService — method ที่ job class เรียก (1 method ต่อ 1 ขั้นในตารางด้านบน)</w:t>
@@ -5237,7 +5355,7 @@
       </w:r>
       <w:r>
         <w:rPr>
-          <w:rFonts w:ascii="Courier New" w:hAnsi="Courier New"/>
+          <w:rFonts w:ascii="Courier New" w:hAnsi="Courier New" w:eastAsia="Courier New" w:cs="Tahoma"/>
         </w:rPr>
         <w:t>run()</w:t>
       </w:r>
@@ -5277,7 +5395,7 @@
             <w:r/>
             <w:r>
               <w:rPr>
-                <w:rFonts w:ascii="Arial" w:hAnsi="Arial" w:eastAsia="Arial"/>
+                <w:rFonts w:ascii="Arial" w:hAnsi="Arial" w:eastAsia="Arial" w:cs="Tahoma"/>
                 <w:b/>
                 <w:sz w:val="18"/>
               </w:rPr>
@@ -5299,7 +5417,7 @@
             <w:r/>
             <w:r>
               <w:rPr>
-                <w:rFonts w:ascii="Arial" w:hAnsi="Arial" w:eastAsia="Arial"/>
+                <w:rFonts w:ascii="Arial" w:hAnsi="Arial" w:eastAsia="Arial" w:cs="Tahoma"/>
                 <w:b/>
                 <w:sz w:val="18"/>
               </w:rPr>
@@ -5321,7 +5439,7 @@
             <w:r/>
             <w:r>
               <w:rPr>
-                <w:rFonts w:ascii="Arial" w:hAnsi="Arial" w:eastAsia="Arial"/>
+                <w:rFonts w:ascii="Arial" w:hAnsi="Arial" w:eastAsia="Arial" w:cs="Tahoma"/>
                 <w:b/>
                 <w:sz w:val="18"/>
               </w:rPr>
@@ -5343,7 +5461,7 @@
             <w:r/>
             <w:r>
               <w:rPr>
-                <w:rFonts w:ascii="Arial" w:hAnsi="Arial" w:eastAsia="Arial"/>
+                <w:rFonts w:ascii="Arial" w:hAnsi="Arial" w:eastAsia="Arial" w:cs="Tahoma"/>
                 <w:b/>
                 <w:sz w:val="18"/>
               </w:rPr>
@@ -5365,7 +5483,7 @@
             <w:r/>
             <w:r>
               <w:rPr>
-                <w:rFonts w:ascii="Arial" w:hAnsi="Arial" w:eastAsia="Arial"/>
+                <w:rFonts w:ascii="Arial" w:hAnsi="Arial" w:eastAsia="Arial" w:cs="Tahoma"/>
                 <w:b/>
                 <w:sz w:val="18"/>
               </w:rPr>
@@ -5390,13 +5508,13 @@
             </w:pPr>
             <w:r>
               <w:rPr>
-                <w:rFonts w:ascii="Arial" w:hAnsi="Arial" w:eastAsia="Arial"/>
-                <w:sz w:val="18"/>
-              </w:rPr>
-            </w:r>
-            <w:r>
-              <w:rPr>
-                <w:rFonts w:ascii="Arial" w:hAnsi="Arial" w:eastAsia="Arial"/>
+                <w:rFonts w:ascii="Arial" w:hAnsi="Arial" w:eastAsia="Arial" w:cs="Tahoma"/>
+                <w:sz w:val="18"/>
+              </w:rPr>
+            </w:r>
+            <w:r>
+              <w:rPr>
+                <w:rFonts w:ascii="Arial" w:hAnsi="Arial" w:eastAsia="Arial" w:cs="Tahoma"/>
                 <w:sz w:val="18"/>
               </w:rPr>
               <w:t>1</w:t>
@@ -5415,13 +5533,13 @@
             </w:pPr>
             <w:r>
               <w:rPr>
-                <w:rFonts w:ascii="Arial" w:hAnsi="Arial" w:eastAsia="Arial"/>
-                <w:sz w:val="18"/>
-              </w:rPr>
-            </w:r>
-            <w:r>
-              <w:rPr>
-                <w:rFonts w:ascii="Arial" w:hAnsi="Arial" w:eastAsia="Arial"/>
+                <w:rFonts w:ascii="Arial" w:hAnsi="Arial" w:eastAsia="Arial" w:cs="Tahoma"/>
+                <w:sz w:val="18"/>
+              </w:rPr>
+            </w:r>
+            <w:r>
+              <w:rPr>
+                <w:rFonts w:ascii="Arial" w:hAnsi="Arial" w:eastAsia="Arial" w:cs="Tahoma"/>
                 <w:sz w:val="18"/>
               </w:rPr>
               <w:t>start</w:t>
@@ -5440,13 +5558,13 @@
             </w:pPr>
             <w:r>
               <w:rPr>
-                <w:rFonts w:ascii="Arial" w:hAnsi="Arial" w:eastAsia="Arial"/>
-                <w:sz w:val="18"/>
-              </w:rPr>
-            </w:r>
-            <w:r>
-              <w:rPr>
-                <w:rFonts w:ascii="Arial" w:hAnsi="Arial" w:eastAsia="Arial"/>
+                <w:rFonts w:ascii="Arial" w:hAnsi="Arial" w:eastAsia="Arial" w:cs="Tahoma"/>
+                <w:sz w:val="18"/>
+              </w:rPr>
+            </w:r>
+            <w:r>
+              <w:rPr>
+                <w:rFonts w:ascii="Arial" w:hAnsi="Arial" w:eastAsia="Arial" w:cs="Tahoma"/>
                 <w:sz w:val="18"/>
               </w:rPr>
               <w:t>เริ่ม</w:t>
@@ -5465,13 +5583,13 @@
             </w:pPr>
             <w:r>
               <w:rPr>
-                <w:rFonts w:ascii="Arial" w:hAnsi="Arial" w:eastAsia="Arial"/>
-                <w:sz w:val="18"/>
-              </w:rPr>
-            </w:r>
-            <w:r>
-              <w:rPr>
-                <w:rFonts w:ascii="Arial" w:hAnsi="Arial" w:eastAsia="Arial"/>
+                <w:rFonts w:ascii="Arial" w:hAnsi="Arial" w:eastAsia="Arial" w:cs="Tahoma"/>
+                <w:sz w:val="18"/>
+              </w:rPr>
+            </w:r>
+            <w:r>
+              <w:rPr>
+                <w:rFonts w:ascii="Arial" w:hAnsi="Arial" w:eastAsia="Arial" w:cs="Tahoma"/>
                 <w:sz w:val="18"/>
               </w:rPr>
               <w:t>createState()</w:t>
@@ -5490,13 +5608,13 @@
             </w:pPr>
             <w:r>
               <w:rPr>
-                <w:rFonts w:ascii="Arial" w:hAnsi="Arial" w:eastAsia="Arial"/>
-                <w:sz w:val="18"/>
-              </w:rPr>
-            </w:r>
-            <w:r>
-              <w:rPr>
-                <w:rFonts w:ascii="Arial" w:hAnsi="Arial" w:eastAsia="Arial"/>
+                <w:rFonts w:ascii="Arial" w:hAnsi="Arial" w:eastAsia="Arial" w:cs="Tahoma"/>
+                <w:sz w:val="18"/>
+              </w:rPr>
+            </w:r>
+            <w:r>
+              <w:rPr>
+                <w:rFonts w:ascii="Arial" w:hAnsi="Arial" w:eastAsia="Arial" w:cs="Tahoma"/>
                 <w:sz w:val="18"/>
               </w:rPr>
               <w:t>-</w:t>
@@ -5520,13 +5638,13 @@
             </w:pPr>
             <w:r>
               <w:rPr>
-                <w:rFonts w:ascii="Arial" w:hAnsi="Arial" w:eastAsia="Arial"/>
-                <w:sz w:val="18"/>
-              </w:rPr>
-            </w:r>
-            <w:r>
-              <w:rPr>
-                <w:rFonts w:ascii="Arial" w:hAnsi="Arial" w:eastAsia="Arial"/>
+                <w:rFonts w:ascii="Arial" w:hAnsi="Arial" w:eastAsia="Arial" w:cs="Tahoma"/>
+                <w:sz w:val="18"/>
+              </w:rPr>
+            </w:r>
+            <w:r>
+              <w:rPr>
+                <w:rFonts w:ascii="Arial" w:hAnsi="Arial" w:eastAsia="Arial" w:cs="Tahoma"/>
                 <w:sz w:val="18"/>
               </w:rPr>
               <w:t>2</w:t>
@@ -5545,13 +5663,13 @@
             </w:pPr>
             <w:r>
               <w:rPr>
-                <w:rFonts w:ascii="Arial" w:hAnsi="Arial" w:eastAsia="Arial"/>
-                <w:sz w:val="18"/>
-              </w:rPr>
-            </w:r>
-            <w:r>
-              <w:rPr>
-                <w:rFonts w:ascii="Arial" w:hAnsi="Arial" w:eastAsia="Arial"/>
+                <w:rFonts w:ascii="Arial" w:hAnsi="Arial" w:eastAsia="Arial" w:cs="Tahoma"/>
+                <w:sz w:val="18"/>
+              </w:rPr>
+            </w:r>
+            <w:r>
+              <w:rPr>
+                <w:rFonts w:ascii="Arial" w:hAnsi="Arial" w:eastAsia="Arial" w:cs="Tahoma"/>
                 <w:sz w:val="18"/>
               </w:rPr>
               <w:t>decision</w:t>
@@ -5570,13 +5688,13 @@
             </w:pPr>
             <w:r>
               <w:rPr>
-                <w:rFonts w:ascii="Arial" w:hAnsi="Arial" w:eastAsia="Arial"/>
-                <w:sz w:val="18"/>
-              </w:rPr>
-            </w:r>
-            <w:r>
-              <w:rPr>
-                <w:rFonts w:ascii="Arial" w:hAnsi="Arial" w:eastAsia="Arial"/>
+                <w:rFonts w:ascii="Arial" w:hAnsi="Arial" w:eastAsia="Arial" w:cs="Tahoma"/>
+                <w:sz w:val="18"/>
+              </w:rPr>
+            </w:r>
+            <w:r>
+              <w:rPr>
+                <w:rFonts w:ascii="Arial" w:hAnsi="Arial" w:eastAsia="Arial" w:cs="Tahoma"/>
                 <w:sz w:val="18"/>
               </w:rPr>
               <w:t>เป็นงวดใหม่ (ยังไม่เคยนำเข้า)?</w:t>
@@ -5595,13 +5713,13 @@
             </w:pPr>
             <w:r>
               <w:rPr>
-                <w:rFonts w:ascii="Arial" w:hAnsi="Arial" w:eastAsia="Arial"/>
-                <w:sz w:val="18"/>
-              </w:rPr>
-            </w:r>
-            <w:r>
-              <w:rPr>
-                <w:rFonts w:ascii="Arial" w:hAnsi="Arial" w:eastAsia="Arial"/>
+                <w:rFonts w:ascii="Arial" w:hAnsi="Arial" w:eastAsia="Arial" w:cs="Tahoma"/>
+                <w:sz w:val="18"/>
+              </w:rPr>
+            </w:r>
+            <w:r>
+              <w:rPr>
+                <w:rFonts w:ascii="Arial" w:hAnsi="Arial" w:eastAsia="Arial" w:cs="Tahoma"/>
                 <w:sz w:val="18"/>
               </w:rPr>
               <w:t>check02ResolvePeriod()</w:t>
@@ -5620,13 +5738,13 @@
             </w:pPr>
             <w:r>
               <w:rPr>
-                <w:rFonts w:ascii="Arial" w:hAnsi="Arial" w:eastAsia="Arial"/>
-                <w:sz w:val="18"/>
-              </w:rPr>
-            </w:r>
-            <w:r>
-              <w:rPr>
-                <w:rFonts w:ascii="Arial" w:hAnsi="Arial" w:eastAsia="Arial"/>
+                <w:rFonts w:ascii="Arial" w:hAnsi="Arial" w:eastAsia="Arial" w:cs="Tahoma"/>
+                <w:sz w:val="18"/>
+              </w:rPr>
+            </w:r>
+            <w:r>
+              <w:rPr>
+                <w:rFonts w:ascii="Arial" w:hAnsi="Arial" w:eastAsia="Arial" w:cs="Tahoma"/>
                 <w:sz w:val="18"/>
               </w:rPr>
               <w:t>[branch] ข้ามทั้งงวด — ไม่มี upsert ต้องลบงวดก่อนจึงนำเข้าใหม่ได้</w:t>
@@ -5650,13 +5768,13 @@
             </w:pPr>
             <w:r>
               <w:rPr>
-                <w:rFonts w:ascii="Arial" w:hAnsi="Arial" w:eastAsia="Arial"/>
-                <w:sz w:val="18"/>
-              </w:rPr>
-            </w:r>
-            <w:r>
-              <w:rPr>
-                <w:rFonts w:ascii="Arial" w:hAnsi="Arial" w:eastAsia="Arial"/>
+                <w:rFonts w:ascii="Arial" w:hAnsi="Arial" w:eastAsia="Arial" w:cs="Tahoma"/>
+                <w:sz w:val="18"/>
+              </w:rPr>
+            </w:r>
+            <w:r>
+              <w:rPr>
+                <w:rFonts w:ascii="Arial" w:hAnsi="Arial" w:eastAsia="Arial" w:cs="Tahoma"/>
                 <w:sz w:val="18"/>
               </w:rPr>
               <w:t>3</w:t>
@@ -5675,13 +5793,13 @@
             </w:pPr>
             <w:r>
               <w:rPr>
-                <w:rFonts w:ascii="Arial" w:hAnsi="Arial" w:eastAsia="Arial"/>
-                <w:sz w:val="18"/>
-              </w:rPr>
-            </w:r>
-            <w:r>
-              <w:rPr>
-                <w:rFonts w:ascii="Arial" w:hAnsi="Arial" w:eastAsia="Arial"/>
+                <w:rFonts w:ascii="Arial" w:hAnsi="Arial" w:eastAsia="Arial" w:cs="Tahoma"/>
+                <w:sz w:val="18"/>
+              </w:rPr>
+            </w:r>
+            <w:r>
+              <w:rPr>
+                <w:rFonts w:ascii="Arial" w:hAnsi="Arial" w:eastAsia="Arial" w:cs="Tahoma"/>
                 <w:sz w:val="18"/>
               </w:rPr>
               <w:t>io</w:t>
@@ -5700,13 +5818,13 @@
             </w:pPr>
             <w:r>
               <w:rPr>
-                <w:rFonts w:ascii="Arial" w:hAnsi="Arial" w:eastAsia="Arial"/>
-                <w:sz w:val="18"/>
-              </w:rPr>
-            </w:r>
-            <w:r>
-              <w:rPr>
-                <w:rFonts w:ascii="Arial" w:hAnsi="Arial" w:eastAsia="Arial"/>
+                <w:rFonts w:ascii="Arial" w:hAnsi="Arial" w:eastAsia="Arial" w:cs="Tahoma"/>
+                <w:sz w:val="18"/>
+              </w:rPr>
+            </w:r>
+            <w:r>
+              <w:rPr>
+                <w:rFonts w:ascii="Arial" w:hAnsi="Arial" w:eastAsia="Arial" w:cs="Tahoma"/>
                 <w:sz w:val="18"/>
               </w:rPr>
               <w:t>SELECT DISTINCT จาก COMPETITOR_IMPACT_VIEW</w:t>
@@ -5725,13 +5843,13 @@
             </w:pPr>
             <w:r>
               <w:rPr>
-                <w:rFonts w:ascii="Arial" w:hAnsi="Arial" w:eastAsia="Arial"/>
-                <w:sz w:val="18"/>
-              </w:rPr>
-            </w:r>
-            <w:r>
-              <w:rPr>
-                <w:rFonts w:ascii="Arial" w:hAnsi="Arial" w:eastAsia="Arial"/>
+                <w:rFonts w:ascii="Arial" w:hAnsi="Arial" w:eastAsia="Arial" w:cs="Tahoma"/>
+                <w:sz w:val="18"/>
+              </w:rPr>
+            </w:r>
+            <w:r>
+              <w:rPr>
+                <w:rFonts w:ascii="Arial" w:hAnsi="Arial" w:eastAsia="Arial" w:cs="Tahoma"/>
                 <w:sz w:val="18"/>
               </w:rPr>
               <w:t>step03Query()</w:t>
@@ -5750,13 +5868,13 @@
             </w:pPr>
             <w:r>
               <w:rPr>
-                <w:rFonts w:ascii="Arial" w:hAnsi="Arial" w:eastAsia="Arial"/>
-                <w:sz w:val="18"/>
-              </w:rPr>
-            </w:r>
-            <w:r>
-              <w:rPr>
-                <w:rFonts w:ascii="Arial" w:hAnsi="Arial" w:eastAsia="Arial"/>
+                <w:rFonts w:ascii="Arial" w:hAnsi="Arial" w:eastAsia="Arial" w:cs="Tahoma"/>
+                <w:sz w:val="18"/>
+              </w:rPr>
+            </w:r>
+            <w:r>
+              <w:rPr>
+                <w:rFonts w:ascii="Arial" w:hAnsi="Arial" w:eastAsia="Arial" w:cs="Tahoma"/>
                 <w:sz w:val="18"/>
               </w:rPr>
               <w:t>throw JobFailedError เมื่อทำไม่สำเร็จ</w:t>
@@ -5780,13 +5898,13 @@
             </w:pPr>
             <w:r>
               <w:rPr>
-                <w:rFonts w:ascii="Arial" w:hAnsi="Arial" w:eastAsia="Arial"/>
-                <w:sz w:val="18"/>
-              </w:rPr>
-            </w:r>
-            <w:r>
-              <w:rPr>
-                <w:rFonts w:ascii="Arial" w:hAnsi="Arial" w:eastAsia="Arial"/>
+                <w:rFonts w:ascii="Arial" w:hAnsi="Arial" w:eastAsia="Arial" w:cs="Tahoma"/>
+                <w:sz w:val="18"/>
+              </w:rPr>
+            </w:r>
+            <w:r>
+              <w:rPr>
+                <w:rFonts w:ascii="Arial" w:hAnsi="Arial" w:eastAsia="Arial" w:cs="Tahoma"/>
                 <w:sz w:val="18"/>
               </w:rPr>
               <w:t>4</w:t>
@@ -5805,13 +5923,13 @@
             </w:pPr>
             <w:r>
               <w:rPr>
-                <w:rFonts w:ascii="Arial" w:hAnsi="Arial" w:eastAsia="Arial"/>
-                <w:sz w:val="18"/>
-              </w:rPr>
-            </w:r>
-            <w:r>
-              <w:rPr>
-                <w:rFonts w:ascii="Arial" w:hAnsi="Arial" w:eastAsia="Arial"/>
+                <w:rFonts w:ascii="Arial" w:hAnsi="Arial" w:eastAsia="Arial" w:cs="Tahoma"/>
+                <w:sz w:val="18"/>
+              </w:rPr>
+            </w:r>
+            <w:r>
+              <w:rPr>
+                <w:rFonts w:ascii="Arial" w:hAnsi="Arial" w:eastAsia="Arial" w:cs="Tahoma"/>
                 <w:sz w:val="18"/>
               </w:rPr>
               <w:t>decision</w:t>
@@ -5830,13 +5948,13 @@
             </w:pPr>
             <w:r>
               <w:rPr>
-                <w:rFonts w:ascii="Arial" w:hAnsi="Arial" w:eastAsia="Arial"/>
-                <w:sz w:val="18"/>
-              </w:rPr>
-            </w:r>
-            <w:r>
-              <w:rPr>
-                <w:rFonts w:ascii="Arial" w:hAnsi="Arial" w:eastAsia="Arial"/>
+                <w:rFonts w:ascii="Arial" w:hAnsi="Arial" w:eastAsia="Arial" w:cs="Tahoma"/>
+                <w:sz w:val="18"/>
+              </w:rPr>
+            </w:r>
+            <w:r>
+              <w:rPr>
+                <w:rFonts w:ascii="Arial" w:hAnsi="Arial" w:eastAsia="Arial" w:cs="Tahoma"/>
                 <w:sz w:val="18"/>
               </w:rPr>
               <w:t>พบข้อมูลต้นทาง?</w:t>
@@ -5855,13 +5973,13 @@
             </w:pPr>
             <w:r>
               <w:rPr>
-                <w:rFonts w:ascii="Arial" w:hAnsi="Arial" w:eastAsia="Arial"/>
-                <w:sz w:val="18"/>
-              </w:rPr>
-            </w:r>
-            <w:r>
-              <w:rPr>
-                <w:rFonts w:ascii="Arial" w:hAnsi="Arial" w:eastAsia="Arial"/>
+                <w:rFonts w:ascii="Arial" w:hAnsi="Arial" w:eastAsia="Arial" w:cs="Tahoma"/>
+                <w:sz w:val="18"/>
+              </w:rPr>
+            </w:r>
+            <w:r>
+              <w:rPr>
+                <w:rFonts w:ascii="Arial" w:hAnsi="Arial" w:eastAsia="Arial" w:cs="Tahoma"/>
                 <w:sz w:val="18"/>
               </w:rPr>
               <w:t>check04Condition()</w:t>
@@ -5880,13 +5998,13 @@
             </w:pPr>
             <w:r>
               <w:rPr>
-                <w:rFonts w:ascii="Arial" w:hAnsi="Arial" w:eastAsia="Arial"/>
-                <w:sz w:val="18"/>
-              </w:rPr>
-            </w:r>
-            <w:r>
-              <w:rPr>
-                <w:rFonts w:ascii="Arial" w:hAnsi="Arial" w:eastAsia="Arial"/>
+                <w:rFonts w:ascii="Arial" w:hAnsi="Arial" w:eastAsia="Arial" w:cs="Tahoma"/>
+                <w:sz w:val="18"/>
+              </w:rPr>
+            </w:r>
+            <w:r>
+              <w:rPr>
+                <w:rFonts w:ascii="Arial" w:hAnsi="Arial" w:eastAsia="Arial" w:cs="Tahoma"/>
                 <w:sz w:val="18"/>
               </w:rPr>
               <w:t>[end] จบการทำงาน</w:t>
@@ -5910,13 +6028,13 @@
             </w:pPr>
             <w:r>
               <w:rPr>
-                <w:rFonts w:ascii="Arial" w:hAnsi="Arial" w:eastAsia="Arial"/>
-                <w:sz w:val="18"/>
-              </w:rPr>
-            </w:r>
-            <w:r>
-              <w:rPr>
-                <w:rFonts w:ascii="Arial" w:hAnsi="Arial" w:eastAsia="Arial"/>
+                <w:rFonts w:ascii="Arial" w:hAnsi="Arial" w:eastAsia="Arial" w:cs="Tahoma"/>
+                <w:sz w:val="18"/>
+              </w:rPr>
+            </w:r>
+            <w:r>
+              <w:rPr>
+                <w:rFonts w:ascii="Arial" w:hAnsi="Arial" w:eastAsia="Arial" w:cs="Tahoma"/>
                 <w:sz w:val="18"/>
               </w:rPr>
               <w:t>5</w:t>
@@ -5935,13 +6053,13 @@
             </w:pPr>
             <w:r>
               <w:rPr>
-                <w:rFonts w:ascii="Arial" w:hAnsi="Arial" w:eastAsia="Arial"/>
-                <w:sz w:val="18"/>
-              </w:rPr>
-            </w:r>
-            <w:r>
-              <w:rPr>
-                <w:rFonts w:ascii="Arial" w:hAnsi="Arial" w:eastAsia="Arial"/>
+                <w:rFonts w:ascii="Arial" w:hAnsi="Arial" w:eastAsia="Arial" w:cs="Tahoma"/>
+                <w:sz w:val="18"/>
+              </w:rPr>
+            </w:r>
+            <w:r>
+              <w:rPr>
+                <w:rFonts w:ascii="Arial" w:hAnsi="Arial" w:eastAsia="Arial" w:cs="Tahoma"/>
                 <w:sz w:val="18"/>
               </w:rPr>
               <w:t>process</w:t>
@@ -5960,13 +6078,13 @@
             </w:pPr>
             <w:r>
               <w:rPr>
-                <w:rFonts w:ascii="Arial" w:hAnsi="Arial" w:eastAsia="Arial"/>
-                <w:sz w:val="18"/>
-              </w:rPr>
-            </w:r>
-            <w:r>
-              <w:rPr>
-                <w:rFonts w:ascii="Arial" w:hAnsi="Arial" w:eastAsia="Arial"/>
+                <w:rFonts w:ascii="Arial" w:hAnsi="Arial" w:eastAsia="Arial" w:cs="Tahoma"/>
+                <w:sz w:val="18"/>
+              </w:rPr>
+            </w:r>
+            <w:r>
+              <w:rPr>
+                <w:rFonts w:ascii="Arial" w:hAnsi="Arial" w:eastAsia="Arial" w:cs="Tahoma"/>
                 <w:sz w:val="18"/>
               </w:rPr>
               <w:t>insert ทีละ 10,000 แถว พร้อม data_source = ALM</w:t>
@@ -5985,13 +6103,13 @@
             </w:pPr>
             <w:r>
               <w:rPr>
-                <w:rFonts w:ascii="Arial" w:hAnsi="Arial" w:eastAsia="Arial"/>
-                <w:sz w:val="18"/>
-              </w:rPr>
-            </w:r>
-            <w:r>
-              <w:rPr>
-                <w:rFonts w:ascii="Arial" w:hAnsi="Arial" w:eastAsia="Arial"/>
+                <w:rFonts w:ascii="Arial" w:hAnsi="Arial" w:eastAsia="Arial" w:cs="Tahoma"/>
+                <w:sz w:val="18"/>
+              </w:rPr>
+            </w:r>
+            <w:r>
+              <w:rPr>
+                <w:rFonts w:ascii="Arial" w:hAnsi="Arial" w:eastAsia="Arial" w:cs="Tahoma"/>
                 <w:sz w:val="18"/>
               </w:rPr>
               <w:t>step05Insert()</w:t>
@@ -6010,13 +6128,13 @@
             </w:pPr>
             <w:r>
               <w:rPr>
-                <w:rFonts w:ascii="Arial" w:hAnsi="Arial" w:eastAsia="Arial"/>
-                <w:sz w:val="18"/>
-              </w:rPr>
-            </w:r>
-            <w:r>
-              <w:rPr>
-                <w:rFonts w:ascii="Arial" w:hAnsi="Arial" w:eastAsia="Arial"/>
+                <w:rFonts w:ascii="Arial" w:hAnsi="Arial" w:eastAsia="Arial" w:cs="Tahoma"/>
+                <w:sz w:val="18"/>
+              </w:rPr>
+            </w:r>
+            <w:r>
+              <w:rPr>
+                <w:rFonts w:ascii="Arial" w:hAnsi="Arial" w:eastAsia="Arial" w:cs="Tahoma"/>
                 <w:sz w:val="18"/>
               </w:rPr>
               <w:t>throw JobFailedError เมื่อทำไม่สำเร็จ</w:t>
@@ -6040,13 +6158,13 @@
             </w:pPr>
             <w:r>
               <w:rPr>
-                <w:rFonts w:ascii="Arial" w:hAnsi="Arial" w:eastAsia="Arial"/>
-                <w:sz w:val="18"/>
-              </w:rPr>
-            </w:r>
-            <w:r>
-              <w:rPr>
-                <w:rFonts w:ascii="Arial" w:hAnsi="Arial" w:eastAsia="Arial"/>
+                <w:rFonts w:ascii="Arial" w:hAnsi="Arial" w:eastAsia="Arial" w:cs="Tahoma"/>
+                <w:sz w:val="18"/>
+              </w:rPr>
+            </w:r>
+            <w:r>
+              <w:rPr>
+                <w:rFonts w:ascii="Arial" w:hAnsi="Arial" w:eastAsia="Arial" w:cs="Tahoma"/>
                 <w:sz w:val="18"/>
               </w:rPr>
               <w:t>6</w:t>
@@ -6065,13 +6183,13 @@
             </w:pPr>
             <w:r>
               <w:rPr>
-                <w:rFonts w:ascii="Arial" w:hAnsi="Arial" w:eastAsia="Arial"/>
-                <w:sz w:val="18"/>
-              </w:rPr>
-            </w:r>
-            <w:r>
-              <w:rPr>
-                <w:rFonts w:ascii="Arial" w:hAnsi="Arial" w:eastAsia="Arial"/>
+                <w:rFonts w:ascii="Arial" w:hAnsi="Arial" w:eastAsia="Arial" w:cs="Tahoma"/>
+                <w:sz w:val="18"/>
+              </w:rPr>
+            </w:r>
+            <w:r>
+              <w:rPr>
+                <w:rFonts w:ascii="Arial" w:hAnsi="Arial" w:eastAsia="Arial" w:cs="Tahoma"/>
                 <w:sz w:val="18"/>
               </w:rPr>
               <w:t>decision</w:t>
@@ -6090,13 +6208,13 @@
             </w:pPr>
             <w:r>
               <w:rPr>
-                <w:rFonts w:ascii="Arial" w:hAnsi="Arial" w:eastAsia="Arial"/>
-                <w:sz w:val="18"/>
-              </w:rPr>
-            </w:r>
-            <w:r>
-              <w:rPr>
-                <w:rFonts w:ascii="Arial" w:hAnsi="Arial" w:eastAsia="Arial"/>
+                <w:rFonts w:ascii="Arial" w:hAnsi="Arial" w:eastAsia="Arial" w:cs="Tahoma"/>
+                <w:sz w:val="18"/>
+              </w:rPr>
+            </w:r>
+            <w:r>
+              <w:rPr>
+                <w:rFonts w:ascii="Arial" w:hAnsi="Arial" w:eastAsia="Arial" w:cs="Tahoma"/>
                 <w:sz w:val="18"/>
               </w:rPr>
               <w:t>จำนวนที่ insert = จำนวนต้นทาง?</w:t>
@@ -6115,13 +6233,13 @@
             </w:pPr>
             <w:r>
               <w:rPr>
-                <w:rFonts w:ascii="Arial" w:hAnsi="Arial" w:eastAsia="Arial"/>
-                <w:sz w:val="18"/>
-              </w:rPr>
-            </w:r>
-            <w:r>
-              <w:rPr>
-                <w:rFonts w:ascii="Arial" w:hAnsi="Arial" w:eastAsia="Arial"/>
+                <w:rFonts w:ascii="Arial" w:hAnsi="Arial" w:eastAsia="Arial" w:cs="Tahoma"/>
+                <w:sz w:val="18"/>
+              </w:rPr>
+            </w:r>
+            <w:r>
+              <w:rPr>
+                <w:rFonts w:ascii="Arial" w:hAnsi="Arial" w:eastAsia="Arial" w:cs="Tahoma"/>
                 <w:sz w:val="18"/>
               </w:rPr>
               <w:t>check06Insert()</w:t>
@@ -6140,13 +6258,13 @@
             </w:pPr>
             <w:r>
               <w:rPr>
-                <w:rFonts w:ascii="Arial" w:hAnsi="Arial" w:eastAsia="Arial"/>
-                <w:sz w:val="18"/>
-              </w:rPr>
-            </w:r>
-            <w:r>
-              <w:rPr>
-                <w:rFonts w:ascii="Arial" w:hAnsi="Arial" w:eastAsia="Arial"/>
+                <w:rFonts w:ascii="Arial" w:hAnsi="Arial" w:eastAsia="Arial" w:cs="Tahoma"/>
+                <w:sz w:val="18"/>
+              </w:rPr>
+            </w:r>
+            <w:r>
+              <w:rPr>
+                <w:rFonts w:ascii="Arial" w:hAnsi="Arial" w:eastAsia="Arial" w:cs="Tahoma"/>
                 <w:sz w:val="18"/>
               </w:rPr>
               <w:t>[err] Rollback + ส่งเมลแจ้งล้มเหลว</w:t>
@@ -6170,13 +6288,13 @@
             </w:pPr>
             <w:r>
               <w:rPr>
-                <w:rFonts w:ascii="Arial" w:hAnsi="Arial" w:eastAsia="Arial"/>
-                <w:sz w:val="18"/>
-              </w:rPr>
-            </w:r>
-            <w:r>
-              <w:rPr>
-                <w:rFonts w:ascii="Arial" w:hAnsi="Arial" w:eastAsia="Arial"/>
+                <w:rFonts w:ascii="Arial" w:hAnsi="Arial" w:eastAsia="Arial" w:cs="Tahoma"/>
+                <w:sz w:val="18"/>
+              </w:rPr>
+            </w:r>
+            <w:r>
+              <w:rPr>
+                <w:rFonts w:ascii="Arial" w:hAnsi="Arial" w:eastAsia="Arial" w:cs="Tahoma"/>
                 <w:sz w:val="18"/>
               </w:rPr>
               <w:t>7</w:t>
@@ -6195,13 +6313,13 @@
             </w:pPr>
             <w:r>
               <w:rPr>
-                <w:rFonts w:ascii="Arial" w:hAnsi="Arial" w:eastAsia="Arial"/>
-                <w:sz w:val="18"/>
-              </w:rPr>
-            </w:r>
-            <w:r>
-              <w:rPr>
-                <w:rFonts w:ascii="Arial" w:hAnsi="Arial" w:eastAsia="Arial"/>
+                <w:rFonts w:ascii="Arial" w:hAnsi="Arial" w:eastAsia="Arial" w:cs="Tahoma"/>
+                <w:sz w:val="18"/>
+              </w:rPr>
+            </w:r>
+            <w:r>
+              <w:rPr>
+                <w:rFonts w:ascii="Arial" w:hAnsi="Arial" w:eastAsia="Arial" w:cs="Tahoma"/>
                 <w:sz w:val="18"/>
               </w:rPr>
               <w:t>end</w:t>
@@ -6220,13 +6338,13 @@
             </w:pPr>
             <w:r>
               <w:rPr>
-                <w:rFonts w:ascii="Arial" w:hAnsi="Arial" w:eastAsia="Arial"/>
-                <w:sz w:val="18"/>
-              </w:rPr>
-            </w:r>
-            <w:r>
-              <w:rPr>
-                <w:rFonts w:ascii="Arial" w:hAnsi="Arial" w:eastAsia="Arial"/>
+                <w:rFonts w:ascii="Arial" w:hAnsi="Arial" w:eastAsia="Arial" w:cs="Tahoma"/>
+                <w:sz w:val="18"/>
+              </w:rPr>
+            </w:r>
+            <w:r>
+              <w:rPr>
+                <w:rFonts w:ascii="Arial" w:hAnsi="Arial" w:eastAsia="Arial" w:cs="Tahoma"/>
                 <w:sz w:val="18"/>
               </w:rPr>
               <w:t>Commit / จบ</w:t>
@@ -6245,13 +6363,13 @@
             </w:pPr>
             <w:r>
               <w:rPr>
-                <w:rFonts w:ascii="Arial" w:hAnsi="Arial" w:eastAsia="Arial"/>
-                <w:sz w:val="18"/>
-              </w:rPr>
-            </w:r>
-            <w:r>
-              <w:rPr>
-                <w:rFonts w:ascii="Arial" w:hAnsi="Arial" w:eastAsia="Arial"/>
+                <w:rFonts w:ascii="Arial" w:hAnsi="Arial" w:eastAsia="Arial" w:cs="Tahoma"/>
+                <w:sz w:val="18"/>
+              </w:rPr>
+            </w:r>
+            <w:r>
+              <w:rPr>
+                <w:rFonts w:ascii="Arial" w:hAnsi="Arial" w:eastAsia="Arial" w:cs="Tahoma"/>
                 <w:sz w:val="18"/>
               </w:rPr>
               <w:t>summarize()</w:t>
@@ -6270,13 +6388,13 @@
             </w:pPr>
             <w:r>
               <w:rPr>
-                <w:rFonts w:ascii="Arial" w:hAnsi="Arial" w:eastAsia="Arial"/>
-                <w:sz w:val="18"/>
-              </w:rPr>
-            </w:r>
-            <w:r>
-              <w:rPr>
-                <w:rFonts w:ascii="Arial" w:hAnsi="Arial" w:eastAsia="Arial"/>
+                <w:rFonts w:ascii="Arial" w:hAnsi="Arial" w:eastAsia="Arial" w:cs="Tahoma"/>
+                <w:sz w:val="18"/>
+              </w:rPr>
+            </w:r>
+            <w:r>
+              <w:rPr>
+                <w:rFonts w:ascii="Arial" w:hAnsi="Arial" w:eastAsia="Arial" w:cs="Tahoma"/>
                 <w:sz w:val="18"/>
               </w:rPr>
               <w:t>-</w:t>
@@ -6293,7 +6411,7 @@
       </w:pPr>
       <w:r>
         <w:rPr>
-          <w:rFonts w:ascii="Courier New" w:hAnsi="Courier New"/>
+          <w:rFonts w:ascii="Courier New" w:hAnsi="Courier New" w:eastAsia="Courier New" w:cs="Tahoma"/>
           <w:sz w:val="16"/>
         </w:rPr>
         <w:t>// src/batch/sbpgi/job-3-import-impact-competitor/job-3-import-impact-competitor.job.ts</w:t>
@@ -6449,7 +6567,7 @@
       </w:r>
       <w:r>
         <w:rPr>
-          <w:rFonts w:ascii="Courier New" w:hAnsi="Courier New"/>
+          <w:rFonts w:ascii="Courier New" w:hAnsi="Courier New" w:eastAsia="Courier New" w:cs="Tahoma"/>
         </w:rPr>
         <w:t>pg_try_advisory_lock</w:t>
       </w:r>
@@ -6464,7 +6582,7 @@
       </w:pPr>
       <w:r>
         <w:rPr>
-          <w:rFonts w:ascii="Courier New" w:hAnsi="Courier New"/>
+          <w:rFonts w:ascii="Courier New" w:hAnsi="Courier New" w:eastAsia="Courier New" w:cs="Tahoma"/>
           <w:sz w:val="16"/>
         </w:rPr>
         <w:t>// src/batch/runner.ts (ส่วนกันรันซ้อน)</w:t>
@@ -6561,7 +6679,7 @@
       </w:r>
       <w:r>
         <w:rPr>
-          <w:rFonts w:ascii="Courier New" w:hAnsi="Courier New"/>
+          <w:rFonts w:ascii="Courier New" w:hAnsi="Courier New" w:eastAsia="Courier New" w:cs="Tahoma"/>
         </w:rPr>
         <w:t>{provide: 'IMPORT_IMPACT_COMPETITOR_REPOSITORY', useFactory: (ds) =&gt; ds.getRepository(Entity), inject: ['DATA_SOURCE']}</w:t>
       </w:r>
@@ -6570,7 +6688,7 @@
       </w:r>
       <w:r>
         <w:rPr>
-          <w:rFonts w:ascii="Courier New" w:hAnsi="Courier New"/>
+          <w:rFonts w:ascii="Courier New" w:hAnsi="Courier New" w:eastAsia="Courier New" w:cs="Tahoma"/>
         </w:rPr>
         <w:t>sps_store</w:t>
       </w:r>
@@ -6609,7 +6727,7 @@
             <w:r/>
             <w:r>
               <w:rPr>
-                <w:rFonts w:ascii="Arial" w:hAnsi="Arial" w:eastAsia="Arial"/>
+                <w:rFonts w:ascii="Arial" w:hAnsi="Arial" w:eastAsia="Arial" w:cs="Tahoma"/>
                 <w:b/>
                 <w:sz w:val="18"/>
               </w:rPr>
@@ -6631,7 +6749,7 @@
             <w:r/>
             <w:r>
               <w:rPr>
-                <w:rFonts w:ascii="Arial" w:hAnsi="Arial" w:eastAsia="Arial"/>
+                <w:rFonts w:ascii="Arial" w:hAnsi="Arial" w:eastAsia="Arial" w:cs="Tahoma"/>
                 <w:b/>
                 <w:sz w:val="18"/>
               </w:rPr>
@@ -6653,7 +6771,7 @@
             <w:r/>
             <w:r>
               <w:rPr>
-                <w:rFonts w:ascii="Arial" w:hAnsi="Arial" w:eastAsia="Arial"/>
+                <w:rFonts w:ascii="Arial" w:hAnsi="Arial" w:eastAsia="Arial" w:cs="Tahoma"/>
                 <w:b/>
                 <w:sz w:val="18"/>
               </w:rPr>
@@ -6675,7 +6793,7 @@
             <w:r/>
             <w:r>
               <w:rPr>
-                <w:rFonts w:ascii="Arial" w:hAnsi="Arial" w:eastAsia="Arial"/>
+                <w:rFonts w:ascii="Arial" w:hAnsi="Arial" w:eastAsia="Arial" w:cs="Tahoma"/>
                 <w:b/>
                 <w:sz w:val="18"/>
               </w:rPr>
@@ -6700,13 +6818,13 @@
             </w:pPr>
             <w:r>
               <w:rPr>
-                <w:rFonts w:ascii="Arial" w:hAnsi="Arial" w:eastAsia="Arial"/>
-                <w:sz w:val="18"/>
-              </w:rPr>
-            </w:r>
-            <w:r>
-              <w:rPr>
-                <w:rFonts w:ascii="Arial" w:hAnsi="Arial" w:eastAsia="Arial"/>
+                <w:rFonts w:ascii="Arial" w:hAnsi="Arial" w:eastAsia="Arial" w:cs="Tahoma"/>
+                <w:sz w:val="18"/>
+              </w:rPr>
+            </w:r>
+            <w:r>
+              <w:rPr>
+                <w:rFonts w:ascii="Arial" w:hAnsi="Arial" w:eastAsia="Arial" w:cs="Tahoma"/>
                 <w:sz w:val="18"/>
               </w:rPr>
               <w:t>fgi_impact_competitors</w:t>
@@ -6725,13 +6843,13 @@
             </w:pPr>
             <w:r>
               <w:rPr>
-                <w:rFonts w:ascii="Arial" w:hAnsi="Arial" w:eastAsia="Arial"/>
-                <w:sz w:val="18"/>
-              </w:rPr>
-            </w:r>
-            <w:r>
-              <w:rPr>
-                <w:rFonts w:ascii="Arial" w:hAnsi="Arial" w:eastAsia="Arial"/>
+                <w:rFonts w:ascii="Arial" w:hAnsi="Arial" w:eastAsia="Arial" w:cs="Tahoma"/>
+                <w:sz w:val="18"/>
+              </w:rPr>
+            </w:r>
+            <w:r>
+              <w:rPr>
+                <w:rFonts w:ascii="Arial" w:hAnsi="Arial" w:eastAsia="Arial" w:cs="Tahoma"/>
                 <w:sz w:val="18"/>
               </w:rPr>
               <w:t>W</w:t>
@@ -6750,13 +6868,13 @@
             </w:pPr>
             <w:r>
               <w:rPr>
-                <w:rFonts w:ascii="Arial" w:hAnsi="Arial" w:eastAsia="Arial"/>
-                <w:sz w:val="18"/>
-              </w:rPr>
-            </w:r>
-            <w:r>
-              <w:rPr>
-                <w:rFonts w:ascii="Arial" w:hAnsi="Arial" w:eastAsia="Arial"/>
+                <w:rFonts w:ascii="Arial" w:hAnsi="Arial" w:eastAsia="Arial" w:cs="Tahoma"/>
+                <w:sz w:val="18"/>
+              </w:rPr>
+            </w:r>
+            <w:r>
+              <w:rPr>
+                <w:rFonts w:ascii="Arial" w:hAnsi="Arial" w:eastAsia="Arial" w:cs="Tahoma"/>
                 <w:sz w:val="18"/>
               </w:rPr>
               <w:t>insert รายงวด data_source=ALM (งวดล่าสุดต่อร้าน) ดึงจาก ALLMAP</w:t>
@@ -6775,13 +6893,13 @@
             </w:pPr>
             <w:r>
               <w:rPr>
-                <w:rFonts w:ascii="Arial" w:hAnsi="Arial" w:eastAsia="Arial"/>
-                <w:sz w:val="18"/>
-              </w:rPr>
-            </w:r>
-            <w:r>
-              <w:rPr>
-                <w:rFonts w:ascii="Arial" w:hAnsi="Arial" w:eastAsia="Arial"/>
+                <w:rFonts w:ascii="Arial" w:hAnsi="Arial" w:eastAsia="Arial" w:cs="Tahoma"/>
+                <w:sz w:val="18"/>
+              </w:rPr>
+            </w:r>
+            <w:r>
+              <w:rPr>
+                <w:rFonts w:ascii="Arial" w:hAnsi="Arial" w:eastAsia="Arial" w:cs="Tahoma"/>
                 <w:sz w:val="18"/>
               </w:rPr>
               <w:t>เขียน SQL ตรงผ่าน DATA_SOURCE</w:t>
@@ -6798,7 +6916,7 @@
       </w:pPr>
       <w:r>
         <w:rPr>
-          <w:rFonts w:ascii="Courier New" w:hAnsi="Courier New"/>
+          <w:rFonts w:ascii="Courier New" w:hAnsi="Courier New" w:eastAsia="Courier New" w:cs="Tahoma"/>
           <w:sz w:val="16"/>
         </w:rPr>
         <w:t>-- Job 3 ImportImpactCompetitor — query หลักที่ต้อง implement</w:t>
@@ -6856,7 +6974,7 @@
       </w:r>
       <w:r>
         <w:rPr>
-          <w:rFonts w:ascii="Courier New" w:hAnsi="Courier New"/>
+          <w:rFonts w:ascii="Courier New" w:hAnsi="Courier New" w:eastAsia="Courier New" w:cs="Tahoma"/>
         </w:rPr>
         <w:t>EmailLibService</w:t>
       </w:r>
@@ -6865,7 +6983,7 @@
       </w:r>
       <w:r>
         <w:rPr>
-          <w:rFonts w:ascii="Courier New" w:hAnsi="Courier New"/>
+          <w:rFonts w:ascii="Courier New" w:hAnsi="Courier New" w:eastAsia="Courier New" w:cs="Tahoma"/>
         </w:rPr>
         <w:t>@gosoft-sbp/email-lib</w:t>
       </w:r>
@@ -6880,7 +6998,7 @@
       </w:pPr>
       <w:r>
         <w:rPr>
-          <w:rFonts w:ascii="Courier New" w:hAnsi="Courier New"/>
+          <w:rFonts w:ascii="Courier New" w:hAnsi="Courier New" w:eastAsia="Courier New" w:cs="Tahoma"/>
           <w:sz w:val="16"/>
         </w:rPr>
         <w:t>// src/batch/job-failure.notifier.ts</w:t>
@@ -7016,7 +7134,7 @@
       </w:r>
       <w:r>
         <w:rPr>
-          <w:rFonts w:ascii="Courier New" w:hAnsi="Courier New"/>
+          <w:rFonts w:ascii="Courier New" w:hAnsi="Courier New" w:eastAsia="Courier New" w:cs="Tahoma"/>
         </w:rPr>
         <w:t>SELECT * FROM pg_locks WHERE locktype = 'advisory'</w:t>
       </w:r>
@@ -7034,7 +7152,7 @@
       </w:r>
       <w:r>
         <w:rPr>
-          <w:rFonts w:ascii="Courier New" w:hAnsi="Courier New"/>
+          <w:rFonts w:ascii="Courier New" w:hAnsi="Courier New" w:eastAsia="Courier New" w:cs="Tahoma"/>
         </w:rPr>
         <w:t>node dist/batch/cli.js --job=3 --period=&lt;YYYYMM&gt;</w:t>
       </w:r>
@@ -7049,7 +7167,7 @@
       </w:r>
       <w:r>
         <w:rPr>
-          <w:rFonts w:ascii="Courier New" w:hAnsi="Courier New"/>
+          <w:rFonts w:ascii="Courier New" w:hAnsi="Courier New" w:eastAsia="Courier New" w:cs="Tahoma"/>
         </w:rPr>
         <w:t>fgi_impact_competitors</w:t>
       </w:r>
@@ -7058,7 +7176,7 @@
       </w:r>
       <w:r>
         <w:rPr>
-          <w:rFonts w:ascii="Courier New" w:hAnsi="Courier New"/>
+          <w:rFonts w:ascii="Courier New" w:hAnsi="Courier New" w:eastAsia="Courier New" w:cs="Tahoma"/>
         </w:rPr>
         <w:t>job.finish</w:t>
       </w:r>
@@ -7076,7 +7194,7 @@
       </w:r>
       <w:r>
         <w:rPr>
-          <w:rFonts w:ascii="Courier New" w:hAnsi="Courier New"/>
+          <w:rFonts w:ascii="Courier New" w:hAnsi="Courier New" w:eastAsia="Courier New" w:cs="Tahoma"/>
         </w:rPr>
         <w:t>interface_transactions</w:t>
       </w:r>
@@ -7124,7 +7242,7 @@
             <w:r/>
             <w:r>
               <w:rPr>
-                <w:rFonts w:ascii="Arial" w:hAnsi="Arial" w:eastAsia="Arial"/>
+                <w:rFonts w:ascii="Arial" w:hAnsi="Arial" w:eastAsia="Arial" w:cs="Tahoma"/>
                 <w:b/>
                 <w:sz w:val="18"/>
               </w:rPr>
@@ -7146,7 +7264,7 @@
             <w:r/>
             <w:r>
               <w:rPr>
-                <w:rFonts w:ascii="Arial" w:hAnsi="Arial" w:eastAsia="Arial"/>
+                <w:rFonts w:ascii="Arial" w:hAnsi="Arial" w:eastAsia="Arial" w:cs="Tahoma"/>
                 <w:b/>
                 <w:sz w:val="18"/>
               </w:rPr>
@@ -7171,13 +7289,13 @@
             </w:pPr>
             <w:r>
               <w:rPr>
-                <w:rFonts w:ascii="Arial" w:hAnsi="Arial" w:eastAsia="Arial"/>
-                <w:sz w:val="18"/>
-              </w:rPr>
-            </w:r>
-            <w:r>
-              <w:rPr>
-                <w:rFonts w:ascii="Arial" w:hAnsi="Arial" w:eastAsia="Arial"/>
+                <w:rFonts w:ascii="Arial" w:hAnsi="Arial" w:eastAsia="Arial" w:cs="Tahoma"/>
+                <w:sz w:val="18"/>
+              </w:rPr>
+            </w:r>
+            <w:r>
+              <w:rPr>
+                <w:rFonts w:ascii="Arial" w:hAnsi="Arial" w:eastAsia="Arial" w:cs="Tahoma"/>
                 <w:sz w:val="18"/>
               </w:rPr>
               <w:t>1</w:t>
@@ -7196,13 +7314,13 @@
             </w:pPr>
             <w:r>
               <w:rPr>
-                <w:rFonts w:ascii="Arial" w:hAnsi="Arial" w:eastAsia="Arial"/>
-                <w:sz w:val="18"/>
-              </w:rPr>
-            </w:r>
-            <w:r>
-              <w:rPr>
-                <w:rFonts w:ascii="Arial" w:hAnsi="Arial" w:eastAsia="Arial"/>
+                <w:rFonts w:ascii="Arial" w:hAnsi="Arial" w:eastAsia="Arial" w:cs="Tahoma"/>
+                <w:sz w:val="18"/>
+              </w:rPr>
+            </w:r>
+            <w:r>
+              <w:rPr>
+                <w:rFonts w:ascii="Arial" w:hAnsi="Arial" w:eastAsia="Arial" w:cs="Tahoma"/>
                 <w:sz w:val="18"/>
               </w:rPr>
               <w:t>เริ่ม</w:t>
@@ -7226,13 +7344,13 @@
             </w:pPr>
             <w:r>
               <w:rPr>
-                <w:rFonts w:ascii="Arial" w:hAnsi="Arial" w:eastAsia="Arial"/>
-                <w:sz w:val="18"/>
-              </w:rPr>
-            </w:r>
-            <w:r>
-              <w:rPr>
-                <w:rFonts w:ascii="Arial" w:hAnsi="Arial" w:eastAsia="Arial"/>
+                <w:rFonts w:ascii="Arial" w:hAnsi="Arial" w:eastAsia="Arial" w:cs="Tahoma"/>
+                <w:sz w:val="18"/>
+              </w:rPr>
+            </w:r>
+            <w:r>
+              <w:rPr>
+                <w:rFonts w:ascii="Arial" w:hAnsi="Arial" w:eastAsia="Arial" w:cs="Tahoma"/>
                 <w:sz w:val="18"/>
               </w:rPr>
               <w:t>2</w:t>
@@ -7251,13 +7369,13 @@
             </w:pPr>
             <w:r>
               <w:rPr>
-                <w:rFonts w:ascii="Arial" w:hAnsi="Arial" w:eastAsia="Arial"/>
-                <w:sz w:val="18"/>
-              </w:rPr>
-            </w:r>
-            <w:r>
-              <w:rPr>
-                <w:rFonts w:ascii="Arial" w:hAnsi="Arial" w:eastAsia="Arial"/>
+                <w:rFonts w:ascii="Arial" w:hAnsi="Arial" w:eastAsia="Arial" w:cs="Tahoma"/>
+                <w:sz w:val="18"/>
+              </w:rPr>
+            </w:r>
+            <w:r>
+              <w:rPr>
+                <w:rFonts w:ascii="Arial" w:hAnsi="Arial" w:eastAsia="Arial" w:cs="Tahoma"/>
                 <w:sz w:val="18"/>
               </w:rPr>
               <w:t>เป็นงวดใหม่ (ยังไม่เคยนำเข้า)? | No: ข้ามทั้งงวด — ไม่มี upsert ต้องลบงวดก่อนจึงนำเข้าใหม่ได้ (กันซ้ำระดับงวด (Errata E15))</w:t>
@@ -7281,13 +7399,13 @@
             </w:pPr>
             <w:r>
               <w:rPr>
-                <w:rFonts w:ascii="Arial" w:hAnsi="Arial" w:eastAsia="Arial"/>
-                <w:sz w:val="18"/>
-              </w:rPr>
-            </w:r>
-            <w:r>
-              <w:rPr>
-                <w:rFonts w:ascii="Arial" w:hAnsi="Arial" w:eastAsia="Arial"/>
+                <w:rFonts w:ascii="Arial" w:hAnsi="Arial" w:eastAsia="Arial" w:cs="Tahoma"/>
+                <w:sz w:val="18"/>
+              </w:rPr>
+            </w:r>
+            <w:r>
+              <w:rPr>
+                <w:rFonts w:ascii="Arial" w:hAnsi="Arial" w:eastAsia="Arial" w:cs="Tahoma"/>
                 <w:sz w:val="18"/>
               </w:rPr>
               <w:t>3</w:t>
@@ -7306,13 +7424,13 @@
             </w:pPr>
             <w:r>
               <w:rPr>
-                <w:rFonts w:ascii="Arial" w:hAnsi="Arial" w:eastAsia="Arial"/>
-                <w:sz w:val="18"/>
-              </w:rPr>
-            </w:r>
-            <w:r>
-              <w:rPr>
-                <w:rFonts w:ascii="Arial" w:hAnsi="Arial" w:eastAsia="Arial"/>
+                <w:rFonts w:ascii="Arial" w:hAnsi="Arial" w:eastAsia="Arial" w:cs="Tahoma"/>
+                <w:sz w:val="18"/>
+              </w:rPr>
+            </w:r>
+            <w:r>
+              <w:rPr>
+                <w:rFonts w:ascii="Arial" w:hAnsi="Arial" w:eastAsia="Arial" w:cs="Tahoma"/>
                 <w:sz w:val="18"/>
               </w:rPr>
               <w:t>SELECT DISTINCT จาก COMPETITOR_IMPACT_VIEW</w:t>
@@ -7336,13 +7454,13 @@
             </w:pPr>
             <w:r>
               <w:rPr>
-                <w:rFonts w:ascii="Arial" w:hAnsi="Arial" w:eastAsia="Arial"/>
-                <w:sz w:val="18"/>
-              </w:rPr>
-            </w:r>
-            <w:r>
-              <w:rPr>
-                <w:rFonts w:ascii="Arial" w:hAnsi="Arial" w:eastAsia="Arial"/>
+                <w:rFonts w:ascii="Arial" w:hAnsi="Arial" w:eastAsia="Arial" w:cs="Tahoma"/>
+                <w:sz w:val="18"/>
+              </w:rPr>
+            </w:r>
+            <w:r>
+              <w:rPr>
+                <w:rFonts w:ascii="Arial" w:hAnsi="Arial" w:eastAsia="Arial" w:cs="Tahoma"/>
                 <w:sz w:val="18"/>
               </w:rPr>
               <w:t>4</w:t>
@@ -7361,13 +7479,13 @@
             </w:pPr>
             <w:r>
               <w:rPr>
-                <w:rFonts w:ascii="Arial" w:hAnsi="Arial" w:eastAsia="Arial"/>
-                <w:sz w:val="18"/>
-              </w:rPr>
-            </w:r>
-            <w:r>
-              <w:rPr>
-                <w:rFonts w:ascii="Arial" w:hAnsi="Arial" w:eastAsia="Arial"/>
+                <w:rFonts w:ascii="Arial" w:hAnsi="Arial" w:eastAsia="Arial" w:cs="Tahoma"/>
+                <w:sz w:val="18"/>
+              </w:rPr>
+            </w:r>
+            <w:r>
+              <w:rPr>
+                <w:rFonts w:ascii="Arial" w:hAnsi="Arial" w:eastAsia="Arial" w:cs="Tahoma"/>
                 <w:sz w:val="18"/>
               </w:rPr>
               <w:t>พบข้อมูลต้นทาง? | No: จบการทำงาน</w:t>
@@ -7391,13 +7509,13 @@
             </w:pPr>
             <w:r>
               <w:rPr>
-                <w:rFonts w:ascii="Arial" w:hAnsi="Arial" w:eastAsia="Arial"/>
-                <w:sz w:val="18"/>
-              </w:rPr>
-            </w:r>
-            <w:r>
-              <w:rPr>
-                <w:rFonts w:ascii="Arial" w:hAnsi="Arial" w:eastAsia="Arial"/>
+                <w:rFonts w:ascii="Arial" w:hAnsi="Arial" w:eastAsia="Arial" w:cs="Tahoma"/>
+                <w:sz w:val="18"/>
+              </w:rPr>
+            </w:r>
+            <w:r>
+              <w:rPr>
+                <w:rFonts w:ascii="Arial" w:hAnsi="Arial" w:eastAsia="Arial" w:cs="Tahoma"/>
                 <w:sz w:val="18"/>
               </w:rPr>
               <w:t>5</w:t>
@@ -7416,13 +7534,13 @@
             </w:pPr>
             <w:r>
               <w:rPr>
-                <w:rFonts w:ascii="Arial" w:hAnsi="Arial" w:eastAsia="Arial"/>
-                <w:sz w:val="18"/>
-              </w:rPr>
-            </w:r>
-            <w:r>
-              <w:rPr>
-                <w:rFonts w:ascii="Arial" w:hAnsi="Arial" w:eastAsia="Arial"/>
+                <w:rFonts w:ascii="Arial" w:hAnsi="Arial" w:eastAsia="Arial" w:cs="Tahoma"/>
+                <w:sz w:val="18"/>
+              </w:rPr>
+            </w:r>
+            <w:r>
+              <w:rPr>
+                <w:rFonts w:ascii="Arial" w:hAnsi="Arial" w:eastAsia="Arial" w:cs="Tahoma"/>
                 <w:sz w:val="18"/>
               </w:rPr>
               <w:t>insert ทีละ 10,000 แถว พร้อม data_source = ALM (map คอลัมน์ NAMT → NAME_TH และ BRANCHT → BRANCH_TH)</w:t>
@@ -7446,13 +7564,13 @@
             </w:pPr>
             <w:r>
               <w:rPr>
-                <w:rFonts w:ascii="Arial" w:hAnsi="Arial" w:eastAsia="Arial"/>
-                <w:sz w:val="18"/>
-              </w:rPr>
-            </w:r>
-            <w:r>
-              <w:rPr>
-                <w:rFonts w:ascii="Arial" w:hAnsi="Arial" w:eastAsia="Arial"/>
+                <w:rFonts w:ascii="Arial" w:hAnsi="Arial" w:eastAsia="Arial" w:cs="Tahoma"/>
+                <w:sz w:val="18"/>
+              </w:rPr>
+            </w:r>
+            <w:r>
+              <w:rPr>
+                <w:rFonts w:ascii="Arial" w:hAnsi="Arial" w:eastAsia="Arial" w:cs="Tahoma"/>
                 <w:sz w:val="18"/>
               </w:rPr>
               <w:t>6</w:t>
@@ -7471,13 +7589,13 @@
             </w:pPr>
             <w:r>
               <w:rPr>
-                <w:rFonts w:ascii="Arial" w:hAnsi="Arial" w:eastAsia="Arial"/>
-                <w:sz w:val="18"/>
-              </w:rPr>
-            </w:r>
-            <w:r>
-              <w:rPr>
-                <w:rFonts w:ascii="Arial" w:hAnsi="Arial" w:eastAsia="Arial"/>
+                <w:rFonts w:ascii="Arial" w:hAnsi="Arial" w:eastAsia="Arial" w:cs="Tahoma"/>
+                <w:sz w:val="18"/>
+              </w:rPr>
+            </w:r>
+            <w:r>
+              <w:rPr>
+                <w:rFonts w:ascii="Arial" w:hAnsi="Arial" w:eastAsia="Arial" w:cs="Tahoma"/>
                 <w:sz w:val="18"/>
               </w:rPr>
               <w:t>จำนวนที่ insert = จำนวนต้นทาง? | No: Rollback + ส่งเมลแจ้งล้มเหลว (ตรวจ reconcile จำนวนแถวก่อน commit)</w:t>
@@ -7501,13 +7619,13 @@
             </w:pPr>
             <w:r>
               <w:rPr>
-                <w:rFonts w:ascii="Arial" w:hAnsi="Arial" w:eastAsia="Arial"/>
-                <w:sz w:val="18"/>
-              </w:rPr>
-            </w:r>
-            <w:r>
-              <w:rPr>
-                <w:rFonts w:ascii="Arial" w:hAnsi="Arial" w:eastAsia="Arial"/>
+                <w:rFonts w:ascii="Arial" w:hAnsi="Arial" w:eastAsia="Arial" w:cs="Tahoma"/>
+                <w:sz w:val="18"/>
+              </w:rPr>
+            </w:r>
+            <w:r>
+              <w:rPr>
+                <w:rFonts w:ascii="Arial" w:hAnsi="Arial" w:eastAsia="Arial" w:cs="Tahoma"/>
                 <w:sz w:val="18"/>
               </w:rPr>
               <w:t>7</w:t>
@@ -7526,13 +7644,13 @@
             </w:pPr>
             <w:r>
               <w:rPr>
-                <w:rFonts w:ascii="Arial" w:hAnsi="Arial" w:eastAsia="Arial"/>
-                <w:sz w:val="18"/>
-              </w:rPr>
-            </w:r>
-            <w:r>
-              <w:rPr>
-                <w:rFonts w:ascii="Arial" w:hAnsi="Arial" w:eastAsia="Arial"/>
+                <w:rFonts w:ascii="Arial" w:hAnsi="Arial" w:eastAsia="Arial" w:cs="Tahoma"/>
+                <w:sz w:val="18"/>
+              </w:rPr>
+            </w:r>
+            <w:r>
+              <w:rPr>
+                <w:rFonts w:ascii="Arial" w:hAnsi="Arial" w:eastAsia="Arial" w:cs="Tahoma"/>
                 <w:sz w:val="18"/>
               </w:rPr>
               <w:t>Commit / จบ</w:t>
@@ -7638,7 +7756,7 @@
             <w:r/>
             <w:r>
               <w:rPr>
-                <w:rFonts w:ascii="Arial" w:hAnsi="Arial" w:eastAsia="Arial"/>
+                <w:rFonts w:ascii="Arial" w:hAnsi="Arial" w:eastAsia="Arial" w:cs="Tahoma"/>
                 <w:b/>
                 <w:sz w:val="18"/>
               </w:rPr>
@@ -7660,7 +7778,7 @@
             <w:r/>
             <w:r>
               <w:rPr>
-                <w:rFonts w:ascii="Arial" w:hAnsi="Arial" w:eastAsia="Arial"/>
+                <w:rFonts w:ascii="Arial" w:hAnsi="Arial" w:eastAsia="Arial" w:cs="Tahoma"/>
                 <w:b/>
                 <w:sz w:val="18"/>
               </w:rPr>
@@ -7685,13 +7803,13 @@
             </w:pPr>
             <w:r>
               <w:rPr>
-                <w:rFonts w:ascii="Arial" w:hAnsi="Arial" w:eastAsia="Arial"/>
-                <w:sz w:val="18"/>
-              </w:rPr>
-            </w:r>
-            <w:r>
-              <w:rPr>
-                <w:rFonts w:ascii="Arial" w:hAnsi="Arial" w:eastAsia="Arial"/>
+                <w:rFonts w:ascii="Arial" w:hAnsi="Arial" w:eastAsia="Arial" w:cs="Tahoma"/>
+                <w:sz w:val="18"/>
+              </w:rPr>
+            </w:r>
+            <w:r>
+              <w:rPr>
+                <w:rFonts w:ascii="Arial" w:hAnsi="Arial" w:eastAsia="Arial" w:cs="Tahoma"/>
                 <w:sz w:val="18"/>
               </w:rPr>
               <w:t>1</w:t>
@@ -7710,13 +7828,13 @@
             </w:pPr>
             <w:r>
               <w:rPr>
-                <w:rFonts w:ascii="Arial" w:hAnsi="Arial" w:eastAsia="Arial"/>
-                <w:sz w:val="18"/>
-              </w:rPr>
-            </w:r>
-            <w:r>
-              <w:rPr>
-                <w:rFonts w:ascii="Arial" w:hAnsi="Arial" w:eastAsia="Arial"/>
+                <w:rFonts w:ascii="Arial" w:hAnsi="Arial" w:eastAsia="Arial" w:cs="Tahoma"/>
+                <w:sz w:val="18"/>
+              </w:rPr>
+            </w:r>
+            <w:r>
+              <w:rPr>
+                <w:rFonts w:ascii="Arial" w:hAnsi="Arial" w:eastAsia="Arial" w:cs="Tahoma"/>
                 <w:sz w:val="18"/>
               </w:rPr>
               <w:t>รันตามตารางเวลาแล้วผลถูกต้องบน fixture</w:t>
@@ -7740,13 +7858,13 @@
             </w:pPr>
             <w:r>
               <w:rPr>
-                <w:rFonts w:ascii="Arial" w:hAnsi="Arial" w:eastAsia="Arial"/>
-                <w:sz w:val="18"/>
-              </w:rPr>
-            </w:r>
-            <w:r>
-              <w:rPr>
-                <w:rFonts w:ascii="Arial" w:hAnsi="Arial" w:eastAsia="Arial"/>
+                <w:rFonts w:ascii="Arial" w:hAnsi="Arial" w:eastAsia="Arial" w:cs="Tahoma"/>
+                <w:sz w:val="18"/>
+              </w:rPr>
+            </w:r>
+            <w:r>
+              <w:rPr>
+                <w:rFonts w:ascii="Arial" w:hAnsi="Arial" w:eastAsia="Arial" w:cs="Tahoma"/>
                 <w:sz w:val="18"/>
               </w:rPr>
               <w:t>2</w:t>
@@ -7765,13 +7883,13 @@
             </w:pPr>
             <w:r>
               <w:rPr>
-                <w:rFonts w:ascii="Arial" w:hAnsi="Arial" w:eastAsia="Arial"/>
-                <w:sz w:val="18"/>
-              </w:rPr>
-            </w:r>
-            <w:r>
-              <w:rPr>
-                <w:rFonts w:ascii="Arial" w:hAnsi="Arial" w:eastAsia="Arial"/>
+                <w:rFonts w:ascii="Arial" w:hAnsi="Arial" w:eastAsia="Arial" w:cs="Tahoma"/>
+                <w:sz w:val="18"/>
+              </w:rPr>
+            </w:r>
+            <w:r>
+              <w:rPr>
+                <w:rFonts w:ascii="Arial" w:hAnsi="Arial" w:eastAsia="Arial" w:cs="Tahoma"/>
                 <w:sz w:val="18"/>
               </w:rPr>
               <w:t>รันนอกรอบผ่าน CLI ได้ผลเดียวกับ cron</w:t>
@@ -7795,13 +7913,13 @@
             </w:pPr>
             <w:r>
               <w:rPr>
-                <w:rFonts w:ascii="Arial" w:hAnsi="Arial" w:eastAsia="Arial"/>
-                <w:sz w:val="18"/>
-              </w:rPr>
-            </w:r>
-            <w:r>
-              <w:rPr>
-                <w:rFonts w:ascii="Arial" w:hAnsi="Arial" w:eastAsia="Arial"/>
+                <w:rFonts w:ascii="Arial" w:hAnsi="Arial" w:eastAsia="Arial" w:cs="Tahoma"/>
+                <w:sz w:val="18"/>
+              </w:rPr>
+            </w:r>
+            <w:r>
+              <w:rPr>
+                <w:rFonts w:ascii="Arial" w:hAnsi="Arial" w:eastAsia="Arial" w:cs="Tahoma"/>
                 <w:sz w:val="18"/>
               </w:rPr>
               <w:t>3</w:t>
@@ -7820,13 +7938,13 @@
             </w:pPr>
             <w:r>
               <w:rPr>
-                <w:rFonts w:ascii="Arial" w:hAnsi="Arial" w:eastAsia="Arial"/>
-                <w:sz w:val="18"/>
-              </w:rPr>
-            </w:r>
-            <w:r>
-              <w:rPr>
-                <w:rFonts w:ascii="Arial" w:hAnsi="Arial" w:eastAsia="Arial"/>
+                <w:rFonts w:ascii="Arial" w:hAnsi="Arial" w:eastAsia="Arial" w:cs="Tahoma"/>
+                <w:sz w:val="18"/>
+              </w:rPr>
+            </w:r>
+            <w:r>
+              <w:rPr>
+                <w:rFonts w:ascii="Arial" w:hAnsi="Arial" w:eastAsia="Arial" w:cs="Tahoma"/>
                 <w:sz w:val="18"/>
               </w:rPr>
               <w:t>สั่งรันซ้อนขณะกำลังรัน → runner ปฏิเสธ (lock ทำงาน)</w:t>
@@ -7850,13 +7968,13 @@
             </w:pPr>
             <w:r>
               <w:rPr>
-                <w:rFonts w:ascii="Arial" w:hAnsi="Arial" w:eastAsia="Arial"/>
-                <w:sz w:val="18"/>
-              </w:rPr>
-            </w:r>
-            <w:r>
-              <w:rPr>
-                <w:rFonts w:ascii="Arial" w:hAnsi="Arial" w:eastAsia="Arial"/>
+                <w:rFonts w:ascii="Arial" w:hAnsi="Arial" w:eastAsia="Arial" w:cs="Tahoma"/>
+                <w:sz w:val="18"/>
+              </w:rPr>
+            </w:r>
+            <w:r>
+              <w:rPr>
+                <w:rFonts w:ascii="Arial" w:hAnsi="Arial" w:eastAsia="Arial" w:cs="Tahoma"/>
                 <w:sz w:val="18"/>
               </w:rPr>
               <w:t>4</w:t>
@@ -7875,13 +7993,13 @@
             </w:pPr>
             <w:r>
               <w:rPr>
-                <w:rFonts w:ascii="Arial" w:hAnsi="Arial" w:eastAsia="Arial"/>
-                <w:sz w:val="18"/>
-              </w:rPr>
-            </w:r>
-            <w:r>
-              <w:rPr>
-                <w:rFonts w:ascii="Arial" w:hAnsi="Arial" w:eastAsia="Arial"/>
+                <w:rFonts w:ascii="Arial" w:hAnsi="Arial" w:eastAsia="Arial" w:cs="Tahoma"/>
+                <w:sz w:val="18"/>
+              </w:rPr>
+            </w:r>
+            <w:r>
+              <w:rPr>
+                <w:rFonts w:ascii="Arial" w:hAnsi="Arial" w:eastAsia="Arial" w:cs="Tahoma"/>
                 <w:sz w:val="18"/>
               </w:rPr>
               <w:t>แก้ config แล้ว deploy → รอบถัดไปใช้ค่าใหม่</w:t>
@@ -7905,13 +8023,13 @@
             </w:pPr>
             <w:r>
               <w:rPr>
-                <w:rFonts w:ascii="Arial" w:hAnsi="Arial" w:eastAsia="Arial"/>
-                <w:sz w:val="18"/>
-              </w:rPr>
-            </w:r>
-            <w:r>
-              <w:rPr>
-                <w:rFonts w:ascii="Arial" w:hAnsi="Arial" w:eastAsia="Arial"/>
+                <w:rFonts w:ascii="Arial" w:hAnsi="Arial" w:eastAsia="Arial" w:cs="Tahoma"/>
+                <w:sz w:val="18"/>
+              </w:rPr>
+            </w:r>
+            <w:r>
+              <w:rPr>
+                <w:rFonts w:ascii="Arial" w:hAnsi="Arial" w:eastAsia="Arial" w:cs="Tahoma"/>
                 <w:sz w:val="18"/>
               </w:rPr>
               <w:t>5</w:t>
@@ -7930,13 +8048,13 @@
             </w:pPr>
             <w:r>
               <w:rPr>
-                <w:rFonts w:ascii="Arial" w:hAnsi="Arial" w:eastAsia="Arial"/>
-                <w:sz w:val="18"/>
-              </w:rPr>
-            </w:r>
-            <w:r>
-              <w:rPr>
-                <w:rFonts w:ascii="Arial" w:hAnsi="Arial" w:eastAsia="Arial"/>
+                <w:rFonts w:ascii="Arial" w:hAnsi="Arial" w:eastAsia="Arial" w:cs="Tahoma"/>
+                <w:sz w:val="18"/>
+              </w:rPr>
+            </w:r>
+            <w:r>
+              <w:rPr>
+                <w:rFonts w:ascii="Arial" w:hAnsi="Arial" w:eastAsia="Arial" w:cs="Tahoma"/>
                 <w:sz w:val="18"/>
               </w:rPr>
               <w:t>job throw error → EM-07 ออก และ log มีบรรทัด error</w:t>
@@ -7960,13 +8078,13 @@
             </w:pPr>
             <w:r>
               <w:rPr>
-                <w:rFonts w:ascii="Arial" w:hAnsi="Arial" w:eastAsia="Arial"/>
-                <w:sz w:val="18"/>
-              </w:rPr>
-            </w:r>
-            <w:r>
-              <w:rPr>
-                <w:rFonts w:ascii="Arial" w:hAnsi="Arial" w:eastAsia="Arial"/>
+                <w:rFonts w:ascii="Arial" w:hAnsi="Arial" w:eastAsia="Arial" w:cs="Tahoma"/>
+                <w:sz w:val="18"/>
+              </w:rPr>
+            </w:r>
+            <w:r>
+              <w:rPr>
+                <w:rFonts w:ascii="Arial" w:hAnsi="Arial" w:eastAsia="Arial" w:cs="Tahoma"/>
                 <w:sz w:val="18"/>
               </w:rPr>
               <w:t>6</w:t>
@@ -7985,13 +8103,13 @@
             </w:pPr>
             <w:r>
               <w:rPr>
-                <w:rFonts w:ascii="Arial" w:hAnsi="Arial" w:eastAsia="Arial"/>
-                <w:sz w:val="18"/>
-              </w:rPr>
-            </w:r>
-            <w:r>
-              <w:rPr>
-                <w:rFonts w:ascii="Arial" w:hAnsi="Arial" w:eastAsia="Arial"/>
+                <w:rFonts w:ascii="Arial" w:hAnsi="Arial" w:eastAsia="Arial" w:cs="Tahoma"/>
+                <w:sz w:val="18"/>
+              </w:rPr>
+            </w:r>
+            <w:r>
+              <w:rPr>
+                <w:rFonts w:ascii="Arial" w:hAnsi="Arial" w:eastAsia="Arial" w:cs="Tahoma"/>
                 <w:sz w:val="18"/>
               </w:rPr>
               <w:t>ตรวจผลกระทบตารางตาม R/W mapping reference</w:t>
@@ -8001,6 +8119,797 @@
       </w:tr>
     </w:tbl>
     <w:p/>
+    <w:p>
+      <w:pPr>
+        <w:pStyle w:val="Heading1"/>
+        <w:keepNext/>
+        <w:keepLines/>
+        <w:pageBreakBefore w:val="0"/>
+      </w:pPr>
+      <w:r>
+        <w:t>13. Unit Test Scope</w:t>
+      </w:r>
+    </w:p>
+    <w:p>
+      <w:pPr>
+        <w:keepNext w:val="0"/>
+      </w:pPr>
+      <w:r>
+        <w:rPr>
+          <w:b/>
+        </w:rPr>
+        <w:t>3 ชั่วโมง</w:t>
+      </w:r>
+      <w:r>
+        <w:t xml:space="preserve"> (30% ของ implementation 10 ชั่วโมง) · เครื่องมือ: Jest + mock repository/DataSource (ไม่ต่อ DB จริง)</w:t>
+      </w:r>
+    </w:p>
+    <w:p>
+      <w:r>
+        <w:t xml:space="preserve">หัวข้อนี้คือ </w:t>
+      </w:r>
+      <w:r>
+        <w:rPr>
+          <w:b/>
+        </w:rPr>
+        <w:t>unit test</w:t>
+      </w:r>
+      <w:r>
+        <w:t xml:space="preserve"> ที่ต้องเขียนคู่กับโค้ด — ต่างจาก *Developer Test Checklist* ซึ่งเป็น scenario ระดับ end-to-end/manual ที่ใช้ตอนตรวจรับ · รายการด้านล่าง derive จาก field/validation, acceptance criteria, endpoint และตารางที่เอกสารนี้เขียน</w:t>
+      </w:r>
+    </w:p>
+    <w:tbl>
+      <w:tblPr>
+        <w:tblStyle w:val="TableGrid"/>
+        <w:tblW w:type="auto" w:w="0"/>
+        <w:jc w:val="center"/>
+        <w:tblLook w:firstColumn="1" w:firstRow="1" w:lastColumn="0" w:lastRow="0" w:noHBand="0" w:noVBand="1" w:val="04A0"/>
+      </w:tblPr>
+      <w:tblGrid>
+        <w:gridCol w:w="3360"/>
+        <w:gridCol w:w="3360"/>
+        <w:gridCol w:w="3360"/>
+      </w:tblGrid>
+      <w:tr>
+        <w:trPr>
+          <w:cantSplit/>
+        </w:trPr>
+        <w:tc>
+          <w:tcPr>
+            <w:tcW w:type="dxa" w:w="3360"/>
+            <w:vAlign w:val="center"/>
+            <w:shd w:fill="E8EEF5"/>
+          </w:tcPr>
+          <w:p>
+            <w:pPr>
+              <w:keepLines/>
+              <w:spacing w:after="0"/>
+            </w:pPr>
+            <w:r/>
+            <w:r>
+              <w:rPr>
+                <w:rFonts w:ascii="Arial" w:hAnsi="Arial" w:eastAsia="Arial" w:cs="Tahoma"/>
+                <w:b/>
+                <w:sz w:val="18"/>
+              </w:rPr>
+              <w:t>สิ่งที่ทดสอบ</w:t>
+            </w:r>
+          </w:p>
+        </w:tc>
+        <w:tc>
+          <w:tcPr>
+            <w:tcW w:type="dxa" w:w="3360"/>
+            <w:vAlign w:val="center"/>
+            <w:shd w:fill="E8EEF5"/>
+          </w:tcPr>
+          <w:p>
+            <w:pPr>
+              <w:keepLines/>
+              <w:spacing w:after="0"/>
+            </w:pPr>
+            <w:r/>
+            <w:r>
+              <w:rPr>
+                <w:rFonts w:ascii="Arial" w:hAnsi="Arial" w:eastAsia="Arial" w:cs="Tahoma"/>
+                <w:b/>
+                <w:sz w:val="18"/>
+              </w:rPr>
+              <w:t>ประเภท</w:t>
+            </w:r>
+          </w:p>
+        </w:tc>
+        <w:tc>
+          <w:tcPr>
+            <w:tcW w:type="dxa" w:w="3360"/>
+            <w:vAlign w:val="center"/>
+            <w:shd w:fill="E8EEF5"/>
+          </w:tcPr>
+          <w:p>
+            <w:pPr>
+              <w:keepLines/>
+              <w:spacing w:after="0"/>
+            </w:pPr>
+            <w:r/>
+            <w:r>
+              <w:rPr>
+                <w:rFonts w:ascii="Arial" w:hAnsi="Arial" w:eastAsia="Arial" w:cs="Tahoma"/>
+                <w:b/>
+                <w:sz w:val="18"/>
+              </w:rPr>
+              <w:t>เกณฑ์ผ่าน</w:t>
+            </w:r>
+          </w:p>
+        </w:tc>
+      </w:tr>
+      <w:tr>
+        <w:trPr>
+          <w:cantSplit/>
+        </w:trPr>
+        <w:tc>
+          <w:tcPr>
+            <w:tcW w:type="dxa" w:w="3360"/>
+            <w:vAlign w:val="center"/>
+          </w:tcPr>
+          <w:p>
+            <w:pPr>
+              <w:keepLines/>
+              <w:spacing w:after="0"/>
+            </w:pPr>
+            <w:r>
+              <w:rPr>
+                <w:rFonts w:ascii="Arial" w:hAnsi="Arial" w:eastAsia="Arial" w:cs="Tahoma"/>
+                <w:sz w:val="18"/>
+              </w:rPr>
+            </w:r>
+            <w:r>
+              <w:rPr>
+                <w:rFonts w:ascii="Arial" w:hAnsi="Arial" w:eastAsia="Arial" w:cs="Tahoma"/>
+                <w:sz w:val="18"/>
+              </w:rPr>
+              <w:t>business rule</w:t>
+            </w:r>
+          </w:p>
+        </w:tc>
+        <w:tc>
+          <w:tcPr>
+            <w:tcW w:type="dxa" w:w="3360"/>
+            <w:vAlign w:val="center"/>
+          </w:tcPr>
+          <w:p>
+            <w:pPr>
+              <w:keepLines/>
+              <w:spacing w:after="0"/>
+            </w:pPr>
+            <w:r>
+              <w:rPr>
+                <w:rFonts w:ascii="Arial" w:hAnsi="Arial" w:eastAsia="Arial" w:cs="Tahoma"/>
+                <w:sz w:val="18"/>
+              </w:rPr>
+            </w:r>
+            <w:r>
+              <w:rPr>
+                <w:rFonts w:ascii="Arial" w:hAnsi="Arial" w:eastAsia="Arial" w:cs="Tahoma"/>
+                <w:sz w:val="18"/>
+              </w:rPr>
+              <w:t>logic</w:t>
+            </w:r>
+          </w:p>
+        </w:tc>
+        <w:tc>
+          <w:tcPr>
+            <w:tcW w:type="dxa" w:w="3360"/>
+            <w:vAlign w:val="center"/>
+          </w:tcPr>
+          <w:p>
+            <w:pPr>
+              <w:keepLines/>
+              <w:spacing w:after="0"/>
+            </w:pPr>
+            <w:r>
+              <w:rPr>
+                <w:rFonts w:ascii="Arial" w:hAnsi="Arial" w:eastAsia="Arial" w:cs="Tahoma"/>
+                <w:sz w:val="18"/>
+              </w:rPr>
+            </w:r>
+            <w:r>
+              <w:rPr>
+                <w:rFonts w:ascii="Arial" w:hAnsi="Arial" w:eastAsia="Arial" w:cs="Tahoma"/>
+                <w:sz w:val="18"/>
+              </w:rPr>
+              <w:t>พารามิเตอร์และ cron อ่านจาก backend config เท่านั้น — เปลี่ยนค่าโดย deploy config ไม่ใช่ผ่าน API/หน้าจอ</w:t>
+            </w:r>
+          </w:p>
+        </w:tc>
+      </w:tr>
+      <w:tr>
+        <w:trPr>
+          <w:cantSplit/>
+        </w:trPr>
+        <w:tc>
+          <w:tcPr>
+            <w:tcW w:type="dxa" w:w="3360"/>
+            <w:vAlign w:val="center"/>
+          </w:tcPr>
+          <w:p>
+            <w:pPr>
+              <w:keepLines/>
+              <w:spacing w:after="0"/>
+            </w:pPr>
+            <w:r>
+              <w:rPr>
+                <w:rFonts w:ascii="Arial" w:hAnsi="Arial" w:eastAsia="Arial" w:cs="Tahoma"/>
+                <w:sz w:val="18"/>
+              </w:rPr>
+            </w:r>
+            <w:r>
+              <w:rPr>
+                <w:rFonts w:ascii="Arial" w:hAnsi="Arial" w:eastAsia="Arial" w:cs="Tahoma"/>
+                <w:sz w:val="18"/>
+              </w:rPr>
+              <w:t>business rule</w:t>
+            </w:r>
+          </w:p>
+        </w:tc>
+        <w:tc>
+          <w:tcPr>
+            <w:tcW w:type="dxa" w:w="3360"/>
+            <w:vAlign w:val="center"/>
+          </w:tcPr>
+          <w:p>
+            <w:pPr>
+              <w:keepLines/>
+              <w:spacing w:after="0"/>
+            </w:pPr>
+            <w:r>
+              <w:rPr>
+                <w:rFonts w:ascii="Arial" w:hAnsi="Arial" w:eastAsia="Arial" w:cs="Tahoma"/>
+                <w:sz w:val="18"/>
+              </w:rPr>
+            </w:r>
+            <w:r>
+              <w:rPr>
+                <w:rFonts w:ascii="Arial" w:hAnsi="Arial" w:eastAsia="Arial" w:cs="Tahoma"/>
+                <w:sz w:val="18"/>
+              </w:rPr>
+              <w:t>logic</w:t>
+            </w:r>
+          </w:p>
+        </w:tc>
+        <w:tc>
+          <w:tcPr>
+            <w:tcW w:type="dxa" w:w="3360"/>
+            <w:vAlign w:val="center"/>
+          </w:tcPr>
+          <w:p>
+            <w:pPr>
+              <w:keepLines/>
+              <w:spacing w:after="0"/>
+            </w:pPr>
+            <w:r>
+              <w:rPr>
+                <w:rFonts w:ascii="Arial" w:hAnsi="Arial" w:eastAsia="Arial" w:cs="Tahoma"/>
+                <w:sz w:val="18"/>
+              </w:rPr>
+            </w:r>
+            <w:r>
+              <w:rPr>
+                <w:rFonts w:ascii="Arial" w:hAnsi="Arial" w:eastAsia="Arial" w:cs="Tahoma"/>
+                <w:sz w:val="18"/>
+              </w:rPr>
+              <w:t>การรันต้องตรวจ enabled flag ใน config และกันรันซ้อนด้วย distributed/advisory lock</w:t>
+            </w:r>
+          </w:p>
+        </w:tc>
+      </w:tr>
+      <w:tr>
+        <w:trPr>
+          <w:cantSplit/>
+        </w:trPr>
+        <w:tc>
+          <w:tcPr>
+            <w:tcW w:type="dxa" w:w="3360"/>
+            <w:vAlign w:val="center"/>
+          </w:tcPr>
+          <w:p>
+            <w:pPr>
+              <w:keepLines/>
+              <w:spacing w:after="0"/>
+            </w:pPr>
+            <w:r>
+              <w:rPr>
+                <w:rFonts w:ascii="Arial" w:hAnsi="Arial" w:eastAsia="Arial" w:cs="Tahoma"/>
+                <w:sz w:val="18"/>
+              </w:rPr>
+            </w:r>
+            <w:r>
+              <w:rPr>
+                <w:rFonts w:ascii="Arial" w:hAnsi="Arial" w:eastAsia="Arial" w:cs="Tahoma"/>
+                <w:sz w:val="18"/>
+              </w:rPr>
+              <w:t>business rule</w:t>
+            </w:r>
+          </w:p>
+        </w:tc>
+        <w:tc>
+          <w:tcPr>
+            <w:tcW w:type="dxa" w:w="3360"/>
+            <w:vAlign w:val="center"/>
+          </w:tcPr>
+          <w:p>
+            <w:pPr>
+              <w:keepLines/>
+              <w:spacing w:after="0"/>
+            </w:pPr>
+            <w:r>
+              <w:rPr>
+                <w:rFonts w:ascii="Arial" w:hAnsi="Arial" w:eastAsia="Arial" w:cs="Tahoma"/>
+                <w:sz w:val="18"/>
+              </w:rPr>
+            </w:r>
+            <w:r>
+              <w:rPr>
+                <w:rFonts w:ascii="Arial" w:hAnsi="Arial" w:eastAsia="Arial" w:cs="Tahoma"/>
+                <w:sz w:val="18"/>
+              </w:rPr>
+              <w:t>logic</w:t>
+            </w:r>
+          </w:p>
+        </w:tc>
+        <w:tc>
+          <w:tcPr>
+            <w:tcW w:type="dxa" w:w="3360"/>
+            <w:vAlign w:val="center"/>
+          </w:tcPr>
+          <w:p>
+            <w:pPr>
+              <w:keepLines/>
+              <w:spacing w:after="0"/>
+            </w:pPr>
+            <w:r>
+              <w:rPr>
+                <w:rFonts w:ascii="Arial" w:hAnsi="Arial" w:eastAsia="Arial" w:cs="Tahoma"/>
+                <w:sz w:val="18"/>
+              </w:rPr>
+            </w:r>
+            <w:r>
+              <w:rPr>
+                <w:rFonts w:ascii="Arial" w:hAnsi="Arial" w:eastAsia="Arial" w:cs="Tahoma"/>
+                <w:sz w:val="18"/>
+              </w:rPr>
+              <w:t>ทุกรอบต้องเขียน application log แบบ structured (เวลา/แถว/ไฟล์/ผล) และ error ต้องส่ง EM-07</w:t>
+            </w:r>
+          </w:p>
+        </w:tc>
+      </w:tr>
+      <w:tr>
+        <w:trPr>
+          <w:cantSplit/>
+        </w:trPr>
+        <w:tc>
+          <w:tcPr>
+            <w:tcW w:type="dxa" w:w="3360"/>
+            <w:vAlign w:val="center"/>
+          </w:tcPr>
+          <w:p>
+            <w:pPr>
+              <w:keepLines/>
+              <w:spacing w:after="0"/>
+            </w:pPr>
+            <w:r>
+              <w:rPr>
+                <w:rFonts w:ascii="Arial" w:hAnsi="Arial" w:eastAsia="Arial" w:cs="Tahoma"/>
+                <w:sz w:val="18"/>
+              </w:rPr>
+            </w:r>
+            <w:r>
+              <w:rPr>
+                <w:rFonts w:ascii="Arial" w:hAnsi="Arial" w:eastAsia="Arial" w:cs="Tahoma"/>
+                <w:sz w:val="18"/>
+              </w:rPr>
+              <w:t>business rule</w:t>
+            </w:r>
+          </w:p>
+        </w:tc>
+        <w:tc>
+          <w:tcPr>
+            <w:tcW w:type="dxa" w:w="3360"/>
+            <w:vAlign w:val="center"/>
+          </w:tcPr>
+          <w:p>
+            <w:pPr>
+              <w:keepLines/>
+              <w:spacing w:after="0"/>
+            </w:pPr>
+            <w:r>
+              <w:rPr>
+                <w:rFonts w:ascii="Arial" w:hAnsi="Arial" w:eastAsia="Arial" w:cs="Tahoma"/>
+                <w:sz w:val="18"/>
+              </w:rPr>
+            </w:r>
+            <w:r>
+              <w:rPr>
+                <w:rFonts w:ascii="Arial" w:hAnsi="Arial" w:eastAsia="Arial" w:cs="Tahoma"/>
+                <w:sz w:val="18"/>
+              </w:rPr>
+              <w:t>logic</w:t>
+            </w:r>
+          </w:p>
+        </w:tc>
+        <w:tc>
+          <w:tcPr>
+            <w:tcW w:type="dxa" w:w="3360"/>
+            <w:vAlign w:val="center"/>
+          </w:tcPr>
+          <w:p>
+            <w:pPr>
+              <w:keepLines/>
+              <w:spacing w:after="0"/>
+            </w:pPr>
+            <w:r>
+              <w:rPr>
+                <w:rFonts w:ascii="Arial" w:hAnsi="Arial" w:eastAsia="Arial" w:cs="Tahoma"/>
+                <w:sz w:val="18"/>
+              </w:rPr>
+            </w:r>
+            <w:r>
+              <w:rPr>
+                <w:rFonts w:ascii="Arial" w:hAnsi="Arial" w:eastAsia="Arial" w:cs="Tahoma"/>
+                <w:sz w:val="18"/>
+              </w:rPr>
+              <w:t>DB/table mapping ใช้เป็น reference สำหรับ implement Job เท่านั้น ไม่ใช่งานสร้างหน้า Database</w:t>
+            </w:r>
+          </w:p>
+        </w:tc>
+      </w:tr>
+      <w:tr>
+        <w:trPr>
+          <w:cantSplit/>
+        </w:trPr>
+        <w:tc>
+          <w:tcPr>
+            <w:tcW w:type="dxa" w:w="3360"/>
+            <w:vAlign w:val="center"/>
+          </w:tcPr>
+          <w:p>
+            <w:pPr>
+              <w:keepLines/>
+              <w:spacing w:after="0"/>
+            </w:pPr>
+            <w:r>
+              <w:rPr>
+                <w:rFonts w:ascii="Arial" w:hAnsi="Arial" w:eastAsia="Arial" w:cs="Tahoma"/>
+                <w:sz w:val="18"/>
+              </w:rPr>
+            </w:r>
+            <w:r>
+              <w:rPr>
+                <w:rFonts w:ascii="Arial" w:hAnsi="Arial" w:eastAsia="Arial" w:cs="Tahoma"/>
+                <w:sz w:val="18"/>
+              </w:rPr>
+              <w:t>business rule</w:t>
+            </w:r>
+          </w:p>
+        </w:tc>
+        <w:tc>
+          <w:tcPr>
+            <w:tcW w:type="dxa" w:w="3360"/>
+            <w:vAlign w:val="center"/>
+          </w:tcPr>
+          <w:p>
+            <w:pPr>
+              <w:keepLines/>
+              <w:spacing w:after="0"/>
+            </w:pPr>
+            <w:r>
+              <w:rPr>
+                <w:rFonts w:ascii="Arial" w:hAnsi="Arial" w:eastAsia="Arial" w:cs="Tahoma"/>
+                <w:sz w:val="18"/>
+              </w:rPr>
+            </w:r>
+            <w:r>
+              <w:rPr>
+                <w:rFonts w:ascii="Arial" w:hAnsi="Arial" w:eastAsia="Arial" w:cs="Tahoma"/>
+                <w:sz w:val="18"/>
+              </w:rPr>
+              <w:t>logic</w:t>
+            </w:r>
+          </w:p>
+        </w:tc>
+        <w:tc>
+          <w:tcPr>
+            <w:tcW w:type="dxa" w:w="3360"/>
+            <w:vAlign w:val="center"/>
+          </w:tcPr>
+          <w:p>
+            <w:pPr>
+              <w:keepLines/>
+              <w:spacing w:after="0"/>
+            </w:pPr>
+            <w:r>
+              <w:rPr>
+                <w:rFonts w:ascii="Arial" w:hAnsi="Arial" w:eastAsia="Arial" w:cs="Tahoma"/>
+                <w:sz w:val="18"/>
+              </w:rPr>
+            </w:r>
+            <w:r>
+              <w:rPr>
+                <w:rFonts w:ascii="Arial" w:hAnsi="Arial" w:eastAsia="Arial" w:cs="Tahoma"/>
+                <w:sz w:val="18"/>
+              </w:rPr>
+              <w:t>รองรับ rerun rule และ risk note ตาม runbook</w:t>
+            </w:r>
+          </w:p>
+        </w:tc>
+      </w:tr>
+      <w:tr>
+        <w:trPr>
+          <w:cantSplit/>
+        </w:trPr>
+        <w:tc>
+          <w:tcPr>
+            <w:tcW w:type="dxa" w:w="3360"/>
+            <w:vAlign w:val="center"/>
+          </w:tcPr>
+          <w:p>
+            <w:pPr>
+              <w:keepLines/>
+              <w:spacing w:after="0"/>
+            </w:pPr>
+            <w:r>
+              <w:rPr>
+                <w:rFonts w:ascii="Arial" w:hAnsi="Arial" w:eastAsia="Arial" w:cs="Tahoma"/>
+                <w:sz w:val="18"/>
+              </w:rPr>
+            </w:r>
+            <w:r>
+              <w:rPr>
+                <w:rFonts w:ascii="Courier New" w:hAnsi="Courier New" w:eastAsia="Courier New" w:cs="Tahoma"/>
+                <w:sz w:val="18"/>
+              </w:rPr>
+              <w:t>fgi_impact_competitors</w:t>
+            </w:r>
+          </w:p>
+        </w:tc>
+        <w:tc>
+          <w:tcPr>
+            <w:tcW w:type="dxa" w:w="3360"/>
+            <w:vAlign w:val="center"/>
+          </w:tcPr>
+          <w:p>
+            <w:pPr>
+              <w:keepLines/>
+              <w:spacing w:after="0"/>
+            </w:pPr>
+            <w:r>
+              <w:rPr>
+                <w:rFonts w:ascii="Arial" w:hAnsi="Arial" w:eastAsia="Arial" w:cs="Tahoma"/>
+                <w:sz w:val="18"/>
+              </w:rPr>
+            </w:r>
+            <w:r>
+              <w:rPr>
+                <w:rFonts w:ascii="Arial" w:hAnsi="Arial" w:eastAsia="Arial" w:cs="Tahoma"/>
+                <w:sz w:val="18"/>
+              </w:rPr>
+              <w:t>transaction</w:t>
+            </w:r>
+          </w:p>
+        </w:tc>
+        <w:tc>
+          <w:tcPr>
+            <w:tcW w:type="dxa" w:w="3360"/>
+            <w:vAlign w:val="center"/>
+          </w:tcPr>
+          <w:p>
+            <w:pPr>
+              <w:keepLines/>
+              <w:spacing w:after="0"/>
+            </w:pPr>
+            <w:r>
+              <w:rPr>
+                <w:rFonts w:ascii="Arial" w:hAnsi="Arial" w:eastAsia="Arial" w:cs="Tahoma"/>
+                <w:sz w:val="18"/>
+              </w:rPr>
+            </w:r>
+            <w:r>
+              <w:rPr>
+                <w:rFonts w:ascii="Arial" w:hAnsi="Arial" w:eastAsia="Arial" w:cs="Tahoma"/>
+                <w:sz w:val="18"/>
+              </w:rPr>
+              <w:t>จำลอง error กลางทาง แล้วยืนยันว่า rollback ครบ ไม่เหลือแถวค้าง (mock DataSource/QueryRunner)</w:t>
+            </w:r>
+          </w:p>
+        </w:tc>
+      </w:tr>
+      <w:tr>
+        <w:trPr>
+          <w:cantSplit/>
+        </w:trPr>
+        <w:tc>
+          <w:tcPr>
+            <w:tcW w:type="dxa" w:w="3360"/>
+            <w:vAlign w:val="center"/>
+          </w:tcPr>
+          <w:p>
+            <w:pPr>
+              <w:keepLines/>
+              <w:spacing w:after="0"/>
+            </w:pPr>
+            <w:r>
+              <w:rPr>
+                <w:rFonts w:ascii="Arial" w:hAnsi="Arial" w:eastAsia="Arial" w:cs="Tahoma"/>
+                <w:sz w:val="18"/>
+              </w:rPr>
+            </w:r>
+            <w:r>
+              <w:rPr>
+                <w:rFonts w:ascii="Arial" w:hAnsi="Arial" w:eastAsia="Arial" w:cs="Tahoma"/>
+                <w:sz w:val="18"/>
+              </w:rPr>
+              <w:t>runner</w:t>
+            </w:r>
+          </w:p>
+        </w:tc>
+        <w:tc>
+          <w:tcPr>
+            <w:tcW w:type="dxa" w:w="3360"/>
+            <w:vAlign w:val="center"/>
+          </w:tcPr>
+          <w:p>
+            <w:pPr>
+              <w:keepLines/>
+              <w:spacing w:after="0"/>
+            </w:pPr>
+            <w:r>
+              <w:rPr>
+                <w:rFonts w:ascii="Arial" w:hAnsi="Arial" w:eastAsia="Arial" w:cs="Tahoma"/>
+                <w:sz w:val="18"/>
+              </w:rPr>
+            </w:r>
+            <w:r>
+              <w:rPr>
+                <w:rFonts w:ascii="Arial" w:hAnsi="Arial" w:eastAsia="Arial" w:cs="Tahoma"/>
+                <w:sz w:val="18"/>
+              </w:rPr>
+              <w:t>idempotency</w:t>
+            </w:r>
+          </w:p>
+        </w:tc>
+        <w:tc>
+          <w:tcPr>
+            <w:tcW w:type="dxa" w:w="3360"/>
+            <w:vAlign w:val="center"/>
+          </w:tcPr>
+          <w:p>
+            <w:pPr>
+              <w:keepLines/>
+              <w:spacing w:after="0"/>
+            </w:pPr>
+            <w:r>
+              <w:rPr>
+                <w:rFonts w:ascii="Arial" w:hAnsi="Arial" w:eastAsia="Arial" w:cs="Tahoma"/>
+                <w:sz w:val="18"/>
+              </w:rPr>
+            </w:r>
+            <w:r>
+              <w:rPr>
+                <w:rFonts w:ascii="Arial" w:hAnsi="Arial" w:eastAsia="Arial" w:cs="Tahoma"/>
+                <w:sz w:val="18"/>
+              </w:rPr>
+              <w:t>รันซ้ำด้วย fixture เดิมต้องไม่เกิดแถวซ้ำ (ON CONFLICT / business unique key ทำงาน)</w:t>
+            </w:r>
+          </w:p>
+        </w:tc>
+      </w:tr>
+      <w:tr>
+        <w:trPr>
+          <w:cantSplit/>
+        </w:trPr>
+        <w:tc>
+          <w:tcPr>
+            <w:tcW w:type="dxa" w:w="3360"/>
+            <w:vAlign w:val="center"/>
+          </w:tcPr>
+          <w:p>
+            <w:pPr>
+              <w:keepLines/>
+              <w:spacing w:after="0"/>
+            </w:pPr>
+            <w:r>
+              <w:rPr>
+                <w:rFonts w:ascii="Arial" w:hAnsi="Arial" w:eastAsia="Arial" w:cs="Tahoma"/>
+                <w:sz w:val="18"/>
+              </w:rPr>
+            </w:r>
+            <w:r>
+              <w:rPr>
+                <w:rFonts w:ascii="Arial" w:hAnsi="Arial" w:eastAsia="Arial" w:cs="Tahoma"/>
+                <w:sz w:val="18"/>
+              </w:rPr>
+              <w:t>runner</w:t>
+            </w:r>
+          </w:p>
+        </w:tc>
+        <w:tc>
+          <w:tcPr>
+            <w:tcW w:type="dxa" w:w="3360"/>
+            <w:vAlign w:val="center"/>
+          </w:tcPr>
+          <w:p>
+            <w:pPr>
+              <w:keepLines/>
+              <w:spacing w:after="0"/>
+            </w:pPr>
+            <w:r>
+              <w:rPr>
+                <w:rFonts w:ascii="Arial" w:hAnsi="Arial" w:eastAsia="Arial" w:cs="Tahoma"/>
+                <w:sz w:val="18"/>
+              </w:rPr>
+            </w:r>
+            <w:r>
+              <w:rPr>
+                <w:rFonts w:ascii="Arial" w:hAnsi="Arial" w:eastAsia="Arial" w:cs="Tahoma"/>
+                <w:sz w:val="18"/>
+              </w:rPr>
+              <w:t>lock</w:t>
+            </w:r>
+          </w:p>
+        </w:tc>
+        <w:tc>
+          <w:tcPr>
+            <w:tcW w:type="dxa" w:w="3360"/>
+            <w:vAlign w:val="center"/>
+          </w:tcPr>
+          <w:p>
+            <w:pPr>
+              <w:keepLines/>
+              <w:spacing w:after="0"/>
+            </w:pPr>
+            <w:r>
+              <w:rPr>
+                <w:rFonts w:ascii="Arial" w:hAnsi="Arial" w:eastAsia="Arial" w:cs="Tahoma"/>
+                <w:sz w:val="18"/>
+              </w:rPr>
+            </w:r>
+            <w:r>
+              <w:rPr>
+                <w:rFonts w:ascii="Arial" w:hAnsi="Arial" w:eastAsia="Arial" w:cs="Tahoma"/>
+                <w:sz w:val="18"/>
+              </w:rPr>
+              <w:t>เรียกซ้อนขณะกำลังรัน ต้องถูกปฏิเสธด้วย advisory lock</w:t>
+            </w:r>
+          </w:p>
+        </w:tc>
+      </w:tr>
+    </w:tbl>
+    <w:p/>
+    <w:p>
+      <w:pPr>
+        <w:pStyle w:val="ListBullet"/>
+        <w:keepLines/>
+      </w:pPr>
+      <w:r>
+        <w:t>ทุกเคสต้องรันได้โดยไม่ต่อ DB/บริการภายนอกจริง — mock ที่ขอบ repository/client เสมอ</w:t>
+      </w:r>
+    </w:p>
+    <w:p>
+      <w:pPr>
+        <w:pStyle w:val="ListBullet"/>
+        <w:keepLines/>
+      </w:pPr>
+      <w:r>
+        <w:t>ข้อความไทยที่ยืนยันในเทสต้องเป็น verbatim ตาม ข้อกำหนดทางธุรกิจ ห้ามพิมพ์ใหม่</w:t>
+      </w:r>
+    </w:p>
+    <w:p>
+      <w:pPr>
+        <w:pStyle w:val="ListBullet"/>
+        <w:keepLines/>
+      </w:pPr>
+      <w:r>
+        <w:t>เกณฑ์ผ่านของ CI: ทุกเคสในตารางนี้มี test จริงและผ่านทั้งหมด</w:t>
+      </w:r>
+    </w:p>
     <w:p>
       <w:pPr>
         <w:pStyle w:val="Heading1"/>
@@ -8060,7 +8969,7 @@
             <w:r/>
             <w:r>
               <w:rPr>
-                <w:rFonts w:ascii="Arial" w:hAnsi="Arial" w:eastAsia="Arial"/>
+                <w:rFonts w:ascii="Arial" w:hAnsi="Arial" w:eastAsia="Arial" w:cs="Tahoma"/>
                 <w:b/>
                 <w:sz w:val="18"/>
               </w:rPr>
@@ -8082,7 +8991,7 @@
             <w:r/>
             <w:r>
               <w:rPr>
-                <w:rFonts w:ascii="Arial" w:hAnsi="Arial" w:eastAsia="Arial"/>
+                <w:rFonts w:ascii="Arial" w:hAnsi="Arial" w:eastAsia="Arial" w:cs="Tahoma"/>
                 <w:b/>
                 <w:sz w:val="18"/>
               </w:rPr>
@@ -8107,13 +9016,13 @@
             </w:pPr>
             <w:r>
               <w:rPr>
-                <w:rFonts w:ascii="Arial" w:hAnsi="Arial" w:eastAsia="Arial"/>
-                <w:sz w:val="18"/>
-              </w:rPr>
-            </w:r>
-            <w:r>
-              <w:rPr>
-                <w:rFonts w:ascii="Arial" w:hAnsi="Arial" w:eastAsia="Arial"/>
+                <w:rFonts w:ascii="Arial" w:hAnsi="Arial" w:eastAsia="Arial" w:cs="Tahoma"/>
+                <w:sz w:val="18"/>
+              </w:rPr>
+            </w:r>
+            <w:r>
+              <w:rPr>
+                <w:rFonts w:ascii="Arial" w:hAnsi="Arial" w:eastAsia="Arial" w:cs="Tahoma"/>
                 <w:sz w:val="18"/>
               </w:rPr>
               <w:t>Source file</w:t>
@@ -8132,13 +9041,13 @@
             </w:pPr>
             <w:r>
               <w:rPr>
-                <w:rFonts w:ascii="Arial" w:hAnsi="Arial" w:eastAsia="Arial"/>
-                <w:sz w:val="18"/>
-              </w:rPr>
-            </w:r>
-            <w:r>
-              <w:rPr>
-                <w:rFonts w:ascii="Arial" w:hAnsi="Arial" w:eastAsia="Arial"/>
+                <w:rFonts w:ascii="Arial" w:hAnsi="Arial" w:eastAsia="Arial" w:cs="Tahoma"/>
+                <w:sz w:val="18"/>
+              </w:rPr>
+            </w:r>
+            <w:r>
+              <w:rPr>
+                <w:rFonts w:ascii="Arial" w:hAnsi="Arial" w:eastAsia="Arial" w:cs="Tahoma"/>
                 <w:sz w:val="18"/>
               </w:rPr>
               <w:t>fcsJar/src/th/co/gosoft/fgi/main/ImportImpactCompetitor.java</w:t>
@@ -8162,13 +9071,13 @@
             </w:pPr>
             <w:r>
               <w:rPr>
-                <w:rFonts w:ascii="Arial" w:hAnsi="Arial" w:eastAsia="Arial"/>
-                <w:sz w:val="18"/>
-              </w:rPr>
-            </w:r>
-            <w:r>
-              <w:rPr>
-                <w:rFonts w:ascii="Arial" w:hAnsi="Arial" w:eastAsia="Arial"/>
+                <w:rFonts w:ascii="Arial" w:hAnsi="Arial" w:eastAsia="Arial" w:cs="Tahoma"/>
+                <w:sz w:val="18"/>
+              </w:rPr>
+            </w:r>
+            <w:r>
+              <w:rPr>
+                <w:rFonts w:ascii="Arial" w:hAnsi="Arial" w:eastAsia="Arial" w:cs="Tahoma"/>
                 <w:sz w:val="18"/>
               </w:rPr>
               <w:t>Original lines</w:t>
@@ -8187,13 +9096,13 @@
             </w:pPr>
             <w:r>
               <w:rPr>
-                <w:rFonts w:ascii="Arial" w:hAnsi="Arial" w:eastAsia="Arial"/>
-                <w:sz w:val="18"/>
-              </w:rPr>
-            </w:r>
-            <w:r>
-              <w:rPr>
-                <w:rFonts w:ascii="Arial" w:hAnsi="Arial" w:eastAsia="Arial"/>
+                <w:rFonts w:ascii="Arial" w:hAnsi="Arial" w:eastAsia="Arial" w:cs="Tahoma"/>
+                <w:sz w:val="18"/>
+              </w:rPr>
+            </w:r>
+            <w:r>
+              <w:rPr>
+                <w:rFonts w:ascii="Arial" w:hAnsi="Arial" w:eastAsia="Arial" w:cs="Tahoma"/>
                 <w:sz w:val="18"/>
               </w:rPr>
               <w:t>16-27</w:t>
@@ -8217,13 +9126,13 @@
             </w:pPr>
             <w:r>
               <w:rPr>
-                <w:rFonts w:ascii="Arial" w:hAnsi="Arial" w:eastAsia="Arial"/>
-                <w:sz w:val="18"/>
-              </w:rPr>
-            </w:r>
-            <w:r>
-              <w:rPr>
-                <w:rFonts w:ascii="Arial" w:hAnsi="Arial" w:eastAsia="Arial"/>
+                <w:rFonts w:ascii="Arial" w:hAnsi="Arial" w:eastAsia="Arial" w:cs="Tahoma"/>
+                <w:sz w:val="18"/>
+              </w:rPr>
+            </w:r>
+            <w:r>
+              <w:rPr>
+                <w:rFonts w:ascii="Arial" w:hAnsi="Arial" w:eastAsia="Arial" w:cs="Tahoma"/>
                 <w:sz w:val="18"/>
               </w:rPr>
               <w:t>Responsibility</w:t>
@@ -8242,13 +9151,13 @@
             </w:pPr>
             <w:r>
               <w:rPr>
-                <w:rFonts w:ascii="Arial" w:hAnsi="Arial" w:eastAsia="Arial"/>
-                <w:sz w:val="18"/>
-              </w:rPr>
-            </w:r>
-            <w:r>
-              <w:rPr>
-                <w:rFonts w:ascii="Arial" w:hAnsi="Arial" w:eastAsia="Arial"/>
+                <w:rFonts w:ascii="Arial" w:hAnsi="Arial" w:eastAsia="Arial" w:cs="Tahoma"/>
+                <w:sz w:val="18"/>
+              </w:rPr>
+            </w:r>
+            <w:r>
+              <w:rPr>
+                <w:rFonts w:ascii="Arial" w:hAnsi="Arial" w:eastAsia="Arial" w:cs="Tahoma"/>
                 <w:sz w:val="18"/>
               </w:rPr>
               <w:t>Legacy main entrypoint and notification wrapper.</w:t>
@@ -8265,7 +9174,7 @@
       </w:pPr>
       <w:r>
         <w:rPr>
-          <w:rFonts w:ascii="Courier New" w:hAnsi="Courier New"/>
+          <w:rFonts w:ascii="Courier New" w:hAnsi="Courier New" w:eastAsia="Courier New" w:cs="Tahoma"/>
           <w:sz w:val="14"/>
         </w:rPr>
         <w:t>public class ImportImpactCompetitor {</w:t>
@@ -8349,7 +9258,7 @@
             <w:r/>
             <w:r>
               <w:rPr>
-                <w:rFonts w:ascii="Arial" w:hAnsi="Arial" w:eastAsia="Arial"/>
+                <w:rFonts w:ascii="Arial" w:hAnsi="Arial" w:eastAsia="Arial" w:cs="Tahoma"/>
                 <w:b/>
                 <w:sz w:val="18"/>
               </w:rPr>
@@ -8371,7 +9280,7 @@
             <w:r/>
             <w:r>
               <w:rPr>
-                <w:rFonts w:ascii="Arial" w:hAnsi="Arial" w:eastAsia="Arial"/>
+                <w:rFonts w:ascii="Arial" w:hAnsi="Arial" w:eastAsia="Arial" w:cs="Tahoma"/>
                 <w:b/>
                 <w:sz w:val="18"/>
               </w:rPr>
@@ -8396,13 +9305,13 @@
             </w:pPr>
             <w:r>
               <w:rPr>
-                <w:rFonts w:ascii="Arial" w:hAnsi="Arial" w:eastAsia="Arial"/>
-                <w:sz w:val="18"/>
-              </w:rPr>
-            </w:r>
-            <w:r>
-              <w:rPr>
-                <w:rFonts w:ascii="Arial" w:hAnsi="Arial" w:eastAsia="Arial"/>
+                <w:rFonts w:ascii="Arial" w:hAnsi="Arial" w:eastAsia="Arial" w:cs="Tahoma"/>
+                <w:sz w:val="18"/>
+              </w:rPr>
+            </w:r>
+            <w:r>
+              <w:rPr>
+                <w:rFonts w:ascii="Arial" w:hAnsi="Arial" w:eastAsia="Arial" w:cs="Tahoma"/>
                 <w:sz w:val="18"/>
               </w:rPr>
               <w:t>Source file</w:t>
@@ -8421,13 +9330,13 @@
             </w:pPr>
             <w:r>
               <w:rPr>
-                <w:rFonts w:ascii="Arial" w:hAnsi="Arial" w:eastAsia="Arial"/>
-                <w:sz w:val="18"/>
-              </w:rPr>
-            </w:r>
-            <w:r>
-              <w:rPr>
-                <w:rFonts w:ascii="Arial" w:hAnsi="Arial" w:eastAsia="Arial"/>
+                <w:rFonts w:ascii="Arial" w:hAnsi="Arial" w:eastAsia="Arial" w:cs="Tahoma"/>
+                <w:sz w:val="18"/>
+              </w:rPr>
+            </w:r>
+            <w:r>
+              <w:rPr>
+                <w:rFonts w:ascii="Arial" w:hAnsi="Arial" w:eastAsia="Arial" w:cs="Tahoma"/>
                 <w:sz w:val="18"/>
               </w:rPr>
               <w:t>fcsJar/src/th/co/gosoft/fgi/main/ImportImpactCompetitor.java</w:t>
@@ -8451,13 +9360,13 @@
             </w:pPr>
             <w:r>
               <w:rPr>
-                <w:rFonts w:ascii="Arial" w:hAnsi="Arial" w:eastAsia="Arial"/>
-                <w:sz w:val="18"/>
-              </w:rPr>
-            </w:r>
-            <w:r>
-              <w:rPr>
-                <w:rFonts w:ascii="Arial" w:hAnsi="Arial" w:eastAsia="Arial"/>
+                <w:rFonts w:ascii="Arial" w:hAnsi="Arial" w:eastAsia="Arial" w:cs="Tahoma"/>
+                <w:sz w:val="18"/>
+              </w:rPr>
+            </w:r>
+            <w:r>
+              <w:rPr>
+                <w:rFonts w:ascii="Arial" w:hAnsi="Arial" w:eastAsia="Arial" w:cs="Tahoma"/>
                 <w:sz w:val="18"/>
               </w:rPr>
               <w:t>Original lines</w:t>
@@ -8476,13 +9385,13 @@
             </w:pPr>
             <w:r>
               <w:rPr>
-                <w:rFonts w:ascii="Arial" w:hAnsi="Arial" w:eastAsia="Arial"/>
-                <w:sz w:val="18"/>
-              </w:rPr>
-            </w:r>
-            <w:r>
-              <w:rPr>
-                <w:rFonts w:ascii="Arial" w:hAnsi="Arial" w:eastAsia="Arial"/>
+                <w:rFonts w:ascii="Arial" w:hAnsi="Arial" w:eastAsia="Arial" w:cs="Tahoma"/>
+                <w:sz w:val="18"/>
+              </w:rPr>
+            </w:r>
+            <w:r>
+              <w:rPr>
+                <w:rFonts w:ascii="Arial" w:hAnsi="Arial" w:eastAsia="Arial" w:cs="Tahoma"/>
                 <w:sz w:val="18"/>
               </w:rPr>
               <w:t>37-48</w:t>
@@ -8506,13 +9415,13 @@
             </w:pPr>
             <w:r>
               <w:rPr>
-                <w:rFonts w:ascii="Arial" w:hAnsi="Arial" w:eastAsia="Arial"/>
-                <w:sz w:val="18"/>
-              </w:rPr>
-            </w:r>
-            <w:r>
-              <w:rPr>
-                <w:rFonts w:ascii="Arial" w:hAnsi="Arial" w:eastAsia="Arial"/>
+                <w:rFonts w:ascii="Arial" w:hAnsi="Arial" w:eastAsia="Arial" w:cs="Tahoma"/>
+                <w:sz w:val="18"/>
+              </w:rPr>
+            </w:r>
+            <w:r>
+              <w:rPr>
+                <w:rFonts w:ascii="Arial" w:hAnsi="Arial" w:eastAsia="Arial" w:cs="Tahoma"/>
                 <w:sz w:val="18"/>
               </w:rPr>
               <w:t>Responsibility</w:t>
@@ -8531,13 +9440,13 @@
             </w:pPr>
             <w:r>
               <w:rPr>
-                <w:rFonts w:ascii="Arial" w:hAnsi="Arial" w:eastAsia="Arial"/>
-                <w:sz w:val="18"/>
-              </w:rPr>
-            </w:r>
-            <w:r>
-              <w:rPr>
-                <w:rFonts w:ascii="Arial" w:hAnsi="Arial" w:eastAsia="Arial"/>
+                <w:rFonts w:ascii="Arial" w:hAnsi="Arial" w:eastAsia="Arial" w:cs="Tahoma"/>
+                <w:sz w:val="18"/>
+              </w:rPr>
+            </w:r>
+            <w:r>
+              <w:rPr>
+                <w:rFonts w:ascii="Arial" w:hAnsi="Arial" w:eastAsia="Arial" w:cs="Tahoma"/>
                 <w:sz w:val="18"/>
               </w:rPr>
               <w:t>Legacy main entrypoint and notification wrapper.</w:t>
@@ -8554,7 +9463,7 @@
       </w:pPr>
       <w:r>
         <w:rPr>
-          <w:rFonts w:ascii="Courier New" w:hAnsi="Courier New"/>
+          <w:rFonts w:ascii="Courier New" w:hAnsi="Courier New" w:eastAsia="Courier New" w:cs="Tahoma"/>
           <w:sz w:val="14"/>
         </w:rPr>
         <w:tab/>
@@ -8655,7 +9564,7 @@
             <w:r/>
             <w:r>
               <w:rPr>
-                <w:rFonts w:ascii="Arial" w:hAnsi="Arial" w:eastAsia="Arial"/>
+                <w:rFonts w:ascii="Arial" w:hAnsi="Arial" w:eastAsia="Arial" w:cs="Tahoma"/>
                 <w:b/>
                 <w:sz w:val="18"/>
               </w:rPr>
@@ -8677,7 +9586,7 @@
             <w:r/>
             <w:r>
               <w:rPr>
-                <w:rFonts w:ascii="Arial" w:hAnsi="Arial" w:eastAsia="Arial"/>
+                <w:rFonts w:ascii="Arial" w:hAnsi="Arial" w:eastAsia="Arial" w:cs="Tahoma"/>
                 <w:b/>
                 <w:sz w:val="18"/>
               </w:rPr>
@@ -8702,13 +9611,13 @@
             </w:pPr>
             <w:r>
               <w:rPr>
-                <w:rFonts w:ascii="Arial" w:hAnsi="Arial" w:eastAsia="Arial"/>
-                <w:sz w:val="18"/>
-              </w:rPr>
-            </w:r>
-            <w:r>
-              <w:rPr>
-                <w:rFonts w:ascii="Arial" w:hAnsi="Arial" w:eastAsia="Arial"/>
+                <w:rFonts w:ascii="Arial" w:hAnsi="Arial" w:eastAsia="Arial" w:cs="Tahoma"/>
+                <w:sz w:val="18"/>
+              </w:rPr>
+            </w:r>
+            <w:r>
+              <w:rPr>
+                <w:rFonts w:ascii="Arial" w:hAnsi="Arial" w:eastAsia="Arial" w:cs="Tahoma"/>
                 <w:sz w:val="18"/>
               </w:rPr>
               <w:t>Source file</w:t>
@@ -8727,13 +9636,13 @@
             </w:pPr>
             <w:r>
               <w:rPr>
-                <w:rFonts w:ascii="Arial" w:hAnsi="Arial" w:eastAsia="Arial"/>
-                <w:sz w:val="18"/>
-              </w:rPr>
-            </w:r>
-            <w:r>
-              <w:rPr>
-                <w:rFonts w:ascii="Arial" w:hAnsi="Arial" w:eastAsia="Arial"/>
+                <w:rFonts w:ascii="Arial" w:hAnsi="Arial" w:eastAsia="Arial" w:cs="Tahoma"/>
+                <w:sz w:val="18"/>
+              </w:rPr>
+            </w:r>
+            <w:r>
+              <w:rPr>
+                <w:rFonts w:ascii="Arial" w:hAnsi="Arial" w:eastAsia="Arial" w:cs="Tahoma"/>
                 <w:sz w:val="18"/>
               </w:rPr>
               <w:t>fcsJar/src/th/co/gosoft/fgi/controller/ImportController.java</w:t>
@@ -8757,13 +9666,13 @@
             </w:pPr>
             <w:r>
               <w:rPr>
-                <w:rFonts w:ascii="Arial" w:hAnsi="Arial" w:eastAsia="Arial"/>
-                <w:sz w:val="18"/>
-              </w:rPr>
-            </w:r>
-            <w:r>
-              <w:rPr>
-                <w:rFonts w:ascii="Arial" w:hAnsi="Arial" w:eastAsia="Arial"/>
+                <w:rFonts w:ascii="Arial" w:hAnsi="Arial" w:eastAsia="Arial" w:cs="Tahoma"/>
+                <w:sz w:val="18"/>
+              </w:rPr>
+            </w:r>
+            <w:r>
+              <w:rPr>
+                <w:rFonts w:ascii="Arial" w:hAnsi="Arial" w:eastAsia="Arial" w:cs="Tahoma"/>
                 <w:sz w:val="18"/>
               </w:rPr>
               <w:t>Original lines</w:t>
@@ -8782,13 +9691,13 @@
             </w:pPr>
             <w:r>
               <w:rPr>
-                <w:rFonts w:ascii="Arial" w:hAnsi="Arial" w:eastAsia="Arial"/>
-                <w:sz w:val="18"/>
-              </w:rPr>
-            </w:r>
-            <w:r>
-              <w:rPr>
-                <w:rFonts w:ascii="Arial" w:hAnsi="Arial" w:eastAsia="Arial"/>
+                <w:rFonts w:ascii="Arial" w:hAnsi="Arial" w:eastAsia="Arial" w:cs="Tahoma"/>
+                <w:sz w:val="18"/>
+              </w:rPr>
+            </w:r>
+            <w:r>
+              <w:rPr>
+                <w:rFonts w:ascii="Arial" w:hAnsi="Arial" w:eastAsia="Arial" w:cs="Tahoma"/>
                 <w:sz w:val="18"/>
               </w:rPr>
               <w:t>483-494</w:t>
@@ -8812,13 +9721,13 @@
             </w:pPr>
             <w:r>
               <w:rPr>
-                <w:rFonts w:ascii="Arial" w:hAnsi="Arial" w:eastAsia="Arial"/>
-                <w:sz w:val="18"/>
-              </w:rPr>
-            </w:r>
-            <w:r>
-              <w:rPr>
-                <w:rFonts w:ascii="Arial" w:hAnsi="Arial" w:eastAsia="Arial"/>
+                <w:rFonts w:ascii="Arial" w:hAnsi="Arial" w:eastAsia="Arial" w:cs="Tahoma"/>
+                <w:sz w:val="18"/>
+              </w:rPr>
+            </w:r>
+            <w:r>
+              <w:rPr>
+                <w:rFonts w:ascii="Arial" w:hAnsi="Arial" w:eastAsia="Arial" w:cs="Tahoma"/>
                 <w:sz w:val="18"/>
               </w:rPr>
               <w:t>Responsibility</w:t>
@@ -8837,13 +9746,13 @@
             </w:pPr>
             <w:r>
               <w:rPr>
-                <w:rFonts w:ascii="Arial" w:hAnsi="Arial" w:eastAsia="Arial"/>
-                <w:sz w:val="18"/>
-              </w:rPr>
-            </w:r>
-            <w:r>
-              <w:rPr>
-                <w:rFonts w:ascii="Arial" w:hAnsi="Arial" w:eastAsia="Arial"/>
+                <w:rFonts w:ascii="Arial" w:hAnsi="Arial" w:eastAsia="Arial" w:cs="Tahoma"/>
+                <w:sz w:val="18"/>
+              </w:rPr>
+            </w:r>
+            <w:r>
+              <w:rPr>
+                <w:rFonts w:ascii="Arial" w:hAnsi="Arial" w:eastAsia="Arial" w:cs="Tahoma"/>
                 <w:sz w:val="18"/>
               </w:rPr>
               <w:t>Validate params, skip duplicates, query source, chunk insert competitors.</w:t>
@@ -8860,7 +9769,7 @@
       </w:pPr>
       <w:r>
         <w:rPr>
-          <w:rFonts w:ascii="Courier New" w:hAnsi="Courier New"/>
+          <w:rFonts w:ascii="Courier New" w:hAnsi="Courier New" w:eastAsia="Courier New" w:cs="Tahoma"/>
           <w:sz w:val="14"/>
         </w:rPr>
         <w:tab/>
@@ -8952,7 +9861,7 @@
             <w:r/>
             <w:r>
               <w:rPr>
-                <w:rFonts w:ascii="Arial" w:hAnsi="Arial" w:eastAsia="Arial"/>
+                <w:rFonts w:ascii="Arial" w:hAnsi="Arial" w:eastAsia="Arial" w:cs="Tahoma"/>
                 <w:b/>
                 <w:sz w:val="18"/>
               </w:rPr>
@@ -8974,7 +9883,7 @@
             <w:r/>
             <w:r>
               <w:rPr>
-                <w:rFonts w:ascii="Arial" w:hAnsi="Arial" w:eastAsia="Arial"/>
+                <w:rFonts w:ascii="Arial" w:hAnsi="Arial" w:eastAsia="Arial" w:cs="Tahoma"/>
                 <w:b/>
                 <w:sz w:val="18"/>
               </w:rPr>
@@ -8999,13 +9908,13 @@
             </w:pPr>
             <w:r>
               <w:rPr>
-                <w:rFonts w:ascii="Arial" w:hAnsi="Arial" w:eastAsia="Arial"/>
-                <w:sz w:val="18"/>
-              </w:rPr>
-            </w:r>
-            <w:r>
-              <w:rPr>
-                <w:rFonts w:ascii="Arial" w:hAnsi="Arial" w:eastAsia="Arial"/>
+                <w:rFonts w:ascii="Arial" w:hAnsi="Arial" w:eastAsia="Arial" w:cs="Tahoma"/>
+                <w:sz w:val="18"/>
+              </w:rPr>
+            </w:r>
+            <w:r>
+              <w:rPr>
+                <w:rFonts w:ascii="Arial" w:hAnsi="Arial" w:eastAsia="Arial" w:cs="Tahoma"/>
                 <w:sz w:val="18"/>
               </w:rPr>
               <w:t>Source file</w:t>
@@ -9024,13 +9933,13 @@
             </w:pPr>
             <w:r>
               <w:rPr>
-                <w:rFonts w:ascii="Arial" w:hAnsi="Arial" w:eastAsia="Arial"/>
-                <w:sz w:val="18"/>
-              </w:rPr>
-            </w:r>
-            <w:r>
-              <w:rPr>
-                <w:rFonts w:ascii="Arial" w:hAnsi="Arial" w:eastAsia="Arial"/>
+                <w:rFonts w:ascii="Arial" w:hAnsi="Arial" w:eastAsia="Arial" w:cs="Tahoma"/>
+                <w:sz w:val="18"/>
+              </w:rPr>
+            </w:r>
+            <w:r>
+              <w:rPr>
+                <w:rFonts w:ascii="Arial" w:hAnsi="Arial" w:eastAsia="Arial" w:cs="Tahoma"/>
                 <w:sz w:val="18"/>
               </w:rPr>
               <w:t>fcsJar/src/th/co/gosoft/fgi/controller/ImportController.java</w:t>
@@ -9054,13 +9963,13 @@
             </w:pPr>
             <w:r>
               <w:rPr>
-                <w:rFonts w:ascii="Arial" w:hAnsi="Arial" w:eastAsia="Arial"/>
-                <w:sz w:val="18"/>
-              </w:rPr>
-            </w:r>
-            <w:r>
-              <w:rPr>
-                <w:rFonts w:ascii="Arial" w:hAnsi="Arial" w:eastAsia="Arial"/>
+                <w:rFonts w:ascii="Arial" w:hAnsi="Arial" w:eastAsia="Arial" w:cs="Tahoma"/>
+                <w:sz w:val="18"/>
+              </w:rPr>
+            </w:r>
+            <w:r>
+              <w:rPr>
+                <w:rFonts w:ascii="Arial" w:hAnsi="Arial" w:eastAsia="Arial" w:cs="Tahoma"/>
                 <w:sz w:val="18"/>
               </w:rPr>
               <w:t>Original lines</w:t>
@@ -9079,13 +9988,13 @@
             </w:pPr>
             <w:r>
               <w:rPr>
-                <w:rFonts w:ascii="Arial" w:hAnsi="Arial" w:eastAsia="Arial"/>
-                <w:sz w:val="18"/>
-              </w:rPr>
-            </w:r>
-            <w:r>
-              <w:rPr>
-                <w:rFonts w:ascii="Arial" w:hAnsi="Arial" w:eastAsia="Arial"/>
+                <w:rFonts w:ascii="Arial" w:hAnsi="Arial" w:eastAsia="Arial" w:cs="Tahoma"/>
+                <w:sz w:val="18"/>
+              </w:rPr>
+            </w:r>
+            <w:r>
+              <w:rPr>
+                <w:rFonts w:ascii="Arial" w:hAnsi="Arial" w:eastAsia="Arial" w:cs="Tahoma"/>
                 <w:sz w:val="18"/>
               </w:rPr>
               <w:t>587-598</w:t>
@@ -9109,13 +10018,13 @@
             </w:pPr>
             <w:r>
               <w:rPr>
-                <w:rFonts w:ascii="Arial" w:hAnsi="Arial" w:eastAsia="Arial"/>
-                <w:sz w:val="18"/>
-              </w:rPr>
-            </w:r>
-            <w:r>
-              <w:rPr>
-                <w:rFonts w:ascii="Arial" w:hAnsi="Arial" w:eastAsia="Arial"/>
+                <w:rFonts w:ascii="Arial" w:hAnsi="Arial" w:eastAsia="Arial" w:cs="Tahoma"/>
+                <w:sz w:val="18"/>
+              </w:rPr>
+            </w:r>
+            <w:r>
+              <w:rPr>
+                <w:rFonts w:ascii="Arial" w:hAnsi="Arial" w:eastAsia="Arial" w:cs="Tahoma"/>
                 <w:sz w:val="18"/>
               </w:rPr>
               <w:t>Responsibility</w:t>
@@ -9134,13 +10043,13 @@
             </w:pPr>
             <w:r>
               <w:rPr>
-                <w:rFonts w:ascii="Arial" w:hAnsi="Arial" w:eastAsia="Arial"/>
-                <w:sz w:val="18"/>
-              </w:rPr>
-            </w:r>
-            <w:r>
-              <w:rPr>
-                <w:rFonts w:ascii="Arial" w:hAnsi="Arial" w:eastAsia="Arial"/>
+                <w:rFonts w:ascii="Arial" w:hAnsi="Arial" w:eastAsia="Arial" w:cs="Tahoma"/>
+                <w:sz w:val="18"/>
+              </w:rPr>
+            </w:r>
+            <w:r>
+              <w:rPr>
+                <w:rFonts w:ascii="Arial" w:hAnsi="Arial" w:eastAsia="Arial" w:cs="Tahoma"/>
                 <w:sz w:val="18"/>
               </w:rPr>
               <w:t>Validate params, skip duplicates, query source, chunk insert competitors.</w:t>
@@ -9157,7 +10066,7 @@
       </w:pPr>
       <w:r>
         <w:rPr>
-          <w:rFonts w:ascii="Courier New" w:hAnsi="Courier New"/>
+          <w:rFonts w:ascii="Courier New" w:hAnsi="Courier New" w:eastAsia="Courier New" w:cs="Tahoma"/>
           <w:sz w:val="14"/>
         </w:rPr>
         <w:tab/>
@@ -9255,7 +10164,7 @@
             <w:r/>
             <w:r>
               <w:rPr>
-                <w:rFonts w:ascii="Arial" w:hAnsi="Arial" w:eastAsia="Arial"/>
+                <w:rFonts w:ascii="Arial" w:hAnsi="Arial" w:eastAsia="Arial" w:cs="Tahoma"/>
                 <w:b/>
                 <w:sz w:val="18"/>
               </w:rPr>
@@ -9277,7 +10186,7 @@
             <w:r/>
             <w:r>
               <w:rPr>
-                <w:rFonts w:ascii="Arial" w:hAnsi="Arial" w:eastAsia="Arial"/>
+                <w:rFonts w:ascii="Arial" w:hAnsi="Arial" w:eastAsia="Arial" w:cs="Tahoma"/>
                 <w:b/>
                 <w:sz w:val="18"/>
               </w:rPr>
@@ -9302,13 +10211,13 @@
             </w:pPr>
             <w:r>
               <w:rPr>
-                <w:rFonts w:ascii="Arial" w:hAnsi="Arial" w:eastAsia="Arial"/>
-                <w:sz w:val="18"/>
-              </w:rPr>
-            </w:r>
-            <w:r>
-              <w:rPr>
-                <w:rFonts w:ascii="Arial" w:hAnsi="Arial" w:eastAsia="Arial"/>
+                <w:rFonts w:ascii="Arial" w:hAnsi="Arial" w:eastAsia="Arial" w:cs="Tahoma"/>
+                <w:sz w:val="18"/>
+              </w:rPr>
+            </w:r>
+            <w:r>
+              <w:rPr>
+                <w:rFonts w:ascii="Arial" w:hAnsi="Arial" w:eastAsia="Arial" w:cs="Tahoma"/>
                 <w:sz w:val="18"/>
               </w:rPr>
               <w:t>Source file</w:t>
@@ -9327,13 +10236,13 @@
             </w:pPr>
             <w:r>
               <w:rPr>
-                <w:rFonts w:ascii="Arial" w:hAnsi="Arial" w:eastAsia="Arial"/>
-                <w:sz w:val="18"/>
-              </w:rPr>
-            </w:r>
-            <w:r>
-              <w:rPr>
-                <w:rFonts w:ascii="Arial" w:hAnsi="Arial" w:eastAsia="Arial"/>
+                <w:rFonts w:ascii="Arial" w:hAnsi="Arial" w:eastAsia="Arial" w:cs="Tahoma"/>
+                <w:sz w:val="18"/>
+              </w:rPr>
+            </w:r>
+            <w:r>
+              <w:rPr>
+                <w:rFonts w:ascii="Arial" w:hAnsi="Arial" w:eastAsia="Arial" w:cs="Tahoma"/>
                 <w:sz w:val="18"/>
               </w:rPr>
               <w:t>fcsJar/src/th/co/gosoft/fgi/dao/jdbc/ImportJdbc.java</w:t>
@@ -9357,13 +10266,13 @@
             </w:pPr>
             <w:r>
               <w:rPr>
-                <w:rFonts w:ascii="Arial" w:hAnsi="Arial" w:eastAsia="Arial"/>
-                <w:sz w:val="18"/>
-              </w:rPr>
-            </w:r>
-            <w:r>
-              <w:rPr>
-                <w:rFonts w:ascii="Arial" w:hAnsi="Arial" w:eastAsia="Arial"/>
+                <w:rFonts w:ascii="Arial" w:hAnsi="Arial" w:eastAsia="Arial" w:cs="Tahoma"/>
+                <w:sz w:val="18"/>
+              </w:rPr>
+            </w:r>
+            <w:r>
+              <w:rPr>
+                <w:rFonts w:ascii="Arial" w:hAnsi="Arial" w:eastAsia="Arial" w:cs="Tahoma"/>
                 <w:sz w:val="18"/>
               </w:rPr>
               <w:t>Original lines</w:t>
@@ -9382,13 +10291,13 @@
             </w:pPr>
             <w:r>
               <w:rPr>
-                <w:rFonts w:ascii="Arial" w:hAnsi="Arial" w:eastAsia="Arial"/>
-                <w:sz w:val="18"/>
-              </w:rPr>
-            </w:r>
-            <w:r>
-              <w:rPr>
-                <w:rFonts w:ascii="Arial" w:hAnsi="Arial" w:eastAsia="Arial"/>
+                <w:rFonts w:ascii="Arial" w:hAnsi="Arial" w:eastAsia="Arial" w:cs="Tahoma"/>
+                <w:sz w:val="18"/>
+              </w:rPr>
+            </w:r>
+            <w:r>
+              <w:rPr>
+                <w:rFonts w:ascii="Arial" w:hAnsi="Arial" w:eastAsia="Arial" w:cs="Tahoma"/>
                 <w:sz w:val="18"/>
               </w:rPr>
               <w:t>200-211</w:t>
@@ -9412,13 +10321,13 @@
             </w:pPr>
             <w:r>
               <w:rPr>
-                <w:rFonts w:ascii="Arial" w:hAnsi="Arial" w:eastAsia="Arial"/>
-                <w:sz w:val="18"/>
-              </w:rPr>
-            </w:r>
-            <w:r>
-              <w:rPr>
-                <w:rFonts w:ascii="Arial" w:hAnsi="Arial" w:eastAsia="Arial"/>
+                <w:rFonts w:ascii="Arial" w:hAnsi="Arial" w:eastAsia="Arial" w:cs="Tahoma"/>
+                <w:sz w:val="18"/>
+              </w:rPr>
+            </w:r>
+            <w:r>
+              <w:rPr>
+                <w:rFonts w:ascii="Arial" w:hAnsi="Arial" w:eastAsia="Arial" w:cs="Tahoma"/>
                 <w:sz w:val="18"/>
               </w:rPr>
               <w:t>Responsibility</w:t>
@@ -9437,13 +10346,13 @@
             </w:pPr>
             <w:r>
               <w:rPr>
-                <w:rFonts w:ascii="Arial" w:hAnsi="Arial" w:eastAsia="Arial"/>
-                <w:sz w:val="18"/>
-              </w:rPr>
-            </w:r>
-            <w:r>
-              <w:rPr>
-                <w:rFonts w:ascii="Arial" w:hAnsi="Arial" w:eastAsia="Arial"/>
+                <w:rFonts w:ascii="Arial" w:hAnsi="Arial" w:eastAsia="Arial" w:cs="Tahoma"/>
+                <w:sz w:val="18"/>
+              </w:rPr>
+            </w:r>
+            <w:r>
+              <w:rPr>
+                <w:rFonts w:ascii="Arial" w:hAnsi="Arial" w:eastAsia="Arial" w:cs="Tahoma"/>
                 <w:sz w:val="18"/>
               </w:rPr>
               <w:t>Count existing period, query COMPETITOR_IMPACT_VIEW, insert FGI_IMPACT_COMPETITOR.</w:t>
@@ -9460,7 +10369,7 @@
       </w:pPr>
       <w:r>
         <w:rPr>
-          <w:rFonts w:ascii="Courier New" w:hAnsi="Courier New"/>
+          <w:rFonts w:ascii="Courier New" w:hAnsi="Courier New" w:eastAsia="Courier New" w:cs="Tahoma"/>
           <w:sz w:val="14"/>
         </w:rPr>
         <w:tab/>
@@ -9563,7 +10472,7 @@
             <w:r/>
             <w:r>
               <w:rPr>
-                <w:rFonts w:ascii="Arial" w:hAnsi="Arial" w:eastAsia="Arial"/>
+                <w:rFonts w:ascii="Arial" w:hAnsi="Arial" w:eastAsia="Arial" w:cs="Tahoma"/>
                 <w:b/>
                 <w:sz w:val="18"/>
               </w:rPr>
@@ -9585,7 +10494,7 @@
             <w:r/>
             <w:r>
               <w:rPr>
-                <w:rFonts w:ascii="Arial" w:hAnsi="Arial" w:eastAsia="Arial"/>
+                <w:rFonts w:ascii="Arial" w:hAnsi="Arial" w:eastAsia="Arial" w:cs="Tahoma"/>
                 <w:b/>
                 <w:sz w:val="18"/>
               </w:rPr>
@@ -9610,13 +10519,13 @@
             </w:pPr>
             <w:r>
               <w:rPr>
-                <w:rFonts w:ascii="Arial" w:hAnsi="Arial" w:eastAsia="Arial"/>
-                <w:sz w:val="18"/>
-              </w:rPr>
-            </w:r>
-            <w:r>
-              <w:rPr>
-                <w:rFonts w:ascii="Arial" w:hAnsi="Arial" w:eastAsia="Arial"/>
+                <w:rFonts w:ascii="Arial" w:hAnsi="Arial" w:eastAsia="Arial" w:cs="Tahoma"/>
+                <w:sz w:val="18"/>
+              </w:rPr>
+            </w:r>
+            <w:r>
+              <w:rPr>
+                <w:rFonts w:ascii="Arial" w:hAnsi="Arial" w:eastAsia="Arial" w:cs="Tahoma"/>
                 <w:sz w:val="18"/>
               </w:rPr>
               <w:t>Source file</w:t>
@@ -9635,13 +10544,13 @@
             </w:pPr>
             <w:r>
               <w:rPr>
-                <w:rFonts w:ascii="Arial" w:hAnsi="Arial" w:eastAsia="Arial"/>
-                <w:sz w:val="18"/>
-              </w:rPr>
-            </w:r>
-            <w:r>
-              <w:rPr>
-                <w:rFonts w:ascii="Arial" w:hAnsi="Arial" w:eastAsia="Arial"/>
+                <w:rFonts w:ascii="Arial" w:hAnsi="Arial" w:eastAsia="Arial" w:cs="Tahoma"/>
+                <w:sz w:val="18"/>
+              </w:rPr>
+            </w:r>
+            <w:r>
+              <w:rPr>
+                <w:rFonts w:ascii="Arial" w:hAnsi="Arial" w:eastAsia="Arial" w:cs="Tahoma"/>
                 <w:sz w:val="18"/>
               </w:rPr>
               <w:t>fcsJar/src/th/co/gosoft/fgi/dao/jdbc/ImportJdbc.java</w:t>
@@ -9665,13 +10574,13 @@
             </w:pPr>
             <w:r>
               <w:rPr>
-                <w:rFonts w:ascii="Arial" w:hAnsi="Arial" w:eastAsia="Arial"/>
-                <w:sz w:val="18"/>
-              </w:rPr>
-            </w:r>
-            <w:r>
-              <w:rPr>
-                <w:rFonts w:ascii="Arial" w:hAnsi="Arial" w:eastAsia="Arial"/>
+                <w:rFonts w:ascii="Arial" w:hAnsi="Arial" w:eastAsia="Arial" w:cs="Tahoma"/>
+                <w:sz w:val="18"/>
+              </w:rPr>
+            </w:r>
+            <w:r>
+              <w:rPr>
+                <w:rFonts w:ascii="Arial" w:hAnsi="Arial" w:eastAsia="Arial" w:cs="Tahoma"/>
                 <w:sz w:val="18"/>
               </w:rPr>
               <w:t>Original lines</w:t>
@@ -9690,13 +10599,13 @@
             </w:pPr>
             <w:r>
               <w:rPr>
-                <w:rFonts w:ascii="Arial" w:hAnsi="Arial" w:eastAsia="Arial"/>
-                <w:sz w:val="18"/>
-              </w:rPr>
-            </w:r>
-            <w:r>
-              <w:rPr>
-                <w:rFonts w:ascii="Arial" w:hAnsi="Arial" w:eastAsia="Arial"/>
+                <w:rFonts w:ascii="Arial" w:hAnsi="Arial" w:eastAsia="Arial" w:cs="Tahoma"/>
+                <w:sz w:val="18"/>
+              </w:rPr>
+            </w:r>
+            <w:r>
+              <w:rPr>
+                <w:rFonts w:ascii="Arial" w:hAnsi="Arial" w:eastAsia="Arial" w:cs="Tahoma"/>
                 <w:sz w:val="18"/>
               </w:rPr>
               <w:t>230-241</w:t>
@@ -9720,13 +10629,13 @@
             </w:pPr>
             <w:r>
               <w:rPr>
-                <w:rFonts w:ascii="Arial" w:hAnsi="Arial" w:eastAsia="Arial"/>
-                <w:sz w:val="18"/>
-              </w:rPr>
-            </w:r>
-            <w:r>
-              <w:rPr>
-                <w:rFonts w:ascii="Arial" w:hAnsi="Arial" w:eastAsia="Arial"/>
+                <w:rFonts w:ascii="Arial" w:hAnsi="Arial" w:eastAsia="Arial" w:cs="Tahoma"/>
+                <w:sz w:val="18"/>
+              </w:rPr>
+            </w:r>
+            <w:r>
+              <w:rPr>
+                <w:rFonts w:ascii="Arial" w:hAnsi="Arial" w:eastAsia="Arial" w:cs="Tahoma"/>
                 <w:sz w:val="18"/>
               </w:rPr>
               <w:t>Responsibility</w:t>
@@ -9745,13 +10654,13 @@
             </w:pPr>
             <w:r>
               <w:rPr>
-                <w:rFonts w:ascii="Arial" w:hAnsi="Arial" w:eastAsia="Arial"/>
-                <w:sz w:val="18"/>
-              </w:rPr>
-            </w:r>
-            <w:r>
-              <w:rPr>
-                <w:rFonts w:ascii="Arial" w:hAnsi="Arial" w:eastAsia="Arial"/>
+                <w:rFonts w:ascii="Arial" w:hAnsi="Arial" w:eastAsia="Arial" w:cs="Tahoma"/>
+                <w:sz w:val="18"/>
+              </w:rPr>
+            </w:r>
+            <w:r>
+              <w:rPr>
+                <w:rFonts w:ascii="Arial" w:hAnsi="Arial" w:eastAsia="Arial" w:cs="Tahoma"/>
                 <w:sz w:val="18"/>
               </w:rPr>
               <w:t>Count existing period, query COMPETITOR_IMPACT_VIEW, insert FGI_IMPACT_COMPETITOR.</w:t>
@@ -9768,7 +10677,7 @@
       </w:pPr>
       <w:r>
         <w:rPr>
-          <w:rFonts w:ascii="Courier New" w:hAnsi="Courier New"/>
+          <w:rFonts w:ascii="Courier New" w:hAnsi="Courier New" w:eastAsia="Courier New" w:cs="Tahoma"/>
           <w:sz w:val="14"/>
         </w:rPr>
         <w:tab/>
@@ -9853,7 +10762,7 @@
     </w:pPr>
     <w:r>
       <w:rPr>
-        <w:rFonts w:ascii="Arial" w:hAnsi="Arial"/>
+        <w:rFonts w:ascii="Arial" w:hAnsi="Arial" w:eastAsia="Arial" w:cs="Tahoma"/>
         <w:sz w:val="16"/>
       </w:rPr>
       <w:t xml:space="preserve">หน้า </w:t>
@@ -9872,7 +10781,7 @@
     </w:pPr>
     <w:r>
       <w:rPr>
-        <w:rFonts w:ascii="Arial" w:hAnsi="Arial" w:eastAsia="Arial"/>
+        <w:rFonts w:ascii="Arial" w:hAnsi="Arial" w:eastAsia="Arial" w:cs="Tahoma"/>
         <w:color w:val="66717F"/>
         <w:sz w:val="16"/>
       </w:rPr>
@@ -10246,7 +11155,7 @@
     <w:qFormat/>
     <w:rsid w:val="00FC693F"/>
     <w:rPr>
-      <w:rFonts w:ascii="Arial" w:hAnsi="Arial" w:eastAsia="Arial"/>
+      <w:rFonts w:ascii="Arial" w:hAnsi="Arial" w:eastAsia="Arial" w:cs="Tahoma"/>
       <w:sz w:val="20"/>
     </w:rPr>
   </w:style>
@@ -10309,7 +11218,7 @@
       <w:outlineLvl w:val="0"/>
     </w:pPr>
     <w:rPr>
-      <w:rFonts w:asciiTheme="majorHAnsi" w:eastAsiaTheme="majorEastAsia" w:hAnsiTheme="majorHAnsi" w:cstheme="majorBidi" w:ascii="Arial" w:hAnsi="Arial" w:eastAsia="Arial"/>
+      <w:rFonts w:asciiTheme="majorHAnsi" w:eastAsiaTheme="majorEastAsia" w:hAnsiTheme="majorHAnsi" w:cstheme="majorBidi" w:ascii="Arial" w:hAnsi="Arial" w:eastAsia="Arial" w:cs="Tahoma"/>
       <w:b/>
       <w:bCs/>
       <w:color w:val="1F4D78"/>
@@ -10333,7 +11242,7 @@
       <w:outlineLvl w:val="1"/>
     </w:pPr>
     <w:rPr>
-      <w:rFonts w:asciiTheme="majorHAnsi" w:eastAsiaTheme="majorEastAsia" w:hAnsiTheme="majorHAnsi" w:cstheme="majorBidi" w:ascii="Arial" w:hAnsi="Arial" w:eastAsia="Arial"/>
+      <w:rFonts w:asciiTheme="majorHAnsi" w:eastAsiaTheme="majorEastAsia" w:hAnsiTheme="majorHAnsi" w:cstheme="majorBidi" w:ascii="Arial" w:hAnsi="Arial" w:eastAsia="Arial" w:cs="Tahoma"/>
       <w:b/>
       <w:bCs/>
       <w:color w:val="2E74B5"/>
@@ -10357,7 +11266,7 @@
       <w:outlineLvl w:val="2"/>
     </w:pPr>
     <w:rPr>
-      <w:rFonts w:asciiTheme="majorHAnsi" w:eastAsiaTheme="majorEastAsia" w:hAnsiTheme="majorHAnsi" w:cstheme="majorBidi" w:ascii="Arial" w:hAnsi="Arial" w:eastAsia="Arial"/>
+      <w:rFonts w:asciiTheme="majorHAnsi" w:eastAsiaTheme="majorEastAsia" w:hAnsiTheme="majorHAnsi" w:cstheme="majorBidi" w:ascii="Arial" w:hAnsi="Arial" w:eastAsia="Arial" w:cs="Tahoma"/>
       <w:b/>
       <w:bCs/>
       <w:color w:val="1F4D78"/>
@@ -10381,7 +11290,7 @@
       <w:outlineLvl w:val="3"/>
     </w:pPr>
     <w:rPr>
-      <w:rFonts w:asciiTheme="majorHAnsi" w:eastAsiaTheme="majorEastAsia" w:hAnsiTheme="majorHAnsi" w:cstheme="majorBidi" w:ascii="Arial" w:hAnsi="Arial" w:eastAsia="Arial"/>
+      <w:rFonts w:asciiTheme="majorHAnsi" w:eastAsiaTheme="majorEastAsia" w:hAnsiTheme="majorHAnsi" w:cstheme="majorBidi" w:ascii="Arial" w:hAnsi="Arial" w:eastAsia="Arial" w:cs="Tahoma"/>
       <w:b/>
       <w:bCs/>
       <w:i/>

--- a/LLDD/word/BE/Jobs/LLDD-BE-Job-3-ImportImpactCompetitor.docx
+++ b/LLDD/word/BE/Jobs/LLDD-BE-Job-3-ImportImpactCompetitor.docx
@@ -701,7 +701,22 @@
                 <w:rFonts w:ascii="Arial" w:hAnsi="Arial" w:eastAsia="Arial" w:cs="Tahoma"/>
                 <w:sz w:val="18"/>
               </w:rPr>
-              <w:t>นำเข้าร้านคู่แข่งจาก ALLMAP: นำข้อมูลร้านคู่แข่งรายงวดจากวิว COMPETITOR_IMPACT_VIEW เข้า fgi_impact_competitors ทีละ 10,000 แถว กันซ้ำระดับงวด (ถ้างวดมีข้อมูลแล้วจะข้ามทั้งงวด ไม่มี upsert)</w:t>
+              <w:t xml:space="preserve">นำเข้าร้านคู่แข่งจาก ALLMAP: นำข้อมูลร้านคู่แข่งรายงวดจากวิว COMPETITOR_IMPACT_VIEW </w:t>
+            </w:r>
+            <w:r>
+              <w:rPr>
+                <w:rFonts w:ascii="Arial" w:hAnsi="Arial" w:eastAsia="Arial" w:cs="Tahoma"/>
+                <w:b/>
+                <w:sz w:val="18"/>
+              </w:rPr>
+              <w:t>ของ ALLMAP (SQL Server GSMALLMAP — ระบบภายนอก คงกลไกเดิม)</w:t>
+            </w:r>
+            <w:r>
+              <w:rPr>
+                <w:rFonts w:ascii="Arial" w:hAnsi="Arial" w:eastAsia="Arial" w:cs="Tahoma"/>
+                <w:sz w:val="18"/>
+              </w:rPr>
+              <w:t xml:space="preserve"> เข้า fgi_impact_competitors ทีละ 10,000 แถว กันซ้ำระดับงวด (ถ้างวดมีข้อมูลแล้วจะข้ามทั้งงวด ไม่มี upsert)</w:t>
             </w:r>
           </w:p>
         </w:tc>
@@ -4183,7 +4198,7 @@
                 <w:rFonts w:ascii="Arial" w:hAnsi="Arial" w:eastAsia="Arial" w:cs="Tahoma"/>
                 <w:sz w:val="18"/>
               </w:rPr>
-              <w:t>insert รายงวด data_source=ALM (งวดล่าสุดต่อร้าน) ดึงจาก ALLMAP</w:t>
+              <w:t>insert รายงวด (งวดล่าสุดต่อร้าน) ดึงจาก ALLMAP · ช่องทางต้นทาง ALM เก็บที่ fgi_impact_processes.datasource</w:t>
             </w:r>
           </w:p>
         </w:tc>
@@ -5314,7 +5329,7 @@
         <w:t xml:space="preserve">  }</w:t>
         <w:br/>
         <w:br/>
-        <w:t xml:space="preserve">  // insert ทีละ 10,000 แถว พร้อม data_source = ALM</w:t>
+        <w:t xml:space="preserve">  // insert ทีละ 10,000 แถว (ผูก impact_process_id)</w:t>
         <w:br/>
         <w:t xml:space="preserve">  async step05Insert(state: JobState, manager?: EntityManager): Promise&lt;void&gt; {</w:t>
         <w:br/>
@@ -6087,7 +6102,7 @@
                 <w:rFonts w:ascii="Arial" w:hAnsi="Arial" w:eastAsia="Arial" w:cs="Tahoma"/>
                 <w:sz w:val="18"/>
               </w:rPr>
-              <w:t>insert ทีละ 10,000 แถว พร้อม data_source = ALM</w:t>
+              <w:t>insert ทีละ 10,000 แถว (ผูก impact_process_id)</w:t>
             </w:r>
           </w:p>
         </w:tc>
@@ -6491,7 +6506,7 @@
         <w:br/>
         <w:t xml:space="preserve">      await this.dataSource.transaction(async (manager: EntityManager) =&gt; {</w:t>
         <w:br/>
-        <w:t xml:space="preserve">        // ขั้นที่ 5: insert ทีละ 10,000 แถว พร้อม data_source = ALM · TODO: map คอลัมน์ NAMT → NAME_TH และ BRANCHT → BRANCH_TH</w:t>
+        <w:t xml:space="preserve">        // ขั้นที่ 5: insert ทีละ 10,000 แถว (ผูก impact_process_id) · TODO: ช่องทางต้นทาง ALM เก็บที่ fgi_impact_processes.datasource — fgi_impact_competitors ไม่มีคอลัมน์นี้ · map คอลัมน์ NAMT → name_th และ BRANCHT → branch_th (NAMT/BRANCHT เป็นคอลัมน์ของวิวฝั่ง ALLMAP)</w:t>
         <w:br/>
         <w:t xml:space="preserve">        await this.service.step05Insert(state, manager);</w:t>
         <w:br/>
@@ -6877,7 +6892,7 @@
                 <w:rFonts w:ascii="Arial" w:hAnsi="Arial" w:eastAsia="Arial" w:cs="Tahoma"/>
                 <w:sz w:val="18"/>
               </w:rPr>
-              <w:t>insert รายงวด data_source=ALM (งวดล่าสุดต่อร้าน) ดึงจาก ALLMAP</w:t>
+              <w:t>insert รายงวด (งวดล่าสุดต่อร้าน) ดึงจาก ALLMAP · ช่องทางต้นทาง ALM เก็บที่ fgi_impact_processes.datasource</w:t>
             </w:r>
           </w:p>
         </w:tc>
@@ -6926,7 +6941,7 @@
         <w:t>--       write ทั้งหมดต้องอยู่ใน transaction เดียวกับที่ระบุใน 9.3</w:t>
         <w:br/>
         <w:br/>
-        <w:t>-- [W] fgi_impact_competitors : insert รายงวด data_source=ALM (งวดล่าสุดต่อร้าน) ดึงจาก ALLMAP</w:t>
+        <w:t>-- [W] fgi_impact_competitors : insert รายงวด (งวดล่าสุดต่อร้าน) ดึงจาก ALLMAP · ช่องทางต้นทาง ALM เก็บที่ fgi_impact_processes.datasource</w:t>
         <w:br/>
         <w:t>-- TODO: เติมคอลัมน์ payload จริงจาก Database design</w:t>
         <w:br/>
@@ -7543,7 +7558,7 @@
                 <w:rFonts w:ascii="Arial" w:hAnsi="Arial" w:eastAsia="Arial" w:cs="Tahoma"/>
                 <w:sz w:val="18"/>
               </w:rPr>
-              <w:t>insert ทีละ 10,000 แถว พร้อม data_source = ALM (map คอลัมน์ NAMT → NAME_TH และ BRANCHT → BRANCH_TH)</w:t>
+              <w:t>insert ทีละ 10,000 แถว (ผูก impact_process_id) (ช่องทางต้นทาง ALM เก็บที่ fgi_impact_processes.datasource — fgi_impact_competitors ไม่มีคอลัมน์นี้ · map คอลัมน์ NAMT → name_th และ BRANCHT → branch_th (NAMT/BRANCHT เป็นคอลัมน์ของวิวฝั่ง ALLMAP))</w:t>
             </w:r>
           </w:p>
         </w:tc>

--- a/LLDD/word/BE/Jobs/LLDD-BE-Job-3-ImportImpactCompetitor.docx
+++ b/LLDD/word/BE/Jobs/LLDD-BE-Job-3-ImportImpactCompetitor.docx
@@ -5201,7 +5201,7 @@
           <w:rFonts w:ascii="Courier New" w:hAnsi="Courier New" w:eastAsia="Courier New" w:cs="Tahoma"/>
           <w:sz w:val="16"/>
         </w:rPr>
-        <w:t>// src/batch/runner.ts — สัญญากลางของทุก job (ประกาศครั้งเดียว ใช้ร่วมทั้ง 11 ฉบับ)</w:t>
+        <w:t>// src/batch/runner.ts — สัญญากลางของทุก job (ประกาศครั้งเดียว ใช้ร่วมทั้ง 10 ฉบับ)</w:t>
         <w:br/>
         <w:br/>
         <w:t>export interface JobRunContext {</w:t>

--- a/LLDD/word/BE/Jobs/LLDD-BE-Job-3-ImportImpactCompetitor.docx
+++ b/LLDD/word/BE/Jobs/LLDD-BE-Job-3-ImportImpactCompetitor.docx
@@ -4019,6 +4019,35 @@
       </w:pPr>
       <w:r>
         <w:t>7. API Contract</w:t>
+      </w:r>
+    </w:p>
+    <w:p>
+      <w:pPr>
+        <w:keepNext w:val="0"/>
+      </w:pPr>
+      <w:r>
+        <w:rPr>
+          <w:b/>
+        </w:rPr>
+        <w:t>เอกสารฉบับนี้ไม่มี endpoint ของตัวเอง</w:t>
+      </w:r>
+      <w:r>
+        <w:t xml:space="preserve"> — เป็นสัญญา/งานภายในที่เอกสารอื่นเรียกใช้ (ดูขอบเขตใน 5.90 Endpoint Implementation Contract) · รายการ endpoint ทั้ง 29 เส้นของ SBPGI อยู่ที่ </w:t>
+      </w:r>
+      <w:r>
+        <w:rPr>
+          <w:b/>
+        </w:rPr>
+        <w:t>LLDD-API.pdf</w:t>
+      </w:r>
+      <w:r>
+        <w:t xml:space="preserve"> และ </w:t>
+      </w:r>
+      <w:r>
+        <w:rPr>
+          <w:rFonts w:ascii="Courier New" w:hAnsi="Courier New" w:eastAsia="Courier New" w:cs="Tahoma"/>
+        </w:rPr>
+        <w:t>API design</w:t>
       </w:r>
     </w:p>
     <w:p>

--- a/LLDD/word/BE/Jobs/LLDD-BE-Job-3-ImportImpactCompetitor.docx
+++ b/LLDD/word/BE/Jobs/LLDD-BE-Job-3-ImportImpactCompetitor.docx
@@ -716,7 +716,7 @@
                 <w:rFonts w:ascii="Arial" w:hAnsi="Arial" w:eastAsia="Arial" w:cs="Tahoma"/>
                 <w:sz w:val="18"/>
               </w:rPr>
-              <w:t xml:space="preserve"> เข้า fgi_impact_competitors ทีละ 10,000 แถว กันซ้ำระดับงวด (ถ้างวดมีข้อมูลแล้วจะข้ามทั้งงวด ไม่มี upsert)</w:t>
+              <w:t xml:space="preserve"> เข้า sgi_fgi_impact_competitors ทีละ 10,000 แถว กันซ้ำระดับงวด (ถ้างวดมีข้อมูลแล้วจะข้ามทั้งงวด ไม่มี upsert)</w:t>
             </w:r>
           </w:p>
         </w:tc>
@@ -728,6 +728,638 @@
         <w:t>Common contract reference: ทุกหัวข้อ API/FE ต้องยึด LLDD-BE-API-Common-Contracts.pdf และ LLDD-FE-Integration-Contracts.pdf สำหรับ error/auth/format/pagination/action/RBAC ก่อนลงรายละเอียดเฉพาะหน้าหรือเฉพาะ endpoint</w:t>
       </w:r>
     </w:p>
+    <w:p>
+      <w:pPr>
+        <w:pStyle w:val="Heading2"/>
+        <w:keepNext/>
+        <w:keepLines/>
+        <w:pageBreakBefore w:val="0"/>
+      </w:pPr>
+      <w:r>
+        <w:t>1.1 เอกสาร LLDD ที่เกี่ยวข้อง</w:t>
+      </w:r>
+    </w:p>
+    <w:p>
+      <w:pPr>
+        <w:keepNext w:val="0"/>
+      </w:pPr>
+      <w:r>
+        <w:t>ตารางนี้สร้างจาก endpoint และตารางที่เอกสารฉบับนี้ประกาศไว้จริง — อ่านฉบับที่อยู่ในตารางก่อนลงมือ เพื่อไม่ให้สัญญา request/response หรือชื่อคอลัมน์หลุดจากกัน</w:t>
+      </w:r>
+    </w:p>
+    <w:tbl>
+      <w:tblPr>
+        <w:tblStyle w:val="TableGrid"/>
+        <w:tblW w:type="auto" w:w="0"/>
+        <w:jc w:val="center"/>
+        <w:tblLook w:firstColumn="1" w:firstRow="1" w:lastColumn="0" w:lastRow="0" w:noHBand="0" w:noVBand="1" w:val="04A0"/>
+      </w:tblPr>
+      <w:tblGrid>
+        <w:gridCol w:w="3360"/>
+        <w:gridCol w:w="3360"/>
+        <w:gridCol w:w="3360"/>
+      </w:tblGrid>
+      <w:tr>
+        <w:trPr>
+          <w:cantSplit/>
+        </w:trPr>
+        <w:tc>
+          <w:tcPr>
+            <w:tcW w:type="dxa" w:w="3360"/>
+            <w:vAlign w:val="center"/>
+            <w:shd w:fill="E8EEF5"/>
+          </w:tcPr>
+          <w:p>
+            <w:pPr>
+              <w:keepLines/>
+              <w:spacing w:after="0"/>
+            </w:pPr>
+            <w:r/>
+            <w:r>
+              <w:rPr>
+                <w:rFonts w:ascii="Arial" w:hAnsi="Arial" w:eastAsia="Arial" w:cs="Tahoma"/>
+                <w:b/>
+                <w:sz w:val="18"/>
+              </w:rPr>
+              <w:t>ความสัมพันธ์</w:t>
+            </w:r>
+          </w:p>
+        </w:tc>
+        <w:tc>
+          <w:tcPr>
+            <w:tcW w:type="dxa" w:w="3360"/>
+            <w:vAlign w:val="center"/>
+            <w:shd w:fill="E8EEF5"/>
+          </w:tcPr>
+          <w:p>
+            <w:pPr>
+              <w:keepLines/>
+              <w:spacing w:after="0"/>
+            </w:pPr>
+            <w:r/>
+            <w:r>
+              <w:rPr>
+                <w:rFonts w:ascii="Arial" w:hAnsi="Arial" w:eastAsia="Arial" w:cs="Tahoma"/>
+                <w:b/>
+                <w:sz w:val="18"/>
+              </w:rPr>
+              <w:t>เอกสาร LLDD</w:t>
+            </w:r>
+          </w:p>
+        </w:tc>
+        <w:tc>
+          <w:tcPr>
+            <w:tcW w:type="dxa" w:w="3360"/>
+            <w:vAlign w:val="center"/>
+            <w:shd w:fill="E8EEF5"/>
+          </w:tcPr>
+          <w:p>
+            <w:pPr>
+              <w:keepLines/>
+              <w:spacing w:after="0"/>
+            </w:pPr>
+            <w:r/>
+            <w:r>
+              <w:rPr>
+                <w:rFonts w:ascii="Arial" w:hAnsi="Arial" w:eastAsia="Arial" w:cs="Tahoma"/>
+                <w:b/>
+                <w:sz w:val="18"/>
+              </w:rPr>
+              <w:t>เกี่ยวข้องตรงไหน</w:t>
+            </w:r>
+          </w:p>
+        </w:tc>
+      </w:tr>
+      <w:tr>
+        <w:trPr>
+          <w:cantSplit/>
+        </w:trPr>
+        <w:tc>
+          <w:tcPr>
+            <w:tcW w:type="dxa" w:w="3360"/>
+            <w:vAlign w:val="center"/>
+          </w:tcPr>
+          <w:p>
+            <w:pPr>
+              <w:keepLines/>
+              <w:spacing w:after="0"/>
+            </w:pPr>
+            <w:r>
+              <w:rPr>
+                <w:rFonts w:ascii="Arial" w:hAnsi="Arial" w:eastAsia="Arial" w:cs="Tahoma"/>
+                <w:sz w:val="18"/>
+              </w:rPr>
+            </w:r>
+            <w:r>
+              <w:rPr>
+                <w:rFonts w:ascii="Arial" w:hAnsi="Arial" w:eastAsia="Arial" w:cs="Tahoma"/>
+                <w:sz w:val="18"/>
+              </w:rPr>
+              <w:t>สัญญากลาง</w:t>
+            </w:r>
+          </w:p>
+        </w:tc>
+        <w:tc>
+          <w:tcPr>
+            <w:tcW w:type="dxa" w:w="3360"/>
+            <w:vAlign w:val="center"/>
+          </w:tcPr>
+          <w:p>
+            <w:pPr>
+              <w:keepLines/>
+              <w:spacing w:after="0"/>
+            </w:pPr>
+            <w:r>
+              <w:rPr>
+                <w:rFonts w:ascii="Arial" w:hAnsi="Arial" w:eastAsia="Arial" w:cs="Tahoma"/>
+                <w:sz w:val="18"/>
+              </w:rPr>
+            </w:r>
+            <w:r>
+              <w:rPr>
+                <w:rFonts w:ascii="Arial" w:hAnsi="Arial" w:eastAsia="Arial" w:cs="Tahoma"/>
+                <w:b/>
+                <w:sz w:val="18"/>
+              </w:rPr>
+              <w:t>LLDD-BE-API-Common-Contracts.pdf</w:t>
+            </w:r>
+          </w:p>
+        </w:tc>
+        <w:tc>
+          <w:tcPr>
+            <w:tcW w:type="dxa" w:w="3360"/>
+            <w:vAlign w:val="center"/>
+          </w:tcPr>
+          <w:p>
+            <w:pPr>
+              <w:keepLines/>
+              <w:spacing w:after="0"/>
+            </w:pPr>
+            <w:r>
+              <w:rPr>
+                <w:rFonts w:ascii="Arial" w:hAnsi="Arial" w:eastAsia="Arial" w:cs="Tahoma"/>
+                <w:sz w:val="18"/>
+              </w:rPr>
+            </w:r>
+            <w:r>
+              <w:rPr>
+                <w:rFonts w:ascii="Arial" w:hAnsi="Arial" w:eastAsia="Arial" w:cs="Tahoma"/>
+                <w:sz w:val="18"/>
+              </w:rPr>
+              <w:t xml:space="preserve">envelope </w:t>
+            </w:r>
+            <w:r>
+              <w:rPr>
+                <w:rFonts w:ascii="Courier New" w:hAnsi="Courier New" w:eastAsia="Courier New" w:cs="Tahoma"/>
+                <w:sz w:val="18"/>
+              </w:rPr>
+              <w:t>{success,data}</w:t>
+            </w:r>
+            <w:r>
+              <w:rPr>
+                <w:rFonts w:ascii="Arial" w:hAnsi="Arial" w:eastAsia="Arial" w:cs="Tahoma"/>
+                <w:sz w:val="18"/>
+              </w:rPr>
+              <w:t xml:space="preserve"> · error code · pagination · รูปแบบวันที่/เลขเอกสาร</w:t>
+            </w:r>
+          </w:p>
+        </w:tc>
+      </w:tr>
+      <w:tr>
+        <w:trPr>
+          <w:cantSplit/>
+        </w:trPr>
+        <w:tc>
+          <w:tcPr>
+            <w:tcW w:type="dxa" w:w="3360"/>
+            <w:vAlign w:val="center"/>
+          </w:tcPr>
+          <w:p>
+            <w:pPr>
+              <w:keepLines/>
+              <w:spacing w:after="0"/>
+            </w:pPr>
+            <w:r>
+              <w:rPr>
+                <w:rFonts w:ascii="Arial" w:hAnsi="Arial" w:eastAsia="Arial" w:cs="Tahoma"/>
+                <w:sz w:val="18"/>
+              </w:rPr>
+            </w:r>
+            <w:r>
+              <w:rPr>
+                <w:rFonts w:ascii="Arial" w:hAnsi="Arial" w:eastAsia="Arial" w:cs="Tahoma"/>
+                <w:sz w:val="18"/>
+              </w:rPr>
+              <w:t>โครงสร้างข้อมูล</w:t>
+            </w:r>
+          </w:p>
+        </w:tc>
+        <w:tc>
+          <w:tcPr>
+            <w:tcW w:type="dxa" w:w="3360"/>
+            <w:vAlign w:val="center"/>
+          </w:tcPr>
+          <w:p>
+            <w:pPr>
+              <w:keepLines/>
+              <w:spacing w:after="0"/>
+            </w:pPr>
+            <w:r>
+              <w:rPr>
+                <w:rFonts w:ascii="Arial" w:hAnsi="Arial" w:eastAsia="Arial" w:cs="Tahoma"/>
+                <w:sz w:val="18"/>
+              </w:rPr>
+            </w:r>
+            <w:r>
+              <w:rPr>
+                <w:rFonts w:ascii="Arial" w:hAnsi="Arial" w:eastAsia="Arial" w:cs="Tahoma"/>
+                <w:b/>
+                <w:sz w:val="18"/>
+              </w:rPr>
+              <w:t>LLDD-BE-Database-Structure.pdf</w:t>
+            </w:r>
+          </w:p>
+        </w:tc>
+        <w:tc>
+          <w:tcPr>
+            <w:tcW w:type="dxa" w:w="3360"/>
+            <w:vAlign w:val="center"/>
+          </w:tcPr>
+          <w:p>
+            <w:pPr>
+              <w:keepLines/>
+              <w:spacing w:after="0"/>
+            </w:pPr>
+            <w:r>
+              <w:rPr>
+                <w:rFonts w:ascii="Arial" w:hAnsi="Arial" w:eastAsia="Arial" w:cs="Tahoma"/>
+                <w:sz w:val="18"/>
+              </w:rPr>
+            </w:r>
+            <w:r>
+              <w:rPr>
+                <w:rFonts w:ascii="Arial" w:hAnsi="Arial" w:eastAsia="Arial" w:cs="Tahoma"/>
+                <w:sz w:val="18"/>
+              </w:rPr>
+              <w:t>DDL ของตารางที่หัวข้อ Reference DB Mapping อ้างถึง</w:t>
+            </w:r>
+          </w:p>
+        </w:tc>
+      </w:tr>
+      <w:tr>
+        <w:trPr>
+          <w:cantSplit/>
+        </w:trPr>
+        <w:tc>
+          <w:tcPr>
+            <w:tcW w:type="dxa" w:w="3360"/>
+            <w:vAlign w:val="center"/>
+          </w:tcPr>
+          <w:p>
+            <w:pPr>
+              <w:keepLines/>
+              <w:spacing w:after="0"/>
+            </w:pPr>
+            <w:r>
+              <w:rPr>
+                <w:rFonts w:ascii="Arial" w:hAnsi="Arial" w:eastAsia="Arial" w:cs="Tahoma"/>
+                <w:sz w:val="18"/>
+              </w:rPr>
+            </w:r>
+            <w:r>
+              <w:rPr>
+                <w:rFonts w:ascii="Arial" w:hAnsi="Arial" w:eastAsia="Arial" w:cs="Tahoma"/>
+                <w:sz w:val="18"/>
+              </w:rPr>
+              <w:t>แพลตฟอร์มระบบเดิม</w:t>
+            </w:r>
+          </w:p>
+        </w:tc>
+        <w:tc>
+          <w:tcPr>
+            <w:tcW w:type="dxa" w:w="3360"/>
+            <w:vAlign w:val="center"/>
+          </w:tcPr>
+          <w:p>
+            <w:pPr>
+              <w:keepLines/>
+              <w:spacing w:after="0"/>
+            </w:pPr>
+            <w:r>
+              <w:rPr>
+                <w:rFonts w:ascii="Arial" w:hAnsi="Arial" w:eastAsia="Arial" w:cs="Tahoma"/>
+                <w:sz w:val="18"/>
+              </w:rPr>
+            </w:r>
+            <w:r>
+              <w:rPr>
+                <w:rFonts w:ascii="Arial" w:hAnsi="Arial" w:eastAsia="Arial" w:cs="Tahoma"/>
+                <w:b/>
+                <w:sz w:val="18"/>
+              </w:rPr>
+              <w:t>LLDD-BE-Integration-SBP-Platform.pdf</w:t>
+            </w:r>
+          </w:p>
+        </w:tc>
+        <w:tc>
+          <w:tcPr>
+            <w:tcW w:type="dxa" w:w="3360"/>
+            <w:vAlign w:val="center"/>
+          </w:tcPr>
+          <w:p>
+            <w:pPr>
+              <w:keepLines/>
+              <w:spacing w:after="0"/>
+            </w:pPr>
+            <w:r>
+              <w:rPr>
+                <w:rFonts w:ascii="Arial" w:hAnsi="Arial" w:eastAsia="Arial" w:cs="Tahoma"/>
+                <w:sz w:val="18"/>
+              </w:rPr>
+            </w:r>
+            <w:r>
+              <w:rPr>
+                <w:rFonts w:ascii="Arial" w:hAnsi="Arial" w:eastAsia="Arial" w:cs="Tahoma"/>
+                <w:sz w:val="18"/>
+              </w:rPr>
+              <w:t>header จาก BFF (</w:t>
+            </w:r>
+            <w:r>
+              <w:rPr>
+                <w:rFonts w:ascii="Courier New" w:hAnsi="Courier New" w:eastAsia="Courier New" w:cs="Tahoma"/>
+                <w:sz w:val="18"/>
+              </w:rPr>
+              <w:t>x-api-key</w:t>
+            </w:r>
+            <w:r>
+              <w:rPr>
+                <w:rFonts w:ascii="Arial" w:hAnsi="Arial" w:eastAsia="Arial" w:cs="Tahoma"/>
+                <w:sz w:val="18"/>
+              </w:rPr>
+              <w:t xml:space="preserve"> / </w:t>
+            </w:r>
+            <w:r>
+              <w:rPr>
+                <w:rFonts w:ascii="Courier New" w:hAnsi="Courier New" w:eastAsia="Courier New" w:cs="Tahoma"/>
+                <w:sz w:val="18"/>
+              </w:rPr>
+              <w:t>x-user-*</w:t>
+            </w:r>
+            <w:r>
+              <w:rPr>
+                <w:rFonts w:ascii="Arial" w:hAnsi="Arial" w:eastAsia="Arial" w:cs="Tahoma"/>
+                <w:sz w:val="18"/>
+              </w:rPr>
+              <w:t>) · การ reuse ตารางและ service ของระบบ SBP เดิม</w:t>
+            </w:r>
+          </w:p>
+        </w:tc>
+      </w:tr>
+      <w:tr>
+        <w:trPr>
+          <w:cantSplit/>
+        </w:trPr>
+        <w:tc>
+          <w:tcPr>
+            <w:tcW w:type="dxa" w:w="3360"/>
+            <w:vAlign w:val="center"/>
+          </w:tcPr>
+          <w:p>
+            <w:pPr>
+              <w:keepLines/>
+              <w:spacing w:after="0"/>
+            </w:pPr>
+            <w:r>
+              <w:rPr>
+                <w:rFonts w:ascii="Arial" w:hAnsi="Arial" w:eastAsia="Arial" w:cs="Tahoma"/>
+                <w:sz w:val="18"/>
+              </w:rPr>
+            </w:r>
+            <w:r>
+              <w:rPr>
+                <w:rFonts w:ascii="Arial" w:hAnsi="Arial" w:eastAsia="Arial" w:cs="Tahoma"/>
+                <w:sz w:val="18"/>
+              </w:rPr>
+              <w:t>ต้องจบก่อน (ลำดับงาน)</w:t>
+            </w:r>
+          </w:p>
+        </w:tc>
+        <w:tc>
+          <w:tcPr>
+            <w:tcW w:type="dxa" w:w="3360"/>
+            <w:vAlign w:val="center"/>
+          </w:tcPr>
+          <w:p>
+            <w:pPr>
+              <w:keepLines/>
+              <w:spacing w:after="0"/>
+            </w:pPr>
+            <w:r>
+              <w:rPr>
+                <w:rFonts w:ascii="Arial" w:hAnsi="Arial" w:eastAsia="Arial" w:cs="Tahoma"/>
+                <w:sz w:val="18"/>
+              </w:rPr>
+            </w:r>
+            <w:r>
+              <w:rPr>
+                <w:rFonts w:ascii="Arial" w:hAnsi="Arial" w:eastAsia="Arial" w:cs="Tahoma"/>
+                <w:b/>
+                <w:sz w:val="18"/>
+              </w:rPr>
+              <w:t>LLDD-BE-API-Common-Contracts.pdf</w:t>
+            </w:r>
+          </w:p>
+        </w:tc>
+        <w:tc>
+          <w:tcPr>
+            <w:tcW w:type="dxa" w:w="3360"/>
+            <w:vAlign w:val="center"/>
+          </w:tcPr>
+          <w:p>
+            <w:pPr>
+              <w:keepLines/>
+              <w:spacing w:after="0"/>
+            </w:pPr>
+            <w:r>
+              <w:rPr>
+                <w:rFonts w:ascii="Arial" w:hAnsi="Arial" w:eastAsia="Arial" w:cs="Tahoma"/>
+                <w:sz w:val="18"/>
+              </w:rPr>
+            </w:r>
+            <w:r>
+              <w:rPr>
+                <w:rFonts w:ascii="Arial" w:hAnsi="Arial" w:eastAsia="Arial" w:cs="Tahoma"/>
+                <w:sz w:val="18"/>
+              </w:rPr>
+              <w:t>เป็นฉบับต้นทางของสัญญา/โครงที่ฉบับนี้อ้าง</w:t>
+            </w:r>
+          </w:p>
+        </w:tc>
+      </w:tr>
+      <w:tr>
+        <w:trPr>
+          <w:cantSplit/>
+        </w:trPr>
+        <w:tc>
+          <w:tcPr>
+            <w:tcW w:type="dxa" w:w="3360"/>
+            <w:vAlign w:val="center"/>
+          </w:tcPr>
+          <w:p>
+            <w:pPr>
+              <w:keepLines/>
+              <w:spacing w:after="0"/>
+            </w:pPr>
+            <w:r>
+              <w:rPr>
+                <w:rFonts w:ascii="Arial" w:hAnsi="Arial" w:eastAsia="Arial" w:cs="Tahoma"/>
+                <w:sz w:val="18"/>
+              </w:rPr>
+            </w:r>
+            <w:r>
+              <w:rPr>
+                <w:rFonts w:ascii="Arial" w:hAnsi="Arial" w:eastAsia="Arial" w:cs="Tahoma"/>
+                <w:sz w:val="18"/>
+              </w:rPr>
+              <w:t>ต้องจบก่อน (ลำดับงาน)</w:t>
+            </w:r>
+          </w:p>
+        </w:tc>
+        <w:tc>
+          <w:tcPr>
+            <w:tcW w:type="dxa" w:w="3360"/>
+            <w:vAlign w:val="center"/>
+          </w:tcPr>
+          <w:p>
+            <w:pPr>
+              <w:keepLines/>
+              <w:spacing w:after="0"/>
+            </w:pPr>
+            <w:r>
+              <w:rPr>
+                <w:rFonts w:ascii="Arial" w:hAnsi="Arial" w:eastAsia="Arial" w:cs="Tahoma"/>
+                <w:sz w:val="18"/>
+              </w:rPr>
+            </w:r>
+            <w:r>
+              <w:rPr>
+                <w:rFonts w:ascii="Arial" w:hAnsi="Arial" w:eastAsia="Arial" w:cs="Tahoma"/>
+                <w:b/>
+                <w:sz w:val="18"/>
+              </w:rPr>
+              <w:t>LLDD-BE-Database-Structure.pdf</w:t>
+            </w:r>
+          </w:p>
+        </w:tc>
+        <w:tc>
+          <w:tcPr>
+            <w:tcW w:type="dxa" w:w="3360"/>
+            <w:vAlign w:val="center"/>
+          </w:tcPr>
+          <w:p>
+            <w:pPr>
+              <w:keepLines/>
+              <w:spacing w:after="0"/>
+            </w:pPr>
+            <w:r>
+              <w:rPr>
+                <w:rFonts w:ascii="Arial" w:hAnsi="Arial" w:eastAsia="Arial" w:cs="Tahoma"/>
+                <w:sz w:val="18"/>
+              </w:rPr>
+            </w:r>
+            <w:r>
+              <w:rPr>
+                <w:rFonts w:ascii="Arial" w:hAnsi="Arial" w:eastAsia="Arial" w:cs="Tahoma"/>
+                <w:sz w:val="18"/>
+              </w:rPr>
+              <w:t>เป็นฉบับต้นทางของสัญญา/โครงที่ฉบับนี้อ้าง</w:t>
+            </w:r>
+          </w:p>
+        </w:tc>
+      </w:tr>
+      <w:tr>
+        <w:trPr>
+          <w:cantSplit/>
+        </w:trPr>
+        <w:tc>
+          <w:tcPr>
+            <w:tcW w:type="dxa" w:w="3360"/>
+            <w:vAlign w:val="center"/>
+          </w:tcPr>
+          <w:p>
+            <w:pPr>
+              <w:keepLines/>
+              <w:spacing w:after="0"/>
+            </w:pPr>
+            <w:r>
+              <w:rPr>
+                <w:rFonts w:ascii="Arial" w:hAnsi="Arial" w:eastAsia="Arial" w:cs="Tahoma"/>
+                <w:sz w:val="18"/>
+              </w:rPr>
+            </w:r>
+            <w:r>
+              <w:rPr>
+                <w:rFonts w:ascii="Arial" w:hAnsi="Arial" w:eastAsia="Arial" w:cs="Tahoma"/>
+                <w:sz w:val="18"/>
+              </w:rPr>
+              <w:t>ต้องจบก่อน (ลำดับงาน)</w:t>
+            </w:r>
+          </w:p>
+        </w:tc>
+        <w:tc>
+          <w:tcPr>
+            <w:tcW w:type="dxa" w:w="3360"/>
+            <w:vAlign w:val="center"/>
+          </w:tcPr>
+          <w:p>
+            <w:pPr>
+              <w:keepLines/>
+              <w:spacing w:after="0"/>
+            </w:pPr>
+            <w:r>
+              <w:rPr>
+                <w:rFonts w:ascii="Arial" w:hAnsi="Arial" w:eastAsia="Arial" w:cs="Tahoma"/>
+                <w:sz w:val="18"/>
+              </w:rPr>
+            </w:r>
+            <w:r>
+              <w:rPr>
+                <w:rFonts w:ascii="Arial" w:hAnsi="Arial" w:eastAsia="Arial" w:cs="Tahoma"/>
+                <w:b/>
+                <w:sz w:val="18"/>
+              </w:rPr>
+              <w:t>LLDD-BE-Job-2-ImportImpactStore.pdf</w:t>
+            </w:r>
+          </w:p>
+        </w:tc>
+        <w:tc>
+          <w:tcPr>
+            <w:tcW w:type="dxa" w:w="3360"/>
+            <w:vAlign w:val="center"/>
+          </w:tcPr>
+          <w:p>
+            <w:pPr>
+              <w:keepLines/>
+              <w:spacing w:after="0"/>
+            </w:pPr>
+            <w:r>
+              <w:rPr>
+                <w:rFonts w:ascii="Arial" w:hAnsi="Arial" w:eastAsia="Arial" w:cs="Tahoma"/>
+                <w:sz w:val="18"/>
+              </w:rPr>
+            </w:r>
+            <w:r>
+              <w:rPr>
+                <w:rFonts w:ascii="Arial" w:hAnsi="Arial" w:eastAsia="Arial" w:cs="Tahoma"/>
+                <w:sz w:val="18"/>
+              </w:rPr>
+              <w:t>เป็นฉบับต้นทางของสัญญา/โครงที่ฉบับนี้อ้าง</w:t>
+            </w:r>
+          </w:p>
+        </w:tc>
+      </w:tr>
+    </w:tbl>
+    <w:p/>
     <w:p>
       <w:pPr>
         <w:pStyle w:val="Heading1"/>
@@ -763,7 +1395,7 @@
         <w:keepLines/>
       </w:pPr>
       <w:r>
-        <w:t>Output: fgi_impact_competitors</w:t>
+        <w:t>Output: sgi_fgi_impact_competitors</w:t>
       </w:r>
     </w:p>
     <w:p>
@@ -820,7 +1452,18 @@
         <w:pageBreakBefore w:val="0"/>
       </w:pPr>
       <w:r>
-        <w:t>4. Implementation Flow Diagram (Reference)</w:t>
+        <w:t>4. Implementation Flow &amp; Sequence Diagram (Reference)</w:t>
+      </w:r>
+    </w:p>
+    <w:p>
+      <w:pPr>
+        <w:pStyle w:val="Heading2"/>
+        <w:keepNext/>
+        <w:keepLines/>
+        <w:pageBreakBefore w:val="0"/>
+      </w:pPr>
+      <w:r>
+        <w:t>4.1 Implementation Flow (ลำดับขั้นการทำงาน)</w:t>
       </w:r>
     </w:p>
     <w:p>
@@ -878,6 +1521,78 @@
     </w:p>
     <w:p>
       <w:pPr>
+        <w:pStyle w:val="Heading2"/>
+        <w:keepNext/>
+        <w:keepLines/>
+        <w:pageBreakBefore w:val="0"/>
+      </w:pPr>
+      <w:r>
+        <w:t>4.2 Sequence Diagram (ใครคุยกับใคร ลำดับไหน)</w:t>
+      </w:r>
+    </w:p>
+    <w:p>
+      <w:pPr>
+        <w:keepNext w:val="0"/>
+      </w:pPr>
+      <w:r>
+        <w:t>ผู้แสดงและลำดับข้อความในภาพนี้สร้างจาก endpoint ในหัวข้อ 7 และตารางในหัวข้อ Reference DB Mapping ของเอกสารฉบับนี้เอง จึงตรงกับสัญญาเสมอ</w:t>
+      </w:r>
+    </w:p>
+    <w:p>
+      <w:pPr>
+        <w:keepNext/>
+        <w:jc w:val="center"/>
+      </w:pPr>
+      <w:r>
+        <w:drawing>
+          <wp:inline xmlns:a="http://schemas.openxmlformats.org/drawingml/2006/main" xmlns:pic="http://schemas.openxmlformats.org/drawingml/2006/picture">
+            <wp:extent cx="5669280" cy="3049386"/>
+            <wp:docPr id="2" name="Picture 2"/>
+            <wp:cNvGraphicFramePr>
+              <a:graphicFrameLocks noChangeAspect="1"/>
+            </wp:cNvGraphicFramePr>
+            <a:graphic>
+              <a:graphicData uri="http://schemas.openxmlformats.org/drawingml/2006/picture">
+                <pic:pic>
+                  <pic:nvPicPr>
+                    <pic:cNvPr id="0" name="BE-Job-3-ImportImpactCompetitor-sequence.png"/>
+                    <pic:cNvPicPr/>
+                  </pic:nvPicPr>
+                  <pic:blipFill>
+                    <a:blip r:embed="rId12"/>
+                    <a:stretch>
+                      <a:fillRect/>
+                    </a:stretch>
+                  </pic:blipFill>
+                  <pic:spPr>
+                    <a:xfrm>
+                      <a:off x="0" y="0"/>
+                      <a:ext cx="5669280" cy="3049386"/>
+                    </a:xfrm>
+                    <a:prstGeom prst="rect"/>
+                  </pic:spPr>
+                </pic:pic>
+              </a:graphicData>
+            </a:graphic>
+          </wp:inline>
+        </w:drawing>
+      </w:r>
+    </w:p>
+    <w:p>
+      <w:pPr>
+        <w:keepLines/>
+        <w:jc w:val="center"/>
+      </w:pPr>
+      <w:r>
+        <w:rPr>
+          <w:i/>
+          <w:sz w:val="18"/>
+        </w:rPr>
+        <w:t>รูปที่ 2: Sequence diagram: LLDD BE - Job 3 ImportImpactCompetitor</w:t>
+      </w:r>
+    </w:p>
+    <w:p>
+      <w:pPr>
         <w:pStyle w:val="Heading1"/>
         <w:keepNext/>
         <w:keepLines/>
@@ -1198,7 +1913,7 @@
                 <w:rFonts w:ascii="Arial" w:hAnsi="Arial" w:eastAsia="Arial" w:cs="Tahoma"/>
                 <w:sz w:val="18"/>
               </w:rPr>
-              <w:t>รูปแบบ YYYY|MM · ⚠️ ปีเป็น พ.ศ. ตามวิว ALLMAP — ขัดกับกติกา ค.ศ. ทั้งระบบ ต้องยืนยันกับเจ้าของ ALLMAP</w:t>
+              <w:t>รูปแบบ YYYY|MM · ⚠️ ปีเป็น พ.ศ. ตามวิว ALLMAP — ค่าที่เขียนลงตารางของ SGI ต้องแปลงเป็น ค.ศ. ทุกครั้ง</w:t>
             </w:r>
           </w:p>
         </w:tc>
@@ -2945,7 +3660,7 @@
                 <w:rFonts w:ascii="Arial" w:hAnsi="Arial" w:eastAsia="Arial" w:cs="Tahoma"/>
                 <w:sz w:val="18"/>
               </w:rPr>
-              <w:t>Validate params, skip duplicates, query source, chunk insert competitors.</w:t>
+              <w:t>Validate params, skip duplicates, query source, chunk insert sgi_competitors.</w:t>
             </w:r>
           </w:p>
         </w:tc>
@@ -3379,7 +4094,7 @@
           <w:rFonts w:ascii="Courier New" w:hAnsi="Courier New" w:eastAsia="Courier New" w:cs="Tahoma"/>
           <w:sz w:val="16"/>
         </w:rPr>
-        <w:t>INSERT INTO fgi_impact_competitors</w:t>
+        <w:t>INSERT INTO sgi_fgi_impact_competitors</w:t>
         <w:br/>
         <w:t xml:space="preserve">    (impact_process_id, competitor_code, name_th, branch_th, opened_date, closed_date, period_key, updated_at)</w:t>
         <w:br/>
@@ -4003,7 +4718,7 @@
                 <w:rFonts w:ascii="Arial" w:hAnsi="Arial" w:eastAsia="Arial" w:cs="Tahoma"/>
                 <w:sz w:val="18"/>
               </w:rPr>
-              <w:t>ไม่มีตาราง job_run_histories แล้ว · ไฟล์/ACK ดูที่ interface_transactions</w:t>
+              <w:t>ไม่มีตาราง job_run_histories แล้ว · ไฟล์/ACK ดูที่ sgi_interface_transactions</w:t>
             </w:r>
           </w:p>
         </w:tc>
@@ -4032,7 +4747,7 @@
         <w:t>เอกสารฉบับนี้ไม่มี endpoint ของตัวเอง</w:t>
       </w:r>
       <w:r>
-        <w:t xml:space="preserve"> — เป็นสัญญา/งานภายในที่เอกสารอื่นเรียกใช้ (ดูขอบเขตใน 5.90 Endpoint Implementation Contract) · รายการ endpoint ทั้ง 29 เส้นของ SBPGI อยู่ที่ </w:t>
+        <w:t xml:space="preserve"> — เป็นสัญญา/งานภายในที่เอกสารอื่นเรียกใช้ (ดูขอบเขตใน 5.90 Endpoint Implementation Contract) · รายการ endpoint ทั้ง 29 เส้นของ SGI อยู่ที่ </w:t>
       </w:r>
       <w:r>
         <w:rPr>
@@ -4177,7 +4892,7 @@
                 <w:rFonts w:ascii="Arial" w:hAnsi="Arial" w:eastAsia="Arial" w:cs="Tahoma"/>
                 <w:sz w:val="18"/>
               </w:rPr>
-              <w:t>fgi_impact_competitors</w:t>
+              <w:t>sgi_fgi_impact_competitors</w:t>
             </w:r>
           </w:p>
         </w:tc>
@@ -4227,7 +4942,7 @@
                 <w:rFonts w:ascii="Arial" w:hAnsi="Arial" w:eastAsia="Arial" w:cs="Tahoma"/>
                 <w:sz w:val="18"/>
               </w:rPr>
-              <w:t>insert รายงวด (งวดล่าสุดต่อร้าน) ดึงจาก ALLMAP · ช่องทางต้นทาง ALM เก็บที่ fgi_impact_processes.datasource</w:t>
+              <w:t>insert รายงวด (งวดล่าสุดต่อร้าน) ดึงจาก ALLMAP · ช่องทางต้นทาง ALM เก็บที่ sgi_fgi_impact_processes.datasource</w:t>
             </w:r>
           </w:p>
         </w:tc>
@@ -4267,7 +4982,7 @@
         <w:rPr>
           <w:rFonts w:ascii="Courier New" w:hAnsi="Courier New" w:eastAsia="Courier New" w:cs="Tahoma"/>
         </w:rPr>
-        <w:t>src/batch/sbpgi/</w:t>
+        <w:t>src/batch/sgi/</w:t>
       </w:r>
       <w:r>
         <w:t xml:space="preserve"> ของ store-backend โดยใช้ convention เดียวกับ module ธุรกิจอื่น: inject custom provider </w:t>
@@ -4474,7 +5189,7 @@
                 <w:rFonts w:ascii="Arial" w:hAnsi="Arial" w:eastAsia="Arial" w:cs="Tahoma"/>
                 <w:sz w:val="18"/>
               </w:rPr>
-              <w:t>src/batch/sbpgi/job-3-import-impact-competitor/job-3-import-impact-competitor.job.ts</w:t>
+              <w:t>src/batch/sgi/job-3-import-impact-competitor/job-3-import-impact-competitor.job.ts</w:t>
             </w:r>
           </w:p>
         </w:tc>
@@ -4557,7 +5272,7 @@
                 <w:rFonts w:ascii="Arial" w:hAnsi="Arial" w:eastAsia="Arial" w:cs="Tahoma"/>
                 <w:sz w:val="18"/>
               </w:rPr>
-              <w:t>src/batch/sbpgi/job-3-import-impact-competitor/job-3-import-impact-competitor.service.ts</w:t>
+              <w:t>src/batch/sgi/job-3-import-impact-competitor/job-3-import-impact-competitor.service.ts</w:t>
             </w:r>
           </w:p>
         </w:tc>
@@ -4633,7 +5348,7 @@
                 <w:rFonts w:ascii="Arial" w:hAnsi="Arial" w:eastAsia="Arial" w:cs="Tahoma"/>
                 <w:sz w:val="18"/>
               </w:rPr>
-              <w:t>src/batch/sbpgi/job-3-import-impact-competitor/job-3-import-impact-competitor.config.ts</w:t>
+              <w:t>src/batch/sgi/job-3-import-impact-competitor/job-3-import-impact-competitor.config.ts</w:t>
             </w:r>
           </w:p>
         </w:tc>
@@ -4665,7 +5380,7 @@
                 <w:rFonts w:ascii="Courier New" w:hAnsi="Courier New" w:eastAsia="Courier New" w:cs="Tahoma"/>
                 <w:sz w:val="18"/>
               </w:rPr>
-              <w:t>SbpgiJob3Config</w:t>
+              <w:t>SgiJob3Config</w:t>
             </w:r>
             <w:r>
               <w:rPr>
@@ -4730,7 +5445,7 @@
                 <w:rFonts w:ascii="Arial" w:hAnsi="Arial" w:eastAsia="Arial" w:cs="Tahoma"/>
                 <w:sz w:val="18"/>
               </w:rPr>
-              <w:t>src/batch/sbpgi/job-3-import-impact-competitor/job-3-import-impact-competitor.module.ts</w:t>
+              <w:t>src/batch/sgi/job-3-import-impact-competitor/job-3-import-impact-competitor.module.ts</w:t>
             </w:r>
           </w:p>
         </w:tc>
@@ -4879,7 +5594,7 @@
                 <w:rFonts w:ascii="Courier New" w:hAnsi="Courier New" w:eastAsia="Courier New" w:cs="Tahoma"/>
                 <w:sz w:val="18"/>
               </w:rPr>
-              <w:t>SBPGI_JOB3_CRON</w:t>
+              <w:t>SGI_JOB3_CRON</w:t>
             </w:r>
             <w:r>
               <w:rPr>
@@ -5035,7 +5750,7 @@
         <w:rPr>
           <w:rFonts w:ascii="Courier New" w:hAnsi="Courier New" w:eastAsia="Courier New" w:cs="Tahoma"/>
         </w:rPr>
-        <w:t>SBPGI_JOB3_CRON</w:t>
+        <w:t>SGI_JOB3_CRON</w:t>
       </w:r>
       <w:r>
         <w:t xml:space="preserve"> และอ่านตอน bootstrap ของ </w:t>
@@ -5069,7 +5784,7 @@
           <w:rFonts w:ascii="Courier New" w:hAnsi="Courier New" w:eastAsia="Courier New" w:cs="Tahoma"/>
           <w:sz w:val="16"/>
         </w:rPr>
-        <w:t>// src/batch/sbpgi/job-3-import-impact-competitor/job-3-import-impact-competitor.config.ts</w:t>
+        <w:t>// src/batch/sgi/job-3-import-impact-competitor/job-3-import-impact-competitor.config.ts</w:t>
         <w:br/>
         <w:t>// convention จริงของ store-backend คือคลาส config (`src/config/app.config.ts` ที่ export ผ่าน</w:t>
         <w:br/>
@@ -5098,7 +5813,7 @@
         <w:br/>
         <w:t xml:space="preserve">  cron: string;</w:t>
         <w:br/>
-        <w:t xml:space="preserve">  /** Argument (งวด) — รูปแบบ YYYY|MM · ⚠️ ปีเป็น พ.ศ. ตามวิว ALLMAP — ขัดกับกติกา ค.ศ. ทั้งระบบ ต้องยืนยันกับเจ้าของ ALLMAP */</w:t>
+        <w:t xml:space="preserve">  /** Argument (งวด) — รูปแบบ YYYY|MM · ⚠️ ปีเป็น พ.ศ. ตามวิว ALLMAP — ค่าที่เขียนลงตารางของ SGI ต้องแปลงเป็น ค.ศ. ทุกครั้ง */</w:t>
         <w:br/>
         <w:t xml:space="preserve">  argument: string;</w:t>
         <w:br/>
@@ -5121,28 +5836,28 @@
         <w:br/>
         <w:t>@Injectable()</w:t>
         <w:br/>
-        <w:t>export class SbpgiJob3Config implements Job3Config {</w:t>
+        <w:t>export class SgiJob3Config implements Job3Config {</w:t>
         <w:br/>
         <w:t xml:space="preserve">  // TODO: ยืนยันค่า default ทุกตัวกับ Ops ก่อนขึ้น production (ไม่มีหน้าจอแก้ค่าแล้ว)</w:t>
         <w:br/>
-        <w:t xml:space="preserve">  enabled = (process.env.SBPGI_JOB3_ENABLED ?? 'true') === 'true';</w:t>
-        <w:br/>
-        <w:t xml:space="preserve">  cron = process.env.SBPGI_JOB3_CRON ?? '0 07 7 * *';</w:t>
-        <w:br/>
-        <w:t xml:space="preserve">  cron = process.env.SBPGI_JOB3_CRON ?? '0 07 7 * *'; // TODO: แก้ผ่าน env/config file แล้ว deploy</w:t>
-        <w:br/>
-        <w:t xml:space="preserve">  argument = process.env.SBPGI_JOB3_ARGUMENT ?? '2569|06'; // TODO: ปีเป็น พ.ศ. ตามวิว ALLMAP — ขัดกับกติกา ค.ศ. ทั้งระบบ ต้องยืนยันกับเจ้าของ ALLMAP (⚠️)</w:t>
-        <w:br/>
-        <w:t xml:space="preserve">  chunkSize = Number(process.env.SBPGI_JOB3_CHUNK_SIZE ?? 10000); // TODO: แก้ผ่าน env/config file แล้ว deploy</w:t>
-        <w:br/>
-        <w:t xml:space="preserve">  sourceView = process.env.SBPGI_JOB3_SOURCE_VIEW ?? 'COMPETITOR_IMPACT_VIEW'; // TODO: ค่าคงที่ทางธุรกิจ — เปลี่ยนต้องผ่านการอนุมัติ</w:t>
-        <w:br/>
-        <w:t xml:space="preserve">  mailTo = process.env.SBPGI_JOB3_MAIL_TO ?? ''; // TODO: ผู้รับอีเมลแจ้ง error คั่นด้วย comma (เดิม: config mailTo / storeretention)</w:t>
+        <w:t xml:space="preserve">  enabled = (process.env.SGI_JOB3_ENABLED ?? 'true') === 'true';</w:t>
+        <w:br/>
+        <w:t xml:space="preserve">  cron = process.env.SGI_JOB3_CRON ?? '0 07 7 * *';</w:t>
+        <w:br/>
+        <w:t xml:space="preserve">  cron = process.env.SGI_JOB3_CRON ?? '0 07 7 * *'; // TODO: แก้ผ่าน env/config file แล้ว deploy</w:t>
+        <w:br/>
+        <w:t xml:space="preserve">  argument = process.env.SGI_JOB3_ARGUMENT ?? '2569|06'; // TODO: ปีเป็น พ.ศ. ตามวิว ALLMAP — ค่าที่เขียนลงตารางของ SGI ต้องแปลงเป็น ค.ศ. ทุกครั้ง (⚠️)</w:t>
+        <w:br/>
+        <w:t xml:space="preserve">  chunkSize = Number(process.env.SGI_JOB3_CHUNK_SIZE ?? 10000); // TODO: แก้ผ่าน env/config file แล้ว deploy</w:t>
+        <w:br/>
+        <w:t xml:space="preserve">  sourceView = process.env.SGI_JOB3_SOURCE_VIEW ?? 'COMPETITOR_IMPACT_VIEW'; // TODO: ค่าคงที่ทางธุรกิจ — เปลี่ยนต้องผ่านการอนุมัติ</w:t>
+        <w:br/>
+        <w:t xml:space="preserve">  mailTo = process.env.SGI_JOB3_MAIL_TO ?? ''; // TODO: ผู้รับอีเมลแจ้ง error คั่นด้วย comma (เดิม: config mailTo / storeretention)</w:t>
         <w:br/>
         <w:t>}</w:t>
         <w:br/>
         <w:br/>
-        <w:t>// TODO: เพิ่ม SbpgiJob3Config ใน providers/exports ของ AppConfigModule (@Global) เหมือน AppConfig</w:t>
+        <w:t>// TODO: เพิ่ม SgiJob3Config ใน providers/exports ของ AppConfigModule (@Global) เหมือน AppConfig</w:t>
       </w:r>
     </w:p>
     <w:p>
@@ -6458,7 +7173,7 @@
           <w:rFonts w:ascii="Courier New" w:hAnsi="Courier New" w:eastAsia="Courier New" w:cs="Tahoma"/>
           <w:sz w:val="16"/>
         </w:rPr>
-        <w:t>// src/batch/sbpgi/job-3-import-impact-competitor/job-3-import-impact-competitor.job.ts</w:t>
+        <w:t>// src/batch/sgi/job-3-import-impact-competitor/job-3-import-impact-competitor.job.ts</w:t>
         <w:br/>
         <w:t>import { Inject, Injectable, Logger } from '@nestjs/common';</w:t>
         <w:br/>
@@ -6535,7 +7250,7 @@
         <w:br/>
         <w:t xml:space="preserve">      await this.dataSource.transaction(async (manager: EntityManager) =&gt; {</w:t>
         <w:br/>
-        <w:t xml:space="preserve">        // ขั้นที่ 5: insert ทีละ 10,000 แถว (ผูก impact_process_id) · TODO: ช่องทางต้นทาง ALM เก็บที่ fgi_impact_processes.datasource — fgi_impact_competitors ไม่มีคอลัมน์นี้ · map คอลัมน์ NAMT → name_th และ BRANCHT → branch_th (NAMT/BRANCHT เป็นคอลัมน์ของวิวฝั่ง ALLMAP)</w:t>
+        <w:t xml:space="preserve">        // ขั้นที่ 5: insert ทีละ 10,000 แถว (ผูก impact_process_id) · TODO: ช่องทางต้นทาง ALM เก็บที่ sgi_fgi_impact_processes.datasource — sgi_fgi_impact_competitors ไม่มีคอลัมน์นี้ · map คอลัมน์ NAMT → name_th และ BRANCHT → branch_th (NAMT/BRANCHT เป็นคอลัมน์ของวิวฝั่ง ALLMAP)</w:t>
         <w:br/>
         <w:t xml:space="preserve">        await this.service.step05Insert(state, manager);</w:t>
         <w:br/>
@@ -6574,7 +7289,7 @@
         <w:br/>
         <w:t xml:space="preserve">      event: 'job.finish', jobNo: '3', jobName: 'ImportImpactCompetitor', status,</w:t>
         <w:br/>
-        <w:t xml:space="preserve">      period: state.period, output: 'fgi_impact_competitors',</w:t>
+        <w:t xml:space="preserve">      period: state.period, output: 'sgi_fgi_impact_competitors',</w:t>
         <w:br/>
         <w:t xml:space="preserve">      read: state.read, written: state.written, skipped: state.skipped,</w:t>
         <w:br/>
@@ -6640,7 +7355,7 @@
         <w:br/>
         <w:t>//       ใช้ PostgreSQL advisory lock ระดับ session แทน — ปลดอัตโนมัติเมื่อ connection หลุด</w:t>
         <w:br/>
-        <w:t>export const SBPGI_JOB_LOCK_CLASS_ID = 861000; // namespace ของระบบ SBPGI</w:t>
+        <w:t>export const SGI_JOB_LOCK_CLASS_ID = 861000; // namespace ของระบบ SGI</w:t>
         <w:br/>
         <w:t>export const JOB_LOCK_KEYS: Record&lt;string, number&gt; = { '3': 30 /* TODO: เพิ่มครบทั้ง 11 job */ };</w:t>
         <w:br/>
@@ -6672,7 +7387,7 @@
         <w:br/>
         <w:t xml:space="preserve">        'SELECT pg_try_advisory_lock($1, $2) AS locked',</w:t>
         <w:br/>
-        <w:t xml:space="preserve">        [SBPGI_JOB_LOCK_CLASS_ID, objectId],</w:t>
+        <w:t xml:space="preserve">        [SGI_JOB_LOCK_CLASS_ID, objectId],</w:t>
         <w:br/>
         <w:t xml:space="preserve">      );</w:t>
         <w:br/>
@@ -6692,7 +7407,7 @@
         <w:br/>
         <w:t xml:space="preserve">      // TODO: ปลด lock ทุกกรณี แล้วคืน connection เข้า pool</w:t>
         <w:br/>
-        <w:t xml:space="preserve">      await runner.query('SELECT pg_advisory_unlock($1, $2)', [SBPGI_JOB_LOCK_CLASS_ID, objectId]);</w:t>
+        <w:t xml:space="preserve">      await runner.query('SELECT pg_advisory_unlock($1, $2)', [SGI_JOB_LOCK_CLASS_ID, objectId]);</w:t>
         <w:br/>
         <w:t xml:space="preserve">      await runner.release();</w:t>
         <w:br/>
@@ -6871,7 +7586,7 @@
                 <w:rFonts w:ascii="Arial" w:hAnsi="Arial" w:eastAsia="Arial" w:cs="Tahoma"/>
                 <w:sz w:val="18"/>
               </w:rPr>
-              <w:t>fgi_impact_competitors</w:t>
+              <w:t>sgi_fgi_impact_competitors</w:t>
             </w:r>
           </w:p>
         </w:tc>
@@ -6921,7 +7636,7 @@
                 <w:rFonts w:ascii="Arial" w:hAnsi="Arial" w:eastAsia="Arial" w:cs="Tahoma"/>
                 <w:sz w:val="18"/>
               </w:rPr>
-              <w:t>insert รายงวด (งวดล่าสุดต่อร้าน) ดึงจาก ALLMAP · ช่องทางต้นทาง ALM เก็บที่ fgi_impact_processes.datasource</w:t>
+              <w:t>insert รายงวด (งวดล่าสุดต่อร้าน) ดึงจาก ALLMAP · ช่องทางต้นทาง ALM เก็บที่ sgi_fgi_impact_processes.datasource</w:t>
             </w:r>
           </w:p>
         </w:tc>
@@ -6970,17 +7685,17 @@
         <w:t>--       write ทั้งหมดต้องอยู่ใน transaction เดียวกับที่ระบุใน 9.3</w:t>
         <w:br/>
         <w:br/>
-        <w:t>-- [W] fgi_impact_competitors : insert รายงวด (งวดล่าสุดต่อร้าน) ดึงจาก ALLMAP · ช่องทางต้นทาง ALM เก็บที่ fgi_impact_processes.datasource</w:t>
+        <w:t>-- [W] sgi_fgi_impact_competitors : insert รายงวด (งวดล่าสุดต่อร้าน) ดึงจาก ALLMAP · ช่องทางต้นทาง ALM เก็บที่ sgi_fgi_impact_processes.datasource</w:t>
         <w:br/>
         <w:t>-- TODO: เติมคอลัมน์ payload จริงจาก Database design</w:t>
         <w:br/>
-        <w:t>INSERT INTO fgi_impact_competitors</w:t>
+        <w:t>INSERT INTO sgi_fgi_impact_competitors</w:t>
         <w:br/>
         <w:t xml:space="preserve">  (/* TODO: business key + payload + created_by, created_at */)</w:t>
         <w:br/>
         <w:t>VALUES (/* TODO: bind params ตามลำดับคอลัมน์ด้านบน */)</w:t>
         <w:br/>
-        <w:t>ON CONFLICT (impact_process_id, competitor_code, period_key)   -- unique key จริงตาม DDL ของ fgi_impact_competitors (ห้ามเดา)</w:t>
+        <w:t>ON CONFLICT (impact_process_id, competitor_code, period_key)   -- unique key จริงตาม DDL ของ sgi_fgi_impact_competitors (ห้ามเดา)</w:t>
         <w:br/>
         <w:t>DO UPDATE SET /* TODO: คอลัมน์ที่ยอมให้ทับ */</w:t>
         <w:br/>
@@ -7075,9 +7790,9 @@
         <w:br/>
         <w:t xml:space="preserve">  async notifyFailure(jobNo: string, ctx: JobRunContext, error: Error): Promise&lt;void&gt; {</w:t>
         <w:br/>
-        <w:t xml:space="preserve">    // TODO: ผู้รับของ Job 3 เดิมคือ config mailTo / storeretention — ย้ายมาเป็น env SBPGI_JOB3_MAIL_TO</w:t>
-        <w:br/>
-        <w:t xml:space="preserve">    const recipients = (process.env.SBPGI_JOB3_MAIL_TO ?? '').split(',').map((s) =&gt; s.trim()).filter(Boolean);</w:t>
+        <w:t xml:space="preserve">    // TODO: ผู้รับของ Job 3 เดิมคือ config mailTo / storeretention — ย้ายมาเป็น env SGI_JOB3_MAIL_TO</w:t>
+        <w:br/>
+        <w:t xml:space="preserve">    const recipients = (process.env.SGI_JOB3_MAIL_TO ?? '').split(',').map((s) =&gt; s.trim()).filter(Boolean);</w:t>
         <w:br/>
         <w:t xml:space="preserve">    if (!recipients.length) {</w:t>
         <w:br/>
@@ -7093,7 +7808,7 @@
         <w:br/>
         <w:t xml:space="preserve">        // TODO: emailId = id ของ template EM-07 (แจ้ง error batch) ในตาราง email_template</w:t>
         <w:br/>
-        <w:t xml:space="preserve">        emailId: Number(process.env.SBPGI_JOB_FAIL_EMAIL_TEMPLATE_ID),</w:t>
+        <w:t xml:space="preserve">        emailId: Number(process.env.SGI_JOB_FAIL_EMAIL_TEMPLATE_ID),</w:t>
         <w:br/>
         <w:t xml:space="preserve">        mailTo: recipients.join(','), // signature รับ string ไม่ใช่ string[]</w:t>
         <w:br/>
@@ -7107,7 +7822,7 @@
         <w:br/>
         <w:t xml:space="preserve">          period: ctx.period, triggeredBy: ctx.triggeredBy,</w:t>
         <w:br/>
-        <w:t xml:space="preserve">          output: 'fgi_impact_competitors',</w:t>
+        <w:t xml:space="preserve">          output: 'sgi_fgi_impact_competitors',</w:t>
         <w:br/>
         <w:t xml:space="preserve">          errorMessage: error.message,</w:t>
         <w:br/>
@@ -7213,7 +7928,7 @@
         <w:rPr>
           <w:rFonts w:ascii="Courier New" w:hAnsi="Courier New" w:eastAsia="Courier New" w:cs="Tahoma"/>
         </w:rPr>
-        <w:t>fgi_impact_competitors</w:t>
+        <w:t>sgi_fgi_impact_competitors</w:t>
       </w:r>
       <w:r>
         <w:t xml:space="preserve"> และ log บรรทัด </w:t>
@@ -7240,7 +7955,7 @@
         <w:rPr>
           <w:rFonts w:ascii="Courier New" w:hAnsi="Courier New" w:eastAsia="Courier New" w:cs="Tahoma"/>
         </w:rPr>
-        <w:t>interface_transactions</w:t>
+        <w:t>sgi_interface_transactions</w:t>
       </w:r>
       <w:r>
         <w:t xml:space="preserve"> ของงวดนั้นว่ามีแถวค้างสถานะ READY/PENDING หรือไม่ ก่อนสั่งรันใหม่</w:t>
@@ -7587,7 +8302,7 @@
                 <w:rFonts w:ascii="Arial" w:hAnsi="Arial" w:eastAsia="Arial" w:cs="Tahoma"/>
                 <w:sz w:val="18"/>
               </w:rPr>
-              <w:t>insert ทีละ 10,000 แถว (ผูก impact_process_id) (ช่องทางต้นทาง ALM เก็บที่ fgi_impact_processes.datasource — fgi_impact_competitors ไม่มีคอลัมน์นี้ · map คอลัมน์ NAMT → name_th และ BRANCHT → branch_th (NAMT/BRANCHT เป็นคอลัมน์ของวิวฝั่ง ALLMAP))</w:t>
+              <w:t>insert ทีละ 10,000 แถว (ผูก impact_process_id) (ช่องทางต้นทาง ALM เก็บที่ sgi_fgi_impact_processes.datasource — sgi_fgi_impact_competitors ไม่มีคอลัมน์นี้ · map คอลัมน์ NAMT → name_th และ BRANCHT → branch_th (NAMT/BRANCHT เป็นคอลัมน์ของวิวฝั่ง ALLMAP))</w:t>
             </w:r>
           </w:p>
         </w:tc>
@@ -8710,7 +9425,7 @@
                 <w:rFonts w:ascii="Courier New" w:hAnsi="Courier New" w:eastAsia="Courier New" w:cs="Tahoma"/>
                 <w:sz w:val="18"/>
               </w:rPr>
-              <w:t>fgi_impact_competitors</w:t>
+              <w:t>sgi_fgi_impact_competitors</w:t>
             </w:r>
           </w:p>
         </w:tc>
@@ -9799,7 +10514,7 @@
                 <w:rFonts w:ascii="Arial" w:hAnsi="Arial" w:eastAsia="Arial" w:cs="Tahoma"/>
                 <w:sz w:val="18"/>
               </w:rPr>
-              <w:t>Validate params, skip duplicates, query source, chunk insert competitors.</w:t>
+              <w:t>Validate params, skip duplicates, query source, chunk insert sgi_competitors.</w:t>
             </w:r>
           </w:p>
         </w:tc>
@@ -10096,7 +10811,7 @@
                 <w:rFonts w:ascii="Arial" w:hAnsi="Arial" w:eastAsia="Arial" w:cs="Tahoma"/>
                 <w:sz w:val="18"/>
               </w:rPr>
-              <w:t>Validate params, skip duplicates, query source, chunk insert competitors.</w:t>
+              <w:t>Validate params, skip duplicates, query source, chunk insert sgi_competitors.</w:t>
             </w:r>
           </w:p>
         </w:tc>
